--- a/FYP-Adam Cahill.docx
+++ b/FYP-Adam Cahill.docx
@@ -2,6 +2,1013 @@
 <file path=word/document.xml><?xml version="1.0" encoding="utf-8"?>
 <w:document xmlns:wpc="http://schemas.microsoft.com/office/word/2010/wordprocessingCanvas" xmlns:cx="http://schemas.microsoft.com/office/drawing/2014/chartex" xmlns:cx1="http://schemas.microsoft.com/office/drawing/2015/9/8/chartex" xmlns:cx2="http://schemas.microsoft.com/office/drawing/2015/10/21/chartex" xmlns:cx3="http://schemas.microsoft.com/office/drawing/2016/5/9/chartex" xmlns:cx4="http://schemas.microsoft.com/office/drawing/2016/5/10/chartex" xmlns:cx5="http://schemas.microsoft.com/office/drawing/2016/5/11/chartex" xmlns:cx6="http://schemas.microsoft.com/office/drawing/2016/5/12/chartex" xmlns:cx7="http://schemas.microsoft.com/office/drawing/2016/5/13/chartex" xmlns:cx8="http://schemas.microsoft.com/office/drawing/2016/5/14/chartex" xmlns:mc="http://schemas.openxmlformats.org/markup-compatibility/2006" xmlns:aink="http://schemas.microsoft.com/office/drawing/2016/ink" xmlns:am3d="http://schemas.microsoft.com/office/drawing/2017/model3d" xmlns:o="urn:schemas-microsoft-com:office:office" xmlns:oel="http://schemas.microsoft.com/office/2019/extlst" xmlns:r="http://schemas.openxmlformats.org/officeDocument/2006/relationships" xmlns:m="http://schemas.openxmlformats.org/officeDocument/2006/math" xmlns:v="urn:schemas-microsoft-com:vml" xmlns:wp14="http://schemas.microsoft.com/office/word/2010/wordprocessingDrawing" xmlns:wp="http://schemas.openxmlformats.org/drawingml/2006/wordprocessingDrawing" xmlns:w10="urn:schemas-microsoft-com:office:word" xmlns:w="http://schemas.openxmlformats.org/wordprocessingml/2006/main" xmlns:w14="http://schemas.microsoft.com/office/word/2010/wordml" xmlns:w15="http://schemas.microsoft.com/office/word/2012/wordml" xmlns:w16cex="http://schemas.microsoft.com/office/word/2018/wordml/cex" xmlns:w16cid="http://schemas.microsoft.com/office/word/2016/wordml/cid" xmlns:w16="http://schemas.microsoft.com/office/word/2018/wordml" xmlns:w16du="http://schemas.microsoft.com/office/word/2023/wordml/word16du" xmlns:w16sdtdh="http://schemas.microsoft.com/office/word/2020/wordml/sdtdatahash" xmlns:w16se="http://schemas.microsoft.com/office/word/2015/wordml/symex" xmlns:wpg="http://schemas.microsoft.com/office/word/2010/wordprocessingGroup" xmlns:wpi="http://schemas.microsoft.com/office/word/2010/wordprocessingInk" xmlns:wne="http://schemas.microsoft.com/office/word/2006/wordml" xmlns:wps="http://schemas.microsoft.com/office/word/2010/wordprocessingShape" mc:Ignorable="w14 w15 w16se w16cid w16 w16cex w16sdtdh w16du wp14">
   <w:body>
+    <w:p/>
+    <w:sdt>
+      <w:sdtPr>
+        <w:id w:val="-1947767849"/>
+        <w:docPartObj>
+          <w:docPartGallery w:val="Cover Pages"/>
+          <w:docPartUnique/>
+        </w:docPartObj>
+      </w:sdtPr>
+      <w:sdtContent>
+        <w:p>
+          <w:r>
+            <w:rPr>
+              <w:noProof/>
+            </w:rPr>
+            <mc:AlternateContent>
+              <mc:Choice Requires="wps">
+                <w:drawing>
+                  <wp:anchor distT="0" distB="0" distL="114300" distR="114300" simplePos="0" relativeHeight="251664384" behindDoc="0" locked="0" layoutInCell="1" allowOverlap="1" wp14:anchorId="1784214E" wp14:editId="374A4538">
+                    <wp:simplePos x="0" y="0"/>
+                    <mc:AlternateContent>
+                      <mc:Choice Requires="wp14">
+                        <wp:positionH relativeFrom="page">
+                          <wp14:pctPosHOffset>45500</wp14:pctPosHOffset>
+                        </wp:positionH>
+                      </mc:Choice>
+                      <mc:Fallback>
+                        <wp:positionH relativeFrom="page">
+                          <wp:posOffset>3439795</wp:posOffset>
+                        </wp:positionH>
+                      </mc:Fallback>
+                    </mc:AlternateContent>
+                    <mc:AlternateContent>
+                      <mc:Choice Requires="wp14">
+                        <wp:positionV relativeFrom="page">
+                          <wp14:pctPosVOffset>66000</wp14:pctPosVOffset>
+                        </wp:positionV>
+                      </mc:Choice>
+                      <mc:Fallback>
+                        <wp:positionV relativeFrom="page">
+                          <wp:posOffset>7056755</wp:posOffset>
+                        </wp:positionV>
+                      </mc:Fallback>
+                    </mc:AlternateContent>
+                    <wp:extent cx="2797810" cy="268605"/>
+                    <wp:effectExtent l="0" t="0" r="0" b="0"/>
+                    <wp:wrapSquare wrapText="bothSides"/>
+                    <wp:docPr id="465" name="Text Box 255"/>
+                    <wp:cNvGraphicFramePr/>
+                    <a:graphic xmlns:a="http://schemas.openxmlformats.org/drawingml/2006/main">
+                      <a:graphicData uri="http://schemas.microsoft.com/office/word/2010/wordprocessingShape">
+                        <wps:wsp>
+                          <wps:cNvSpPr txBox="1"/>
+                          <wps:spPr>
+                            <a:xfrm>
+                              <a:off x="0" y="0"/>
+                              <a:ext cx="2797810" cy="268605"/>
+                            </a:xfrm>
+                            <a:prstGeom prst="rect">
+                              <a:avLst/>
+                            </a:prstGeom>
+                            <a:noFill/>
+                            <a:ln w="6350">
+                              <a:noFill/>
+                            </a:ln>
+                            <a:effectLst/>
+                          </wps:spPr>
+                          <wps:txbx>
+                            <w:txbxContent>
+                              <w:p>
+                                <w:pPr>
+                                  <w:pStyle w:val="NoSpacing"/>
+                                  <w:rPr>
+                                    <w:rFonts w:ascii="Calibri" w:hAnsi="Calibri" w:cs="Calibri"/>
+                                    <w:noProof/>
+                                  </w:rPr>
+                                </w:pPr>
+                                <w:sdt>
+                                  <w:sdtPr>
+                                    <w:rPr>
+                                      <w:rFonts w:ascii="Calibri" w:hAnsi="Calibri" w:cs="Calibri"/>
+                                      <w:noProof/>
+                                    </w:rPr>
+                                    <w:alias w:val="Author"/>
+                                    <w:id w:val="15524260"/>
+                                    <w:dataBinding w:prefixMappings="xmlns:ns0='http://schemas.openxmlformats.org/package/2006/metadata/core-properties' xmlns:ns1='http://purl.org/dc/elements/1.1/'" w:xpath="/ns0:coreProperties[1]/ns1:creator[1]" w:storeItemID="{6C3C8BC8-F283-45AE-878A-BAB7291924A1}"/>
+                                    <w:text/>
+                                  </w:sdtPr>
+                                  <w:sdtContent>
+                                    <w:r>
+                                      <w:rPr>
+                                        <w:rFonts w:ascii="Calibri" w:hAnsi="Calibri" w:cs="Calibri"/>
+                                        <w:noProof/>
+                                      </w:rPr>
+                                      <w:t>Adam Cahill - 20097733</w:t>
+                                    </w:r>
+                                  </w:sdtContent>
+                                </w:sdt>
+                              </w:p>
+                            </w:txbxContent>
+                          </wps:txbx>
+                          <wps:bodyPr rot="0" spcFirstLastPara="0" vertOverflow="overflow" horzOverflow="overflow" vert="horz" wrap="square" lIns="91440" tIns="45720" rIns="91440" bIns="45720" numCol="1" spcCol="0" rtlCol="0" fromWordArt="0" anchor="b" anchorCtr="0" forceAA="0" compatLnSpc="1">
+                            <a:prstTxWarp prst="textNoShape">
+                              <a:avLst/>
+                            </a:prstTxWarp>
+                            <a:spAutoFit/>
+                          </wps:bodyPr>
+                        </wps:wsp>
+                      </a:graphicData>
+                    </a:graphic>
+                    <wp14:sizeRelH relativeFrom="page">
+                      <wp14:pctWidth>36000</wp14:pctWidth>
+                    </wp14:sizeRelH>
+                    <wp14:sizeRelV relativeFrom="margin">
+                      <wp14:pctHeight>0</wp14:pctHeight>
+                    </wp14:sizeRelV>
+                  </wp:anchor>
+                </w:drawing>
+              </mc:Choice>
+              <mc:Fallback>
+                <w:pict>
+                  <v:shapetype w14:anchorId="1784214E" id="_x0000_t202" coordsize="21600,21600" o:spt="202" path="m,l,21600r21600,l21600,xe">
+                    <v:stroke joinstyle="miter"/>
+                    <v:path gradientshapeok="t" o:connecttype="rect"/>
+                  </v:shapetype>
+                  <v:shape id="Text Box 255" o:spid="_x0000_s1026" type="#_x0000_t202" style="position:absolute;margin-left:0;margin-top:0;width:220.3pt;height:21.15pt;z-index:251664384;visibility:visible;mso-wrap-style:square;mso-width-percent:360;mso-height-percent:0;mso-left-percent:455;mso-top-percent:660;mso-wrap-distance-left:9pt;mso-wrap-distance-top:0;mso-wrap-distance-right:9pt;mso-wrap-distance-bottom:0;mso-position-horizontal-relative:page;mso-position-vertical-relative:page;mso-width-percent:360;mso-height-percent:0;mso-left-percent:455;mso-top-percent:660;mso-width-relative:page;mso-height-relative:margin;v-text-anchor:bottom" o:gfxdata="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" filled="f" stroked="f" strokeweight=".5pt">
+                    <v:textbox style="mso-fit-shape-to-text:t">
+                      <w:txbxContent>
+                        <w:p>
+                          <w:pPr>
+                            <w:pStyle w:val="NoSpacing"/>
+                            <w:rPr>
+                              <w:rFonts w:ascii="Calibri" w:hAnsi="Calibri" w:cs="Calibri"/>
+                              <w:noProof/>
+                            </w:rPr>
+                          </w:pPr>
+                          <w:sdt>
+                            <w:sdtPr>
+                              <w:rPr>
+                                <w:rFonts w:ascii="Calibri" w:hAnsi="Calibri" w:cs="Calibri"/>
+                                <w:noProof/>
+                              </w:rPr>
+                              <w:alias w:val="Author"/>
+                              <w:id w:val="15524260"/>
+                              <w:dataBinding w:prefixMappings="xmlns:ns0='http://schemas.openxmlformats.org/package/2006/metadata/core-properties' xmlns:ns1='http://purl.org/dc/elements/1.1/'" w:xpath="/ns0:coreProperties[1]/ns1:creator[1]" w:storeItemID="{6C3C8BC8-F283-45AE-878A-BAB7291924A1}"/>
+                              <w:text/>
+                            </w:sdtPr>
+                            <w:sdtContent>
+                              <w:r>
+                                <w:rPr>
+                                  <w:rFonts w:ascii="Calibri" w:hAnsi="Calibri" w:cs="Calibri"/>
+                                  <w:noProof/>
+                                </w:rPr>
+                                <w:t>Adam Cahill - 20097733</w:t>
+                              </w:r>
+                            </w:sdtContent>
+                          </w:sdt>
+                        </w:p>
+                      </w:txbxContent>
+                    </v:textbox>
+                    <w10:wrap type="square" anchorx="page" anchory="page"/>
+                  </v:shape>
+                </w:pict>
+              </mc:Fallback>
+            </mc:AlternateContent>
+          </w:r>
+          <w:r>
+            <w:rPr>
+              <w:noProof/>
+            </w:rPr>
+            <mc:AlternateContent>
+              <mc:Choice Requires="wps">
+                <w:drawing>
+                  <wp:anchor distT="0" distB="0" distL="114300" distR="114300" simplePos="0" relativeHeight="251663360" behindDoc="1" locked="0" layoutInCell="1" allowOverlap="1" wp14:anchorId="35618B63" wp14:editId="7A2D3518">
+                    <wp:simplePos x="0" y="0"/>
+                    <wp:positionH relativeFrom="page">
+                      <wp:align>center</wp:align>
+                    </wp:positionH>
+                    <wp:positionV relativeFrom="page">
+                      <wp:align>center</wp:align>
+                    </wp:positionV>
+                    <wp:extent cx="7383780" cy="9555480"/>
+                    <wp:effectExtent l="0" t="0" r="7620" b="7620"/>
+                    <wp:wrapNone/>
+                    <wp:docPr id="466" name="Rectangle 257"/>
+                    <wp:cNvGraphicFramePr>
+                      <a:graphicFrameLocks xmlns:a="http://schemas.openxmlformats.org/drawingml/2006/main"/>
+                    </wp:cNvGraphicFramePr>
+                    <a:graphic xmlns:a="http://schemas.openxmlformats.org/drawingml/2006/main">
+                      <a:graphicData uri="http://schemas.microsoft.com/office/word/2010/wordprocessingShape">
+                        <wps:wsp>
+                          <wps:cNvSpPr>
+                            <a:spLocks/>
+                          </wps:cNvSpPr>
+                          <wps:spPr>
+                            <a:xfrm>
+                              <a:off x="0" y="0"/>
+                              <a:ext cx="7383780" cy="9555480"/>
+                            </a:xfrm>
+                            <a:prstGeom prst="rect">
+                              <a:avLst/>
+                            </a:prstGeom>
+                            <a:gradFill>
+                              <a:gsLst>
+                                <a:gs pos="0">
+                                  <a:schemeClr val="accent1">
+                                    <a:lumMod val="20000"/>
+                                    <a:lumOff val="80000"/>
+                                  </a:schemeClr>
+                                </a:gs>
+                                <a:gs pos="100000">
+                                  <a:schemeClr val="accent1">
+                                    <a:lumMod val="60000"/>
+                                    <a:lumOff val="40000"/>
+                                  </a:schemeClr>
+                                </a:gs>
+                              </a:gsLst>
+                            </a:gradFill>
+                            <a:ln>
+                              <a:noFill/>
+                            </a:ln>
+                          </wps:spPr>
+                          <wps:style>
+                            <a:lnRef idx="2">
+                              <a:schemeClr val="accent1">
+                                <a:shade val="50000"/>
+                              </a:schemeClr>
+                            </a:lnRef>
+                            <a:fillRef idx="1003">
+                              <a:schemeClr val="lt2"/>
+                            </a:fillRef>
+                            <a:effectRef idx="0">
+                              <a:schemeClr val="accent1"/>
+                            </a:effectRef>
+                            <a:fontRef idx="minor">
+                              <a:schemeClr val="lt1"/>
+                            </a:fontRef>
+                          </wps:style>
+                          <wps:txbx>
+                            <w:txbxContent>
+                              <w:p/>
+                            </w:txbxContent>
+                          </wps:txbx>
+                          <wps:bodyPr rot="0" spcFirstLastPara="0" vertOverflow="overflow" horzOverflow="overflow" vert="horz" wrap="square" lIns="274320" tIns="45720" rIns="274320" bIns="45720" numCol="1" spcCol="0" rtlCol="0" fromWordArt="0" anchor="ctr" anchorCtr="0" forceAA="0" compatLnSpc="1">
+                            <a:prstTxWarp prst="textNoShape">
+                              <a:avLst/>
+                            </a:prstTxWarp>
+                            <a:noAutofit/>
+                          </wps:bodyPr>
+                        </wps:wsp>
+                      </a:graphicData>
+                    </a:graphic>
+                    <wp14:sizeRelH relativeFrom="page">
+                      <wp14:pctWidth>95000</wp14:pctWidth>
+                    </wp14:sizeRelH>
+                    <wp14:sizeRelV relativeFrom="page">
+                      <wp14:pctHeight>95000</wp14:pctHeight>
+                    </wp14:sizeRelV>
+                  </wp:anchor>
+                </w:drawing>
+              </mc:Choice>
+              <mc:Fallback>
+                <w:pict>
+                  <v:rect w14:anchorId="35618B63" id="Rectangle 257" o:spid="_x0000_s1027" style="position:absolute;margin-left:0;margin-top:0;width:581.4pt;height:752.4pt;z-index:-251653120;visibility:visible;mso-wrap-style:square;mso-width-percent:950;mso-height-percent:950;mso-wrap-distance-left:9pt;mso-wrap-distance-top:0;mso-wrap-distance-right:9pt;mso-wrap-distance-bottom:0;mso-position-horizontal:center;mso-position-horizontal-relative:page;mso-position-vertical:center;mso-position-vertical-relative:page;mso-width-percent:950;mso-height-percent:950;mso-width-relative:page;mso-height-relative:page;v-text-anchor:middle" o:gfxdata="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" fillcolor="#c1e4f5 [660]" stroked="f" strokeweight="1pt">
+                    <v:fill color2="#45b0e1 [1940]" rotate="t" focus="100%" type="gradient">
+                      <o:fill v:ext="view" type="gradientUnscaled"/>
+                    </v:fill>
+                    <v:textbox inset="21.6pt,,21.6pt">
+                      <w:txbxContent>
+                        <w:p/>
+                      </w:txbxContent>
+                    </v:textbox>
+                    <w10:wrap anchorx="page" anchory="page"/>
+                  </v:rect>
+                </w:pict>
+              </mc:Fallback>
+            </mc:AlternateContent>
+          </w:r>
+          <w:r>
+            <w:rPr>
+              <w:noProof/>
+            </w:rPr>
+            <mc:AlternateContent>
+              <mc:Choice Requires="wps">
+                <w:drawing>
+                  <wp:anchor distT="0" distB="0" distL="114300" distR="114300" simplePos="0" relativeHeight="251660288" behindDoc="0" locked="0" layoutInCell="1" allowOverlap="1" wp14:anchorId="335ADBA5" wp14:editId="70FD746D">
+                    <wp:simplePos x="0" y="0"/>
+                    <mc:AlternateContent>
+                      <mc:Choice Requires="wp14">
+                        <wp:positionH relativeFrom="page">
+                          <wp14:pctPosHOffset>45500</wp14:pctPosHOffset>
+                        </wp:positionH>
+                      </mc:Choice>
+                      <mc:Fallback>
+                        <wp:positionH relativeFrom="page">
+                          <wp:posOffset>3439795</wp:posOffset>
+                        </wp:positionH>
+                      </mc:Fallback>
+                    </mc:AlternateContent>
+                    <mc:AlternateContent>
+                      <mc:Choice Requires="wp14">
+                        <wp:positionV relativeFrom="page">
+                          <wp14:pctPosVOffset>2500</wp14:pctPosVOffset>
+                        </wp:positionV>
+                      </mc:Choice>
+                      <mc:Fallback>
+                        <wp:positionV relativeFrom="page">
+                          <wp:posOffset>266700</wp:posOffset>
+                        </wp:positionV>
+                      </mc:Fallback>
+                    </mc:AlternateContent>
+                    <wp:extent cx="2808000" cy="3017520"/>
+                    <wp:effectExtent l="0" t="0" r="0" b="0"/>
+                    <wp:wrapNone/>
+                    <wp:docPr id="467" name="Rectangle 259"/>
+                    <wp:cNvGraphicFramePr/>
+                    <a:graphic xmlns:a="http://schemas.openxmlformats.org/drawingml/2006/main">
+                      <a:graphicData uri="http://schemas.microsoft.com/office/word/2010/wordprocessingShape">
+                        <wps:wsp>
+                          <wps:cNvSpPr/>
+                          <wps:spPr>
+                            <a:xfrm>
+                              <a:off x="0" y="0"/>
+                              <a:ext cx="2808000" cy="3017520"/>
+                            </a:xfrm>
+                            <a:prstGeom prst="rect">
+                              <a:avLst/>
+                            </a:prstGeom>
+                            <a:solidFill>
+                              <a:schemeClr val="tx2"/>
+                            </a:solidFill>
+                            <a:ln>
+                              <a:noFill/>
+                            </a:ln>
+                          </wps:spPr>
+                          <wps:style>
+                            <a:lnRef idx="2">
+                              <a:schemeClr val="accent1">
+                                <a:shade val="50000"/>
+                              </a:schemeClr>
+                            </a:lnRef>
+                            <a:fillRef idx="1">
+                              <a:schemeClr val="accent1"/>
+                            </a:fillRef>
+                            <a:effectRef idx="0">
+                              <a:schemeClr val="accent1"/>
+                            </a:effectRef>
+                            <a:fontRef idx="minor">
+                              <a:schemeClr val="lt1"/>
+                            </a:fontRef>
+                          </wps:style>
+                          <wps:txbx>
+                            <w:txbxContent>
+                              <w:p>
+                                <w:pPr>
+                                  <w:spacing w:before="240"/>
+                                  <w:jc w:val="center"/>
+                                  <w:rPr>
+                                    <w:rFonts w:ascii="Calibri" w:hAnsi="Calibri" w:cs="Calibri"/>
+                                    <w:sz w:val="40"/>
+                                    <w:szCs w:val="40"/>
+                                  </w:rPr>
+                                </w:pPr>
+                                <w:sdt>
+                                  <w:sdtPr>
+                                    <w:rPr>
+                                      <w:rFonts w:ascii="Calibri" w:hAnsi="Calibri" w:cs="Calibri"/>
+                                      <w:sz w:val="32"/>
+                                      <w:szCs w:val="32"/>
+                                    </w:rPr>
+                                    <w:alias w:val="Abstract"/>
+                                    <w:id w:val="8276291"/>
+                                    <w:dataBinding w:prefixMappings="xmlns:ns0='http://schemas.microsoft.com/office/2006/coverPageProps'" w:xpath="/ns0:CoverPageProperties[1]/ns0:Abstract[1]" w:storeItemID="{55AF091B-3C7A-41E3-B477-F2FDAA23CFDA}"/>
+                                    <w:text/>
+                                  </w:sdtPr>
+                                  <w:sdtContent>
+                                    <w:r>
+                                      <w:rPr>
+                                        <w:rFonts w:ascii="Calibri" w:hAnsi="Calibri" w:cs="Calibri"/>
+                                        <w:sz w:val="32"/>
+                                        <w:szCs w:val="32"/>
+                                      </w:rPr>
+                                      <w:t xml:space="preserve">A system developed to help prevent Mileage Fraud in modern vehicles. </w:t>
+                                    </w:r>
+                                  </w:sdtContent>
+                                </w:sdt>
+                              </w:p>
+                              <w:p>
+                                <w:pPr>
+                                  <w:rPr>
+                                    <w:rFonts w:ascii="Calibri" w:hAnsi="Calibri" w:cs="Calibri"/>
+                                  </w:rPr>
+                                </w:pPr>
+                              </w:p>
+                            </w:txbxContent>
+                          </wps:txbx>
+                          <wps:bodyPr rot="0" spcFirstLastPara="0" vertOverflow="overflow" horzOverflow="overflow" vert="horz" wrap="square" lIns="182880" tIns="182880" rIns="182880" bIns="365760" numCol="1" spcCol="0" rtlCol="0" fromWordArt="0" anchor="ctr" anchorCtr="0" forceAA="0" compatLnSpc="1">
+                            <a:prstTxWarp prst="textNoShape">
+                              <a:avLst/>
+                            </a:prstTxWarp>
+                            <a:noAutofit/>
+                          </wps:bodyPr>
+                        </wps:wsp>
+                      </a:graphicData>
+                    </a:graphic>
+                    <wp14:sizeRelH relativeFrom="page">
+                      <wp14:pctWidth>0</wp14:pctWidth>
+                    </wp14:sizeRelH>
+                    <wp14:sizeRelV relativeFrom="page">
+                      <wp14:pctHeight>30000</wp14:pctHeight>
+                    </wp14:sizeRelV>
+                  </wp:anchor>
+                </w:drawing>
+              </mc:Choice>
+              <mc:Fallback>
+                <w:pict>
+                  <v:rect w14:anchorId="335ADBA5" id="Rectangle 259" o:spid="_x0000_s1028" style="position:absolute;margin-left:0;margin-top:0;width:221.1pt;height:237.6pt;z-index:251660288;visibility:visible;mso-wrap-style:square;mso-width-percent:0;mso-height-percent:300;mso-left-percent:455;mso-top-percent:25;mso-wrap-distance-left:9pt;mso-wrap-distance-top:0;mso-wrap-distance-right:9pt;mso-wrap-distance-bottom:0;mso-position-horizontal-relative:page;mso-position-vertical-relative:page;mso-width-percent:0;mso-height-percent:300;mso-left-percent:455;mso-top-percent:25;mso-width-relative:page;mso-height-relative:page;v-text-anchor:middle" o:gfxdata="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" fillcolor="#0e2841 [3215]" stroked="f" strokeweight="1pt">
+                    <v:textbox inset="14.4pt,14.4pt,14.4pt,28.8pt">
+                      <w:txbxContent>
+                        <w:p>
+                          <w:pPr>
+                            <w:spacing w:before="240"/>
+                            <w:jc w:val="center"/>
+                            <w:rPr>
+                              <w:rFonts w:ascii="Calibri" w:hAnsi="Calibri" w:cs="Calibri"/>
+                              <w:sz w:val="40"/>
+                              <w:szCs w:val="40"/>
+                            </w:rPr>
+                          </w:pPr>
+                          <w:sdt>
+                            <w:sdtPr>
+                              <w:rPr>
+                                <w:rFonts w:ascii="Calibri" w:hAnsi="Calibri" w:cs="Calibri"/>
+                                <w:sz w:val="32"/>
+                                <w:szCs w:val="32"/>
+                              </w:rPr>
+                              <w:alias w:val="Abstract"/>
+                              <w:id w:val="8276291"/>
+                              <w:dataBinding w:prefixMappings="xmlns:ns0='http://schemas.microsoft.com/office/2006/coverPageProps'" w:xpath="/ns0:CoverPageProperties[1]/ns0:Abstract[1]" w:storeItemID="{55AF091B-3C7A-41E3-B477-F2FDAA23CFDA}"/>
+                              <w:text/>
+                            </w:sdtPr>
+                            <w:sdtContent>
+                              <w:r>
+                                <w:rPr>
+                                  <w:rFonts w:ascii="Calibri" w:hAnsi="Calibri" w:cs="Calibri"/>
+                                  <w:sz w:val="32"/>
+                                  <w:szCs w:val="32"/>
+                                </w:rPr>
+                                <w:t xml:space="preserve">A system developed to help prevent Mileage Fraud in modern vehicles. </w:t>
+                              </w:r>
+                            </w:sdtContent>
+                          </w:sdt>
+                        </w:p>
+                        <w:p>
+                          <w:pPr>
+                            <w:rPr>
+                              <w:rFonts w:ascii="Calibri" w:hAnsi="Calibri" w:cs="Calibri"/>
+                            </w:rPr>
+                          </w:pPr>
+                        </w:p>
+                      </w:txbxContent>
+                    </v:textbox>
+                    <w10:wrap anchorx="page" anchory="page"/>
+                  </v:rect>
+                </w:pict>
+              </mc:Fallback>
+            </mc:AlternateContent>
+          </w:r>
+          <w:r>
+            <w:rPr>
+              <w:noProof/>
+            </w:rPr>
+            <mc:AlternateContent>
+              <mc:Choice Requires="wps">
+                <w:drawing>
+                  <wp:anchor distT="0" distB="0" distL="114300" distR="114300" simplePos="0" relativeHeight="251659264" behindDoc="0" locked="0" layoutInCell="1" allowOverlap="1" wp14:anchorId="567A2665" wp14:editId="66356A42">
+                    <wp:simplePos x="0" y="0"/>
+                    <mc:AlternateContent>
+                      <mc:Choice Requires="wp14">
+                        <wp:positionH relativeFrom="page">
+                          <wp14:pctPosHOffset>44000</wp14:pctPosHOffset>
+                        </wp:positionH>
+                      </mc:Choice>
+                      <mc:Fallback>
+                        <wp:positionH relativeFrom="page">
+                          <wp:posOffset>3326130</wp:posOffset>
+                        </wp:positionH>
+                      </mc:Fallback>
+                    </mc:AlternateContent>
+                    <mc:AlternateContent>
+                      <mc:Choice Requires="wp14">
+                        <wp:positionV relativeFrom="page">
+                          <wp14:pctPosVOffset>2500</wp14:pctPosVOffset>
+                        </wp:positionV>
+                      </mc:Choice>
+                      <mc:Fallback>
+                        <wp:positionV relativeFrom="page">
+                          <wp:posOffset>266700</wp:posOffset>
+                        </wp:positionV>
+                      </mc:Fallback>
+                    </mc:AlternateContent>
+                    <wp:extent cx="3108960" cy="7040880"/>
+                    <wp:effectExtent l="0" t="0" r="24130" b="20955"/>
+                    <wp:wrapNone/>
+                    <wp:docPr id="468" name="Rectangle 261"/>
+                    <wp:cNvGraphicFramePr/>
+                    <a:graphic xmlns:a="http://schemas.openxmlformats.org/drawingml/2006/main">
+                      <a:graphicData uri="http://schemas.microsoft.com/office/word/2010/wordprocessingShape">
+                        <wps:wsp>
+                          <wps:cNvSpPr/>
+                          <wps:spPr>
+                            <a:xfrm>
+                              <a:off x="0" y="0"/>
+                              <a:ext cx="3108960" cy="7040880"/>
+                            </a:xfrm>
+                            <a:prstGeom prst="rect">
+                              <a:avLst/>
+                            </a:prstGeom>
+                            <a:solidFill>
+                              <a:schemeClr val="bg1"/>
+                            </a:solidFill>
+                            <a:ln w="15875">
+                              <a:solidFill>
+                                <a:schemeClr val="bg2">
+                                  <a:lumMod val="50000"/>
+                                </a:schemeClr>
+                              </a:solidFill>
+                            </a:ln>
+                          </wps:spPr>
+                          <wps:style>
+                            <a:lnRef idx="2">
+                              <a:schemeClr val="accent1">
+                                <a:shade val="50000"/>
+                              </a:schemeClr>
+                            </a:lnRef>
+                            <a:fillRef idx="1">
+                              <a:schemeClr val="accent1"/>
+                            </a:fillRef>
+                            <a:effectRef idx="0">
+                              <a:schemeClr val="accent1"/>
+                            </a:effectRef>
+                            <a:fontRef idx="minor">
+                              <a:schemeClr val="lt1"/>
+                            </a:fontRef>
+                          </wps:style>
+                          <wps:bodyPr rot="0" spcFirstLastPara="0" vertOverflow="overflow" horzOverflow="overflow" vert="horz" wrap="square" lIns="91440" tIns="45720" rIns="91440" bIns="45720" numCol="1" spcCol="0" rtlCol="0" fromWordArt="0" anchor="ctr" anchorCtr="0" forceAA="0" compatLnSpc="1">
+                            <a:prstTxWarp prst="textNoShape">
+                              <a:avLst/>
+                            </a:prstTxWarp>
+                            <a:noAutofit/>
+                          </wps:bodyPr>
+                        </wps:wsp>
+                      </a:graphicData>
+                    </a:graphic>
+                    <wp14:sizeRelH relativeFrom="page">
+                      <wp14:pctWidth>40000</wp14:pctWidth>
+                    </wp14:sizeRelH>
+                    <wp14:sizeRelV relativeFrom="page">
+                      <wp14:pctHeight>70000</wp14:pctHeight>
+                    </wp14:sizeRelV>
+                  </wp:anchor>
+                </w:drawing>
+              </mc:Choice>
+              <mc:Fallback>
+                <w:pict>
+                  <v:rect w14:anchorId="0A75E236" id="Rectangle 261" o:spid="_x0000_s1026" style="position:absolute;margin-left:0;margin-top:0;width:244.8pt;height:554.4pt;z-index:251659264;visibility:visible;mso-wrap-style:square;mso-width-percent:400;mso-height-percent:700;mso-left-percent:440;mso-top-percent:25;mso-wrap-distance-left:9pt;mso-wrap-distance-top:0;mso-wrap-distance-right:9pt;mso-wrap-distance-bottom:0;mso-position-horizontal-relative:page;mso-position-vertical-relative:page;mso-width-percent:400;mso-height-percent:700;mso-left-percent:440;mso-top-percent:25;mso-width-relative:page;mso-height-relative:page;v-text-anchor:middle" o:gfxdata="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" fillcolor="white [3212]" strokecolor="#737373 [1614]" strokeweight="1.25pt">
+                    <w10:wrap anchorx="page" anchory="page"/>
+                  </v:rect>
+                </w:pict>
+              </mc:Fallback>
+            </mc:AlternateContent>
+          </w:r>
+          <w:r>
+            <w:rPr>
+              <w:noProof/>
+            </w:rPr>
+            <mc:AlternateContent>
+              <mc:Choice Requires="wps">
+                <w:drawing>
+                  <wp:anchor distT="0" distB="0" distL="114300" distR="114300" simplePos="0" relativeHeight="251662336" behindDoc="0" locked="0" layoutInCell="1" allowOverlap="1" wp14:anchorId="0DBA2644" wp14:editId="395AB613">
+                    <wp:simplePos x="0" y="0"/>
+                    <mc:AlternateContent>
+                      <mc:Choice Requires="wp14">
+                        <wp:positionH relativeFrom="page">
+                          <wp14:pctPosHOffset>45500</wp14:pctPosHOffset>
+                        </wp:positionH>
+                      </mc:Choice>
+                      <mc:Fallback>
+                        <wp:positionH relativeFrom="page">
+                          <wp:posOffset>3439795</wp:posOffset>
+                        </wp:positionH>
+                      </mc:Fallback>
+                    </mc:AlternateContent>
+                    <mc:AlternateContent>
+                      <mc:Choice Requires="wp14">
+                        <wp:positionV relativeFrom="page">
+                          <wp14:pctPosVOffset>69000</wp14:pctPosVOffset>
+                        </wp:positionV>
+                      </mc:Choice>
+                      <mc:Fallback>
+                        <wp:positionV relativeFrom="page">
+                          <wp:posOffset>7377430</wp:posOffset>
+                        </wp:positionV>
+                      </mc:Fallback>
+                    </mc:AlternateContent>
+                    <wp:extent cx="2875915" cy="118745"/>
+                    <wp:effectExtent l="0" t="0" r="0" b="0"/>
+                    <wp:wrapNone/>
+                    <wp:docPr id="469" name="Rectangle 263"/>
+                    <wp:cNvGraphicFramePr/>
+                    <a:graphic xmlns:a="http://schemas.openxmlformats.org/drawingml/2006/main">
+                      <a:graphicData uri="http://schemas.microsoft.com/office/word/2010/wordprocessingShape">
+                        <wps:wsp>
+                          <wps:cNvSpPr/>
+                          <wps:spPr>
+                            <a:xfrm>
+                              <a:off x="0" y="0"/>
+                              <a:ext cx="2875915" cy="118745"/>
+                            </a:xfrm>
+                            <a:prstGeom prst="rect">
+                              <a:avLst/>
+                            </a:prstGeom>
+                            <a:ln>
+                              <a:noFill/>
+                            </a:ln>
+                          </wps:spPr>
+                          <wps:style>
+                            <a:lnRef idx="2">
+                              <a:schemeClr val="accent1">
+                                <a:shade val="50000"/>
+                              </a:schemeClr>
+                            </a:lnRef>
+                            <a:fillRef idx="1">
+                              <a:schemeClr val="accent1"/>
+                            </a:fillRef>
+                            <a:effectRef idx="0">
+                              <a:schemeClr val="accent1"/>
+                            </a:effectRef>
+                            <a:fontRef idx="minor">
+                              <a:schemeClr val="lt1"/>
+                            </a:fontRef>
+                          </wps:style>
+                          <wps:bodyPr rot="0" spcFirstLastPara="0" vertOverflow="overflow" horzOverflow="overflow" vert="horz" wrap="square" lIns="91440" tIns="45720" rIns="91440" bIns="45720" numCol="1" spcCol="0" rtlCol="0" fromWordArt="0" anchor="ctr" anchorCtr="0" forceAA="0" compatLnSpc="1">
+                            <a:prstTxWarp prst="textNoShape">
+                              <a:avLst/>
+                            </a:prstTxWarp>
+                            <a:noAutofit/>
+                          </wps:bodyPr>
+                        </wps:wsp>
+                      </a:graphicData>
+                    </a:graphic>
+                    <wp14:sizeRelH relativeFrom="page">
+                      <wp14:pctWidth>37000</wp14:pctWidth>
+                    </wp14:sizeRelH>
+                    <wp14:sizeRelV relativeFrom="margin">
+                      <wp14:pctHeight>0</wp14:pctHeight>
+                    </wp14:sizeRelV>
+                  </wp:anchor>
+                </w:drawing>
+              </mc:Choice>
+              <mc:Fallback>
+                <w:pict>
+                  <v:rect w14:anchorId="32FE275A" id="Rectangle 263" o:spid="_x0000_s1026" style="position:absolute;margin-left:0;margin-top:0;width:226.45pt;height:9.35pt;z-index:251662336;visibility:visible;mso-wrap-style:square;mso-width-percent:370;mso-height-percent:0;mso-left-percent:455;mso-top-percent:690;mso-wrap-distance-left:9pt;mso-wrap-distance-top:0;mso-wrap-distance-right:9pt;mso-wrap-distance-bottom:0;mso-position-horizontal-relative:page;mso-position-vertical-relative:page;mso-width-percent:370;mso-height-percent:0;mso-left-percent:455;mso-top-percent:690;mso-width-relative:page;mso-height-relative:margin;v-text-anchor:middle" o:gfxdata="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" fillcolor="#156082 [3204]" stroked="f" strokeweight="1pt">
+                    <w10:wrap anchorx="page" anchory="page"/>
+                  </v:rect>
+                </w:pict>
+              </mc:Fallback>
+            </mc:AlternateContent>
+          </w:r>
+        </w:p>
+        <w:p>
+          <w:r>
+            <w:rPr>
+              <w:noProof/>
+            </w:rPr>
+            <mc:AlternateContent>
+              <mc:Choice Requires="wps">
+                <w:drawing>
+                  <wp:anchor distT="0" distB="0" distL="114300" distR="114300" simplePos="0" relativeHeight="251667456" behindDoc="0" locked="0" layoutInCell="1" allowOverlap="1" wp14:anchorId="7B3F51A7" wp14:editId="3B0D2000">
+                    <wp:simplePos x="0" y="0"/>
+                    <wp:positionH relativeFrom="column">
+                      <wp:posOffset>2781300</wp:posOffset>
+                    </wp:positionH>
+                    <wp:positionV relativeFrom="paragraph">
+                      <wp:posOffset>3489960</wp:posOffset>
+                    </wp:positionV>
+                    <wp:extent cx="2200275" cy="609600"/>
+                    <wp:effectExtent l="0" t="0" r="9525" b="0"/>
+                    <wp:wrapNone/>
+                    <wp:docPr id="604941563" name="Text Box 2"/>
+                    <wp:cNvGraphicFramePr/>
+                    <a:graphic xmlns:a="http://schemas.openxmlformats.org/drawingml/2006/main">
+                      <a:graphicData uri="http://schemas.microsoft.com/office/word/2010/wordprocessingShape">
+                        <wps:wsp>
+                          <wps:cNvSpPr txBox="1"/>
+                          <wps:spPr>
+                            <a:xfrm>
+                              <a:off x="0" y="0"/>
+                              <a:ext cx="2200275" cy="609600"/>
+                            </a:xfrm>
+                            <a:prstGeom prst="rect">
+                              <a:avLst/>
+                            </a:prstGeom>
+                            <a:solidFill>
+                              <a:schemeClr val="lt1"/>
+                            </a:solidFill>
+                            <a:ln w="6350">
+                              <a:noFill/>
+                            </a:ln>
+                          </wps:spPr>
+                          <wps:txbx>
+                            <w:txbxContent>
+                              <w:p>
+                                <w:pPr>
+                                  <w:rPr>
+                                    <w:lang w:val="en-US"/>
+                                  </w:rPr>
+                                </w:pPr>
+                                <w:r>
+                                  <w:rPr>
+                                    <w:lang w:val="en-US"/>
+                                  </w:rPr>
+                                  <w:t>Supervisor: Brendan Jackman</w:t>
+                                </w:r>
+                              </w:p>
+                            </w:txbxContent>
+                          </wps:txbx>
+                          <wps:bodyPr rot="0" spcFirstLastPara="0" vertOverflow="overflow" horzOverflow="overflow" vert="horz" wrap="square" lIns="91440" tIns="45720" rIns="91440" bIns="45720" numCol="1" spcCol="0" rtlCol="0" fromWordArt="0" anchor="ctr" anchorCtr="0" forceAA="0" compatLnSpc="1">
+                            <a:prstTxWarp prst="textNoShape">
+                              <a:avLst/>
+                            </a:prstTxWarp>
+                            <a:noAutofit/>
+                          </wps:bodyPr>
+                        </wps:wsp>
+                      </a:graphicData>
+                    </a:graphic>
+                  </wp:anchor>
+                </w:drawing>
+              </mc:Choice>
+              <mc:Fallback>
+                <w:pict>
+                  <v:shape w14:anchorId="7B3F51A7" id="Text Box 2" o:spid="_x0000_s1029" type="#_x0000_t202" style="position:absolute;margin-left:219pt;margin-top:274.8pt;width:173.25pt;height:48pt;z-index:251667456;visibility:visible;mso-wrap-style:square;mso-wrap-distance-left:9pt;mso-wrap-distance-top:0;mso-wrap-distance-right:9pt;mso-wrap-distance-bottom:0;mso-position-horizontal:absolute;mso-position-horizontal-relative:text;mso-position-vertical:absolute;mso-position-vertical-relative:text;v-text-anchor:middle" o:gfxdata="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" fillcolor="white [3201]" stroked="f" strokeweight=".5pt">
+                    <v:textbox>
+                      <w:txbxContent>
+                        <w:p>
+                          <w:pPr>
+                            <w:rPr>
+                              <w:lang w:val="en-US"/>
+                            </w:rPr>
+                          </w:pPr>
+                          <w:r>
+                            <w:rPr>
+                              <w:lang w:val="en-US"/>
+                            </w:rPr>
+                            <w:t>Supervisor: Brendan Jackman</w:t>
+                          </w:r>
+                        </w:p>
+                      </w:txbxContent>
+                    </v:textbox>
+                  </v:shape>
+                </w:pict>
+              </mc:Fallback>
+            </mc:AlternateContent>
+          </w:r>
+          <w:r>
+            <w:rPr>
+              <w:noProof/>
+            </w:rPr>
+            <mc:AlternateContent>
+              <mc:Choice Requires="wps">
+                <w:drawing>
+                  <wp:anchor distT="0" distB="0" distL="114300" distR="114300" simplePos="0" relativeHeight="251661312" behindDoc="0" locked="0" layoutInCell="1" allowOverlap="1" wp14:anchorId="6807D9A8" wp14:editId="1D6E11BB">
+                    <wp:simplePos x="0" y="0"/>
+                    <mc:AlternateContent>
+                      <mc:Choice Requires="wp14">
+                        <wp:positionH relativeFrom="page">
+                          <wp14:pctPosHOffset>45500</wp14:pctPosHOffset>
+                        </wp:positionH>
+                      </mc:Choice>
+                      <mc:Fallback>
+                        <wp:positionH relativeFrom="page">
+                          <wp:posOffset>3439795</wp:posOffset>
+                        </wp:positionH>
+                      </mc:Fallback>
+                    </mc:AlternateContent>
+                    <mc:AlternateContent>
+                      <mc:Choice Requires="wp14">
+                        <wp:positionV relativeFrom="page">
+                          <wp14:pctPosVOffset>35000</wp14:pctPosVOffset>
+                        </wp:positionV>
+                      </mc:Choice>
+                      <mc:Fallback>
+                        <wp:positionV relativeFrom="page">
+                          <wp:posOffset>3742055</wp:posOffset>
+                        </wp:positionV>
+                      </mc:Fallback>
+                    </mc:AlternateContent>
+                    <wp:extent cx="2705100" cy="1943100"/>
+                    <wp:effectExtent l="0" t="0" r="0" b="0"/>
+                    <wp:wrapSquare wrapText="bothSides"/>
+                    <wp:docPr id="470" name="Text Box 265"/>
+                    <wp:cNvGraphicFramePr/>
+                    <a:graphic xmlns:a="http://schemas.openxmlformats.org/drawingml/2006/main">
+                      <a:graphicData uri="http://schemas.microsoft.com/office/word/2010/wordprocessingShape">
+                        <wps:wsp>
+                          <wps:cNvSpPr txBox="1"/>
+                          <wps:spPr>
+                            <a:xfrm>
+                              <a:off x="0" y="0"/>
+                              <a:ext cx="2705100" cy="1943100"/>
+                            </a:xfrm>
+                            <a:prstGeom prst="rect">
+                              <a:avLst/>
+                            </a:prstGeom>
+                            <a:noFill/>
+                            <a:ln w="6350">
+                              <a:noFill/>
+                            </a:ln>
+                            <a:effectLst/>
+                          </wps:spPr>
+                          <wps:txbx>
+                            <w:txbxContent>
+                              <w:sdt>
+                                <w:sdtPr>
+                                  <w:rPr>
+                                    <w:rFonts w:ascii="Calibri" w:eastAsiaTheme="majorEastAsia" w:hAnsi="Calibri" w:cs="Calibri"/>
+                                    <w:noProof/>
+                                    <w:sz w:val="52"/>
+                                    <w:szCs w:val="72"/>
+                                  </w:rPr>
+                                  <w:alias w:val="Title"/>
+                                  <w:id w:val="-958338334"/>
+                                  <w:dataBinding w:prefixMappings="xmlns:ns0='http://schemas.openxmlformats.org/package/2006/metadata/core-properties' xmlns:ns1='http://purl.org/dc/elements/1.1/'" w:xpath="/ns0:coreProperties[1]/ns1:title[1]" w:storeItemID="{6C3C8BC8-F283-45AE-878A-BAB7291924A1}"/>
+                                  <w:text/>
+                                </w:sdtPr>
+                                <w:sdtContent>
+                                  <w:p>
+                                    <w:pPr>
+                                      <w:spacing w:line="240" w:lineRule="auto"/>
+                                      <w:jc w:val="center"/>
+                                      <w:rPr>
+                                        <w:rFonts w:ascii="Calibri" w:eastAsiaTheme="majorEastAsia" w:hAnsi="Calibri" w:cs="Calibri"/>
+                                        <w:noProof/>
+                                        <w:sz w:val="52"/>
+                                        <w:szCs w:val="72"/>
+                                      </w:rPr>
+                                    </w:pPr>
+                                    <w:r>
+                                      <w:rPr>
+                                        <w:rFonts w:ascii="Calibri" w:eastAsiaTheme="majorEastAsia" w:hAnsi="Calibri" w:cs="Calibri"/>
+                                        <w:noProof/>
+                                        <w:sz w:val="52"/>
+                                        <w:szCs w:val="72"/>
+                                      </w:rPr>
+                                      <w:t>Semester 1 Report</w:t>
+                                    </w:r>
+                                  </w:p>
+                                </w:sdtContent>
+                              </w:sdt>
+                              <w:sdt>
+                                <w:sdtPr>
+                                  <w:rPr>
+                                    <w:rFonts w:asciiTheme="majorHAnsi" w:eastAsiaTheme="majorEastAsia" w:hAnsiTheme="majorHAnsi" w:cstheme="majorBidi"/>
+                                    <w:noProof/>
+                                    <w:sz w:val="32"/>
+                                    <w:szCs w:val="32"/>
+                                  </w:rPr>
+                                  <w:alias w:val="Subtitle"/>
+                                  <w:id w:val="15524255"/>
+                                  <w:dataBinding w:prefixMappings="xmlns:ns0='http://schemas.openxmlformats.org/package/2006/metadata/core-properties' xmlns:ns1='http://purl.org/dc/elements/1.1/'" w:xpath="/ns0:coreProperties[1]/ns1:subject[1]" w:storeItemID="{6C3C8BC8-F283-45AE-878A-BAB7291924A1}"/>
+                                  <w:text/>
+                                </w:sdtPr>
+                                <w:sdtContent>
+                                  <w:p>
+                                    <w:pPr>
+                                      <w:jc w:val="center"/>
+                                      <w:rPr>
+                                        <w:rFonts w:asciiTheme="majorHAnsi" w:eastAsiaTheme="majorEastAsia" w:hAnsiTheme="majorHAnsi" w:cstheme="majorBidi"/>
+                                        <w:noProof/>
+                                        <w:sz w:val="32"/>
+                                        <w:szCs w:val="40"/>
+                                      </w:rPr>
+                                    </w:pPr>
+                                    <w:r>
+                                      <w:rPr>
+                                        <w:rFonts w:asciiTheme="majorHAnsi" w:eastAsiaTheme="majorEastAsia" w:hAnsiTheme="majorHAnsi" w:cstheme="majorBidi"/>
+                                        <w:noProof/>
+                                        <w:sz w:val="32"/>
+                                        <w:szCs w:val="32"/>
+                                      </w:rPr>
+                                      <w:t>Anti Mileage Fraud System</w:t>
+                                    </w:r>
+                                  </w:p>
+                                </w:sdtContent>
+                              </w:sdt>
+                            </w:txbxContent>
+                          </wps:txbx>
+                          <wps:bodyPr rot="0" spcFirstLastPara="0" vertOverflow="overflow" horzOverflow="overflow" vert="horz" wrap="square" lIns="91440" tIns="45720" rIns="91440" bIns="45720" numCol="1" spcCol="0" rtlCol="0" fromWordArt="0" anchor="t" anchorCtr="0" forceAA="0" compatLnSpc="1">
+                            <a:prstTxWarp prst="textNoShape">
+                              <a:avLst/>
+                            </a:prstTxWarp>
+                            <a:noAutofit/>
+                          </wps:bodyPr>
+                        </wps:wsp>
+                      </a:graphicData>
+                    </a:graphic>
+                    <wp14:sizeRelH relativeFrom="page">
+                      <wp14:pctWidth>0</wp14:pctWidth>
+                    </wp14:sizeRelH>
+                    <wp14:sizeRelV relativeFrom="page">
+                      <wp14:pctHeight>0</wp14:pctHeight>
+                    </wp14:sizeRelV>
+                  </wp:anchor>
+                </w:drawing>
+              </mc:Choice>
+              <mc:Fallback>
+                <w:pict>
+                  <v:shape w14:anchorId="6807D9A8" id="Text Box 265" o:spid="_x0000_s1030" type="#_x0000_t202" style="position:absolute;margin-left:0;margin-top:0;width:213pt;height:153pt;z-index:251661312;visibility:visible;mso-wrap-style:square;mso-width-percent:0;mso-height-percent:0;mso-left-percent:455;mso-top-percent:350;mso-wrap-distance-left:9pt;mso-wrap-distance-top:0;mso-wrap-distance-right:9pt;mso-wrap-distance-bottom:0;mso-position-horizontal-relative:page;mso-position-vertical-relative:page;mso-width-percent:0;mso-height-percent:0;mso-left-percent:455;mso-top-percent:350;mso-width-relative:page;mso-height-relative:page;v-text-anchor:top" o:gfxdata="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" filled="f" stroked="f" strokeweight=".5pt">
+                    <v:textbox>
+                      <w:txbxContent>
+                        <w:sdt>
+                          <w:sdtPr>
+                            <w:rPr>
+                              <w:rFonts w:ascii="Calibri" w:eastAsiaTheme="majorEastAsia" w:hAnsi="Calibri" w:cs="Calibri"/>
+                              <w:noProof/>
+                              <w:sz w:val="52"/>
+                              <w:szCs w:val="72"/>
+                            </w:rPr>
+                            <w:alias w:val="Title"/>
+                            <w:id w:val="-958338334"/>
+                            <w:dataBinding w:prefixMappings="xmlns:ns0='http://schemas.openxmlformats.org/package/2006/metadata/core-properties' xmlns:ns1='http://purl.org/dc/elements/1.1/'" w:xpath="/ns0:coreProperties[1]/ns1:title[1]" w:storeItemID="{6C3C8BC8-F283-45AE-878A-BAB7291924A1}"/>
+                            <w:text/>
+                          </w:sdtPr>
+                          <w:sdtContent>
+                            <w:p>
+                              <w:pPr>
+                                <w:spacing w:line="240" w:lineRule="auto"/>
+                                <w:jc w:val="center"/>
+                                <w:rPr>
+                                  <w:rFonts w:ascii="Calibri" w:eastAsiaTheme="majorEastAsia" w:hAnsi="Calibri" w:cs="Calibri"/>
+                                  <w:noProof/>
+                                  <w:sz w:val="52"/>
+                                  <w:szCs w:val="72"/>
+                                </w:rPr>
+                              </w:pPr>
+                              <w:r>
+                                <w:rPr>
+                                  <w:rFonts w:ascii="Calibri" w:eastAsiaTheme="majorEastAsia" w:hAnsi="Calibri" w:cs="Calibri"/>
+                                  <w:noProof/>
+                                  <w:sz w:val="52"/>
+                                  <w:szCs w:val="72"/>
+                                </w:rPr>
+                                <w:t>Semester 1 Report</w:t>
+                              </w:r>
+                            </w:p>
+                          </w:sdtContent>
+                        </w:sdt>
+                        <w:sdt>
+                          <w:sdtPr>
+                            <w:rPr>
+                              <w:rFonts w:asciiTheme="majorHAnsi" w:eastAsiaTheme="majorEastAsia" w:hAnsiTheme="majorHAnsi" w:cstheme="majorBidi"/>
+                              <w:noProof/>
+                              <w:sz w:val="32"/>
+                              <w:szCs w:val="32"/>
+                            </w:rPr>
+                            <w:alias w:val="Subtitle"/>
+                            <w:id w:val="15524255"/>
+                            <w:dataBinding w:prefixMappings="xmlns:ns0='http://schemas.openxmlformats.org/package/2006/metadata/core-properties' xmlns:ns1='http://purl.org/dc/elements/1.1/'" w:xpath="/ns0:coreProperties[1]/ns1:subject[1]" w:storeItemID="{6C3C8BC8-F283-45AE-878A-BAB7291924A1}"/>
+                            <w:text/>
+                          </w:sdtPr>
+                          <w:sdtContent>
+                            <w:p>
+                              <w:pPr>
+                                <w:jc w:val="center"/>
+                                <w:rPr>
+                                  <w:rFonts w:asciiTheme="majorHAnsi" w:eastAsiaTheme="majorEastAsia" w:hAnsiTheme="majorHAnsi" w:cstheme="majorBidi"/>
+                                  <w:noProof/>
+                                  <w:sz w:val="32"/>
+                                  <w:szCs w:val="40"/>
+                                </w:rPr>
+                              </w:pPr>
+                              <w:r>
+                                <w:rPr>
+                                  <w:rFonts w:asciiTheme="majorHAnsi" w:eastAsiaTheme="majorEastAsia" w:hAnsiTheme="majorHAnsi" w:cstheme="majorBidi"/>
+                                  <w:noProof/>
+                                  <w:sz w:val="32"/>
+                                  <w:szCs w:val="32"/>
+                                </w:rPr>
+                                <w:t>Anti Mileage Fraud System</w:t>
+                              </w:r>
+                            </w:p>
+                          </w:sdtContent>
+                        </w:sdt>
+                      </w:txbxContent>
+                    </v:textbox>
+                    <w10:wrap type="square" anchorx="page" anchory="page"/>
+                  </v:shape>
+                </w:pict>
+              </mc:Fallback>
+            </mc:AlternateContent>
+          </w:r>
+          <w:r>
+            <w:br w:type="page"/>
+          </w:r>
+        </w:p>
+      </w:sdtContent>
+    </w:sdt>
     <w:sdt>
       <w:sdtPr>
         <w:rPr>
@@ -71,7 +1078,7 @@
             </w:rPr>
             <w:fldChar w:fldCharType="separate"/>
           </w:r>
-          <w:hyperlink w:anchor="_Toc181648658" w:history="1">
+          <w:hyperlink w:anchor="_Toc186740063" w:history="1">
             <w:r>
               <w:rPr>
                 <w:rStyle w:val="Hyperlink"/>
@@ -99,7 +1106,7 @@
                 <w:noProof/>
                 <w:webHidden/>
               </w:rPr>
-              <w:instrText xml:space="preserve"> PAGEREF _Toc181648658 \h </w:instrText>
+              <w:instrText xml:space="preserve"> PAGEREF _Toc186740063 \h </w:instrText>
             </w:r>
             <w:r>
               <w:rPr>
@@ -142,7 +1149,7 @@
               <w:lang w:eastAsia="en-IE"/>
             </w:rPr>
           </w:pPr>
-          <w:hyperlink w:anchor="_Toc181648659" w:history="1">
+          <w:hyperlink w:anchor="_Toc186740064" w:history="1">
             <w:r>
               <w:rPr>
                 <w:rStyle w:val="Hyperlink"/>
@@ -170,7 +1177,7 @@
                 <w:noProof/>
                 <w:webHidden/>
               </w:rPr>
-              <w:instrText xml:space="preserve"> PAGEREF _Toc181648659 \h </w:instrText>
+              <w:instrText xml:space="preserve"> PAGEREF _Toc186740064 \h </w:instrText>
             </w:r>
             <w:r>
               <w:rPr>
@@ -214,7 +1221,7 @@
               <w:lang w:eastAsia="en-IE"/>
             </w:rPr>
           </w:pPr>
-          <w:hyperlink w:anchor="_Toc181648660" w:history="1">
+          <w:hyperlink w:anchor="_Toc186740065" w:history="1">
             <w:r>
               <w:rPr>
                 <w:rStyle w:val="Hyperlink"/>
@@ -268,7 +1275,7 @@
                 <w:noProof/>
                 <w:webHidden/>
               </w:rPr>
-              <w:instrText xml:space="preserve"> PAGEREF _Toc181648660 \h </w:instrText>
+              <w:instrText xml:space="preserve"> PAGEREF _Toc186740065 \h </w:instrText>
             </w:r>
             <w:r>
               <w:rPr>
@@ -311,7 +1318,7 @@
               <w:lang w:eastAsia="en-IE"/>
             </w:rPr>
           </w:pPr>
-          <w:hyperlink w:anchor="_Toc181648661" w:history="1">
+          <w:hyperlink w:anchor="_Toc186740066" w:history="1">
             <w:r>
               <w:rPr>
                 <w:rStyle w:val="Hyperlink"/>
@@ -339,7 +1346,7 @@
                 <w:noProof/>
                 <w:webHidden/>
               </w:rPr>
-              <w:instrText xml:space="preserve"> PAGEREF _Toc181648661 \h </w:instrText>
+              <w:instrText xml:space="preserve"> PAGEREF _Toc186740066 \h </w:instrText>
             </w:r>
             <w:r>
               <w:rPr>
@@ -382,7 +1389,7 @@
               <w:lang w:eastAsia="en-IE"/>
             </w:rPr>
           </w:pPr>
-          <w:hyperlink w:anchor="_Toc181648662" w:history="1">
+          <w:hyperlink w:anchor="_Toc186740067" w:history="1">
             <w:r>
               <w:rPr>
                 <w:rStyle w:val="Hyperlink"/>
@@ -410,7 +1417,7 @@
                 <w:noProof/>
                 <w:webHidden/>
               </w:rPr>
-              <w:instrText xml:space="preserve"> PAGEREF _Toc181648662 \h </w:instrText>
+              <w:instrText xml:space="preserve"> PAGEREF _Toc186740067 \h </w:instrText>
             </w:r>
             <w:r>
               <w:rPr>
@@ -453,7 +1460,7 @@
               <w:lang w:eastAsia="en-IE"/>
             </w:rPr>
           </w:pPr>
-          <w:hyperlink w:anchor="_Toc181648663" w:history="1">
+          <w:hyperlink w:anchor="_Toc186740068" w:history="1">
             <w:r>
               <w:rPr>
                 <w:rStyle w:val="Hyperlink"/>
@@ -481,7 +1488,7 @@
                 <w:noProof/>
                 <w:webHidden/>
               </w:rPr>
-              <w:instrText xml:space="preserve"> PAGEREF _Toc181648663 \h </w:instrText>
+              <w:instrText xml:space="preserve"> PAGEREF _Toc186740068 \h </w:instrText>
             </w:r>
             <w:r>
               <w:rPr>
@@ -524,7 +1531,7 @@
               <w:lang w:eastAsia="en-IE"/>
             </w:rPr>
           </w:pPr>
-          <w:hyperlink w:anchor="_Toc181648664" w:history="1">
+          <w:hyperlink w:anchor="_Toc186740069" w:history="1">
             <w:r>
               <w:rPr>
                 <w:rStyle w:val="Hyperlink"/>
@@ -552,7 +1559,7 @@
                 <w:noProof/>
                 <w:webHidden/>
               </w:rPr>
-              <w:instrText xml:space="preserve"> PAGEREF _Toc181648664 \h </w:instrText>
+              <w:instrText xml:space="preserve"> PAGEREF _Toc186740069 \h </w:instrText>
             </w:r>
             <w:r>
               <w:rPr>
@@ -596,7 +1603,7 @@
               <w:lang w:eastAsia="en-IE"/>
             </w:rPr>
           </w:pPr>
-          <w:hyperlink w:anchor="_Toc181648665" w:history="1">
+          <w:hyperlink w:anchor="_Toc186740070" w:history="1">
             <w:r>
               <w:rPr>
                 <w:rStyle w:val="Hyperlink"/>
@@ -644,7 +1651,7 @@
                 <w:noProof/>
                 <w:webHidden/>
               </w:rPr>
-              <w:instrText xml:space="preserve"> PAGEREF _Toc181648665 \h </w:instrText>
+              <w:instrText xml:space="preserve"> PAGEREF _Toc186740070 \h </w:instrText>
             </w:r>
             <w:r>
               <w:rPr>
@@ -688,7 +1695,7 @@
               <w:lang w:eastAsia="en-IE"/>
             </w:rPr>
           </w:pPr>
-          <w:hyperlink w:anchor="_Toc181648666" w:history="1">
+          <w:hyperlink w:anchor="_Toc186740071" w:history="1">
             <w:r>
               <w:rPr>
                 <w:rStyle w:val="Hyperlink"/>
@@ -736,7 +1743,7 @@
                 <w:noProof/>
                 <w:webHidden/>
               </w:rPr>
-              <w:instrText xml:space="preserve"> PAGEREF _Toc181648666 \h </w:instrText>
+              <w:instrText xml:space="preserve"> PAGEREF _Toc186740071 \h </w:instrText>
             </w:r>
             <w:r>
               <w:rPr>
@@ -780,7 +1787,7 @@
               <w:lang w:eastAsia="en-IE"/>
             </w:rPr>
           </w:pPr>
-          <w:hyperlink w:anchor="_Toc181648667" w:history="1">
+          <w:hyperlink w:anchor="_Toc186740072" w:history="1">
             <w:r>
               <w:rPr>
                 <w:rStyle w:val="Hyperlink"/>
@@ -828,7 +1835,7 @@
                 <w:noProof/>
                 <w:webHidden/>
               </w:rPr>
-              <w:instrText xml:space="preserve"> PAGEREF _Toc181648667 \h </w:instrText>
+              <w:instrText xml:space="preserve"> PAGEREF _Toc186740072 \h </w:instrText>
             </w:r>
             <w:r>
               <w:rPr>
@@ -848,7 +1855,7 @@
                 <w:noProof/>
                 <w:webHidden/>
               </w:rPr>
-              <w:t>7</w:t>
+              <w:t>6</w:t>
             </w:r>
             <w:r>
               <w:rPr>
@@ -872,7 +1879,7 @@
               <w:lang w:eastAsia="en-IE"/>
             </w:rPr>
           </w:pPr>
-          <w:hyperlink w:anchor="_Toc181648668" w:history="1">
+          <w:hyperlink w:anchor="_Toc186740073" w:history="1">
             <w:r>
               <w:rPr>
                 <w:rStyle w:val="Hyperlink"/>
@@ -920,7 +1927,7 @@
                 <w:noProof/>
                 <w:webHidden/>
               </w:rPr>
-              <w:instrText xml:space="preserve"> PAGEREF _Toc181648668 \h </w:instrText>
+              <w:instrText xml:space="preserve"> PAGEREF _Toc186740073 \h </w:instrText>
             </w:r>
             <w:r>
               <w:rPr>
@@ -963,7 +1970,7 @@
               <w:lang w:eastAsia="en-IE"/>
             </w:rPr>
           </w:pPr>
-          <w:hyperlink w:anchor="_Toc181648669" w:history="1">
+          <w:hyperlink w:anchor="_Toc186740074" w:history="1">
             <w:r>
               <w:rPr>
                 <w:rStyle w:val="Hyperlink"/>
@@ -991,7 +1998,7 @@
                 <w:noProof/>
                 <w:webHidden/>
               </w:rPr>
-              <w:instrText xml:space="preserve"> PAGEREF _Toc181648669 \h </w:instrText>
+              <w:instrText xml:space="preserve"> PAGEREF _Toc186740074 \h </w:instrText>
             </w:r>
             <w:r>
               <w:rPr>
@@ -1035,7 +2042,7 @@
               <w:lang w:eastAsia="en-IE"/>
             </w:rPr>
           </w:pPr>
-          <w:hyperlink w:anchor="_Toc181648670" w:history="1">
+          <w:hyperlink w:anchor="_Toc186740075" w:history="1">
             <w:r>
               <w:rPr>
                 <w:rStyle w:val="Hyperlink"/>
@@ -1083,7 +2090,7 @@
                 <w:noProof/>
                 <w:webHidden/>
               </w:rPr>
-              <w:instrText xml:space="preserve"> PAGEREF _Toc181648670 \h </w:instrText>
+              <w:instrText xml:space="preserve"> PAGEREF _Toc186740075 \h </w:instrText>
             </w:r>
             <w:r>
               <w:rPr>
@@ -1127,7 +2134,7 @@
               <w:lang w:eastAsia="en-IE"/>
             </w:rPr>
           </w:pPr>
-          <w:hyperlink w:anchor="_Toc181648671" w:history="1">
+          <w:hyperlink w:anchor="_Toc186740076" w:history="1">
             <w:r>
               <w:rPr>
                 <w:rStyle w:val="Hyperlink"/>
@@ -1175,7 +2182,7 @@
                 <w:noProof/>
                 <w:webHidden/>
               </w:rPr>
-              <w:instrText xml:space="preserve"> PAGEREF _Toc181648671 \h </w:instrText>
+              <w:instrText xml:space="preserve"> PAGEREF _Toc186740076 \h </w:instrText>
             </w:r>
             <w:r>
               <w:rPr>
@@ -1218,7 +2225,7 @@
               <w:lang w:eastAsia="en-IE"/>
             </w:rPr>
           </w:pPr>
-          <w:hyperlink w:anchor="_Toc181648672" w:history="1">
+          <w:hyperlink w:anchor="_Toc186740077" w:history="1">
             <w:r>
               <w:rPr>
                 <w:rStyle w:val="Hyperlink"/>
@@ -1246,7 +2253,7 @@
                 <w:noProof/>
                 <w:webHidden/>
               </w:rPr>
-              <w:instrText xml:space="preserve"> PAGEREF _Toc181648672 \h </w:instrText>
+              <w:instrText xml:space="preserve"> PAGEREF _Toc186740077 \h </w:instrText>
             </w:r>
             <w:r>
               <w:rPr>
@@ -1289,7 +2296,7 @@
               <w:lang w:eastAsia="en-IE"/>
             </w:rPr>
           </w:pPr>
-          <w:hyperlink w:anchor="_Toc181648673" w:history="1">
+          <w:hyperlink w:anchor="_Toc186740078" w:history="1">
             <w:r>
               <w:rPr>
                 <w:rStyle w:val="Hyperlink"/>
@@ -1317,7 +2324,7 @@
                 <w:noProof/>
                 <w:webHidden/>
               </w:rPr>
-              <w:instrText xml:space="preserve"> PAGEREF _Toc181648673 \h </w:instrText>
+              <w:instrText xml:space="preserve"> PAGEREF _Toc186740078 \h </w:instrText>
             </w:r>
             <w:r>
               <w:rPr>
@@ -1360,7 +2367,7 @@
               <w:lang w:eastAsia="en-IE"/>
             </w:rPr>
           </w:pPr>
-          <w:hyperlink w:anchor="_Toc181648674" w:history="1">
+          <w:hyperlink w:anchor="_Toc186740079" w:history="1">
             <w:r>
               <w:rPr>
                 <w:rStyle w:val="Hyperlink"/>
@@ -1388,7 +2395,7 @@
                 <w:noProof/>
                 <w:webHidden/>
               </w:rPr>
-              <w:instrText xml:space="preserve"> PAGEREF _Toc181648674 \h </w:instrText>
+              <w:instrText xml:space="preserve"> PAGEREF _Toc186740079 \h </w:instrText>
             </w:r>
             <w:r>
               <w:rPr>
@@ -1431,7 +2438,7 @@
               <w:lang w:eastAsia="en-IE"/>
             </w:rPr>
           </w:pPr>
-          <w:hyperlink w:anchor="_Toc181648675" w:history="1">
+          <w:hyperlink w:anchor="_Toc186740080" w:history="1">
             <w:r>
               <w:rPr>
                 <w:rStyle w:val="Hyperlink"/>
@@ -1459,7 +2466,7 @@
                 <w:noProof/>
                 <w:webHidden/>
               </w:rPr>
-              <w:instrText xml:space="preserve"> PAGEREF _Toc181648675 \h </w:instrText>
+              <w:instrText xml:space="preserve"> PAGEREF _Toc186740080 \h </w:instrText>
             </w:r>
             <w:r>
               <w:rPr>
@@ -1502,7 +2509,7 @@
               <w:lang w:eastAsia="en-IE"/>
             </w:rPr>
           </w:pPr>
-          <w:hyperlink w:anchor="_Toc181648676" w:history="1">
+          <w:hyperlink w:anchor="_Toc186740081" w:history="1">
             <w:r>
               <w:rPr>
                 <w:rStyle w:val="Hyperlink"/>
@@ -1530,7 +2537,7 @@
                 <w:noProof/>
                 <w:webHidden/>
               </w:rPr>
-              <w:instrText xml:space="preserve"> PAGEREF _Toc181648676 \h </w:instrText>
+              <w:instrText xml:space="preserve"> PAGEREF _Toc186740081 \h </w:instrText>
             </w:r>
             <w:r>
               <w:rPr>
@@ -1573,7 +2580,7 @@
               <w:lang w:eastAsia="en-IE"/>
             </w:rPr>
           </w:pPr>
-          <w:hyperlink w:anchor="_Toc181648677" w:history="1">
+          <w:hyperlink w:anchor="_Toc186740082" w:history="1">
             <w:r>
               <w:rPr>
                 <w:rStyle w:val="Hyperlink"/>
@@ -1601,7 +2608,7 @@
                 <w:noProof/>
                 <w:webHidden/>
               </w:rPr>
-              <w:instrText xml:space="preserve"> PAGEREF _Toc181648677 \h </w:instrText>
+              <w:instrText xml:space="preserve"> PAGEREF _Toc186740082 \h </w:instrText>
             </w:r>
             <w:r>
               <w:rPr>
@@ -1644,7 +2651,7 @@
               <w:lang w:eastAsia="en-IE"/>
             </w:rPr>
           </w:pPr>
-          <w:hyperlink w:anchor="_Toc181648678" w:history="1">
+          <w:hyperlink w:anchor="_Toc186740083" w:history="1">
             <w:r>
               <w:rPr>
                 <w:rStyle w:val="Hyperlink"/>
@@ -1672,7 +2679,7 @@
                 <w:noProof/>
                 <w:webHidden/>
               </w:rPr>
-              <w:instrText xml:space="preserve"> PAGEREF _Toc181648678 \h </w:instrText>
+              <w:instrText xml:space="preserve"> PAGEREF _Toc186740083 \h </w:instrText>
             </w:r>
             <w:r>
               <w:rPr>
@@ -1715,7 +2722,7 @@
               <w:lang w:eastAsia="en-IE"/>
             </w:rPr>
           </w:pPr>
-          <w:hyperlink w:anchor="_Toc181648679" w:history="1">
+          <w:hyperlink w:anchor="_Toc186740084" w:history="1">
             <w:r>
               <w:rPr>
                 <w:rStyle w:val="Hyperlink"/>
@@ -1743,7 +2750,7 @@
                 <w:noProof/>
                 <w:webHidden/>
               </w:rPr>
-              <w:instrText xml:space="preserve"> PAGEREF _Toc181648679 \h </w:instrText>
+              <w:instrText xml:space="preserve"> PAGEREF _Toc186740084 \h </w:instrText>
             </w:r>
             <w:r>
               <w:rPr>
@@ -1786,7 +2793,7 @@
               <w:lang w:eastAsia="en-IE"/>
             </w:rPr>
           </w:pPr>
-          <w:hyperlink w:anchor="_Toc181648680" w:history="1">
+          <w:hyperlink w:anchor="_Toc186740085" w:history="1">
             <w:r>
               <w:rPr>
                 <w:rStyle w:val="Hyperlink"/>
@@ -1814,7 +2821,7 @@
                 <w:noProof/>
                 <w:webHidden/>
               </w:rPr>
-              <w:instrText xml:space="preserve"> PAGEREF _Toc181648680 \h </w:instrText>
+              <w:instrText xml:space="preserve"> PAGEREF _Toc186740085 \h </w:instrText>
             </w:r>
             <w:r>
               <w:rPr>
@@ -1857,7 +2864,7 @@
               <w:lang w:eastAsia="en-IE"/>
             </w:rPr>
           </w:pPr>
-          <w:hyperlink w:anchor="_Toc181648681" w:history="1">
+          <w:hyperlink w:anchor="_Toc186740086" w:history="1">
             <w:r>
               <w:rPr>
                 <w:rStyle w:val="Hyperlink"/>
@@ -1885,7 +2892,7 @@
                 <w:noProof/>
                 <w:webHidden/>
               </w:rPr>
-              <w:instrText xml:space="preserve"> PAGEREF _Toc181648681 \h </w:instrText>
+              <w:instrText xml:space="preserve"> PAGEREF _Toc186740086 \h </w:instrText>
             </w:r>
             <w:r>
               <w:rPr>
@@ -1928,7 +2935,7 @@
               <w:lang w:eastAsia="en-IE"/>
             </w:rPr>
           </w:pPr>
-          <w:hyperlink w:anchor="_Toc181648682" w:history="1">
+          <w:hyperlink w:anchor="_Toc186740087" w:history="1">
             <w:r>
               <w:rPr>
                 <w:rStyle w:val="Hyperlink"/>
@@ -1956,7 +2963,7 @@
                 <w:noProof/>
                 <w:webHidden/>
               </w:rPr>
-              <w:instrText xml:space="preserve"> PAGEREF _Toc181648682 \h </w:instrText>
+              <w:instrText xml:space="preserve"> PAGEREF _Toc186740087 \h </w:instrText>
             </w:r>
             <w:r>
               <w:rPr>
@@ -1999,14 +3006,46 @@
               <w:lang w:eastAsia="en-IE"/>
             </w:rPr>
           </w:pPr>
-          <w:hyperlink w:anchor="_Toc181648683" w:history="1">
+          <w:hyperlink w:anchor="_Toc186740088" w:history="1">
             <w:r>
               <w:rPr>
                 <w:rStyle w:val="Hyperlink"/>
                 <w:rFonts w:ascii="Calibri" w:hAnsi="Calibri" w:cs="Calibri"/>
                 <w:noProof/>
               </w:rPr>
-              <w:t>Non-functional Requirements</w:t>
+              <w:t>Non-functiona</w:t>
+            </w:r>
+            <w:r>
+              <w:rPr>
+                <w:rStyle w:val="Hyperlink"/>
+                <w:rFonts w:ascii="Calibri" w:hAnsi="Calibri" w:cs="Calibri"/>
+                <w:noProof/>
+              </w:rPr>
+              <w:t>l</w:t>
+            </w:r>
+            <w:r>
+              <w:rPr>
+                <w:rStyle w:val="Hyperlink"/>
+                <w:rFonts w:ascii="Calibri" w:hAnsi="Calibri" w:cs="Calibri"/>
+                <w:noProof/>
+              </w:rPr>
+              <w:t xml:space="preserve"> R</w:t>
+            </w:r>
+            <w:r>
+              <w:rPr>
+                <w:rStyle w:val="Hyperlink"/>
+                <w:rFonts w:ascii="Calibri" w:hAnsi="Calibri" w:cs="Calibri"/>
+                <w:noProof/>
+              </w:rPr>
+              <w:t>e</w:t>
+            </w:r>
+            <w:r>
+              <w:rPr>
+                <w:rStyle w:val="Hyperlink"/>
+                <w:rFonts w:ascii="Calibri" w:hAnsi="Calibri" w:cs="Calibri"/>
+                <w:noProof/>
+              </w:rPr>
+              <w:t>quirements</w:t>
             </w:r>
             <w:r>
               <w:rPr>
@@ -2027,7 +3066,7 @@
                 <w:noProof/>
                 <w:webHidden/>
               </w:rPr>
-              <w:instrText xml:space="preserve"> PAGEREF _Toc181648683 \h </w:instrText>
+              <w:instrText xml:space="preserve"> PAGEREF _Toc186740088 \h </w:instrText>
             </w:r>
             <w:r>
               <w:rPr>
@@ -2071,7 +3110,7 @@
               <w:lang w:eastAsia="en-IE"/>
             </w:rPr>
           </w:pPr>
-          <w:hyperlink w:anchor="_Toc181648684" w:history="1">
+          <w:hyperlink w:anchor="_Toc186740089" w:history="1">
             <w:r>
               <w:rPr>
                 <w:rStyle w:val="Hyperlink"/>
@@ -2115,7 +3154,7 @@
                 <w:noProof/>
                 <w:webHidden/>
               </w:rPr>
-              <w:instrText xml:space="preserve"> PAGEREF _Toc181648684 \h </w:instrText>
+              <w:instrText xml:space="preserve"> PAGEREF _Toc186740089 \h </w:instrText>
             </w:r>
             <w:r>
               <w:rPr>
@@ -2159,7 +3198,7 @@
               <w:lang w:eastAsia="en-IE"/>
             </w:rPr>
           </w:pPr>
-          <w:hyperlink w:anchor="_Toc181648685" w:history="1">
+          <w:hyperlink w:anchor="_Toc186740090" w:history="1">
             <w:r>
               <w:rPr>
                 <w:rStyle w:val="Hyperlink"/>
@@ -2203,7 +3242,7 @@
                 <w:noProof/>
                 <w:webHidden/>
               </w:rPr>
-              <w:instrText xml:space="preserve"> PAGEREF _Toc181648685 \h </w:instrText>
+              <w:instrText xml:space="preserve"> PAGEREF _Toc186740090 \h </w:instrText>
             </w:r>
             <w:r>
               <w:rPr>
@@ -2247,7 +3286,7 @@
               <w:lang w:eastAsia="en-IE"/>
             </w:rPr>
           </w:pPr>
-          <w:hyperlink w:anchor="_Toc181648686" w:history="1">
+          <w:hyperlink w:anchor="_Toc186740091" w:history="1">
             <w:r>
               <w:rPr>
                 <w:rStyle w:val="Hyperlink"/>
@@ -2291,7 +3330,7 @@
                 <w:noProof/>
                 <w:webHidden/>
               </w:rPr>
-              <w:instrText xml:space="preserve"> PAGEREF _Toc181648686 \h </w:instrText>
+              <w:instrText xml:space="preserve"> PAGEREF _Toc186740091 \h </w:instrText>
             </w:r>
             <w:r>
               <w:rPr>
@@ -2335,7 +3374,7 @@
               <w:lang w:eastAsia="en-IE"/>
             </w:rPr>
           </w:pPr>
-          <w:hyperlink w:anchor="_Toc181648687" w:history="1">
+          <w:hyperlink w:anchor="_Toc186740092" w:history="1">
             <w:r>
               <w:rPr>
                 <w:rStyle w:val="Hyperlink"/>
@@ -2379,7 +3418,7 @@
                 <w:noProof/>
                 <w:webHidden/>
               </w:rPr>
-              <w:instrText xml:space="preserve"> PAGEREF _Toc181648687 \h </w:instrText>
+              <w:instrText xml:space="preserve"> PAGEREF _Toc186740092 \h </w:instrText>
             </w:r>
             <w:r>
               <w:rPr>
@@ -2423,7 +3462,7 @@
               <w:lang w:eastAsia="en-IE"/>
             </w:rPr>
           </w:pPr>
-          <w:hyperlink w:anchor="_Toc181648688" w:history="1">
+          <w:hyperlink w:anchor="_Toc186740093" w:history="1">
             <w:r>
               <w:rPr>
                 <w:rStyle w:val="Hyperlink"/>
@@ -2467,7 +3506,7 @@
                 <w:noProof/>
                 <w:webHidden/>
               </w:rPr>
-              <w:instrText xml:space="preserve"> PAGEREF _Toc181648688 \h </w:instrText>
+              <w:instrText xml:space="preserve"> PAGEREF _Toc186740093 \h </w:instrText>
             </w:r>
             <w:r>
               <w:rPr>
@@ -2511,7 +3550,7 @@
               <w:lang w:eastAsia="en-IE"/>
             </w:rPr>
           </w:pPr>
-          <w:hyperlink w:anchor="_Toc181648689" w:history="1">
+          <w:hyperlink w:anchor="_Toc186740094" w:history="1">
             <w:r>
               <w:rPr>
                 <w:rStyle w:val="Hyperlink"/>
@@ -2555,7 +3594,7 @@
                 <w:noProof/>
                 <w:webHidden/>
               </w:rPr>
-              <w:instrText xml:space="preserve"> PAGEREF _Toc181648689 \h </w:instrText>
+              <w:instrText xml:space="preserve"> PAGEREF _Toc186740094 \h </w:instrText>
             </w:r>
             <w:r>
               <w:rPr>
@@ -2599,7 +3638,7 @@
               <w:lang w:eastAsia="en-IE"/>
             </w:rPr>
           </w:pPr>
-          <w:hyperlink w:anchor="_Toc181648690" w:history="1">
+          <w:hyperlink w:anchor="_Toc186740095" w:history="1">
             <w:r>
               <w:rPr>
                 <w:rStyle w:val="Hyperlink"/>
@@ -2643,7 +3682,7 @@
                 <w:noProof/>
                 <w:webHidden/>
               </w:rPr>
-              <w:instrText xml:space="preserve"> PAGEREF _Toc181648690 \h </w:instrText>
+              <w:instrText xml:space="preserve"> PAGEREF _Toc186740095 \h </w:instrText>
             </w:r>
             <w:r>
               <w:rPr>
@@ -2687,7 +3726,7 @@
               <w:lang w:eastAsia="en-IE"/>
             </w:rPr>
           </w:pPr>
-          <w:hyperlink w:anchor="_Toc181648691" w:history="1">
+          <w:hyperlink w:anchor="_Toc186740096" w:history="1">
             <w:r>
               <w:rPr>
                 <w:rStyle w:val="Hyperlink"/>
@@ -2731,7 +3770,7 @@
                 <w:noProof/>
                 <w:webHidden/>
               </w:rPr>
-              <w:instrText xml:space="preserve"> PAGEREF _Toc181648691 \h </w:instrText>
+              <w:instrText xml:space="preserve"> PAGEREF _Toc186740096 \h </w:instrText>
             </w:r>
             <w:r>
               <w:rPr>
@@ -2775,7 +3814,7 @@
               <w:lang w:eastAsia="en-IE"/>
             </w:rPr>
           </w:pPr>
-          <w:hyperlink w:anchor="_Toc181648692" w:history="1">
+          <w:hyperlink w:anchor="_Toc186740097" w:history="1">
             <w:r>
               <w:rPr>
                 <w:rStyle w:val="Hyperlink"/>
@@ -2819,7 +3858,7 @@
                 <w:noProof/>
                 <w:webHidden/>
               </w:rPr>
-              <w:instrText xml:space="preserve"> PAGEREF _Toc181648692 \h </w:instrText>
+              <w:instrText xml:space="preserve"> PAGEREF _Toc186740097 \h </w:instrText>
             </w:r>
             <w:r>
               <w:rPr>
@@ -2863,7 +3902,7 @@
               <w:lang w:eastAsia="en-IE"/>
             </w:rPr>
           </w:pPr>
-          <w:hyperlink w:anchor="_Toc181648693" w:history="1">
+          <w:hyperlink w:anchor="_Toc186740098" w:history="1">
             <w:r>
               <w:rPr>
                 <w:rStyle w:val="Hyperlink"/>
@@ -2907,7 +3946,7 @@
                 <w:noProof/>
                 <w:webHidden/>
               </w:rPr>
-              <w:instrText xml:space="preserve"> PAGEREF _Toc181648693 \h </w:instrText>
+              <w:instrText xml:space="preserve"> PAGEREF _Toc186740098 \h </w:instrText>
             </w:r>
             <w:r>
               <w:rPr>
@@ -2927,7 +3966,7 @@
                 <w:noProof/>
                 <w:webHidden/>
               </w:rPr>
-              <w:t>22</w:t>
+              <w:t>23</w:t>
             </w:r>
             <w:r>
               <w:rPr>
@@ -2951,7 +3990,7 @@
               <w:lang w:eastAsia="en-IE"/>
             </w:rPr>
           </w:pPr>
-          <w:hyperlink w:anchor="_Toc181648694" w:history="1">
+          <w:hyperlink w:anchor="_Toc186740099" w:history="1">
             <w:r>
               <w:rPr>
                 <w:rStyle w:val="Hyperlink"/>
@@ -2995,7 +4034,7 @@
                 <w:noProof/>
                 <w:webHidden/>
               </w:rPr>
-              <w:instrText xml:space="preserve"> PAGEREF _Toc181648694 \h </w:instrText>
+              <w:instrText xml:space="preserve"> PAGEREF _Toc186740099 \h </w:instrText>
             </w:r>
             <w:r>
               <w:rPr>
@@ -3039,7 +4078,7 @@
               <w:lang w:eastAsia="en-IE"/>
             </w:rPr>
           </w:pPr>
-          <w:hyperlink w:anchor="_Toc181648695" w:history="1">
+          <w:hyperlink w:anchor="_Toc186740100" w:history="1">
             <w:r>
               <w:rPr>
                 <w:rStyle w:val="Hyperlink"/>
@@ -3083,7 +4122,7 @@
                 <w:noProof/>
                 <w:webHidden/>
               </w:rPr>
-              <w:instrText xml:space="preserve"> PAGEREF _Toc181648695 \h </w:instrText>
+              <w:instrText xml:space="preserve"> PAGEREF _Toc186740100 \h </w:instrText>
             </w:r>
             <w:r>
               <w:rPr>
@@ -3127,7 +4166,7 @@
               <w:lang w:eastAsia="en-IE"/>
             </w:rPr>
           </w:pPr>
-          <w:hyperlink w:anchor="_Toc181648696" w:history="1">
+          <w:hyperlink w:anchor="_Toc186740101" w:history="1">
             <w:r>
               <w:rPr>
                 <w:rStyle w:val="Hyperlink"/>
@@ -3171,7 +4210,7 @@
                 <w:noProof/>
                 <w:webHidden/>
               </w:rPr>
-              <w:instrText xml:space="preserve"> PAGEREF _Toc181648696 \h </w:instrText>
+              <w:instrText xml:space="preserve"> PAGEREF _Toc186740101 \h </w:instrText>
             </w:r>
             <w:r>
               <w:rPr>
@@ -3214,7 +4253,7 @@
               <w:lang w:eastAsia="en-IE"/>
             </w:rPr>
           </w:pPr>
-          <w:hyperlink w:anchor="_Toc181648697" w:history="1">
+          <w:hyperlink w:anchor="_Toc186740102" w:history="1">
             <w:r>
               <w:rPr>
                 <w:rStyle w:val="Hyperlink"/>
@@ -3242,7 +4281,7 @@
                 <w:noProof/>
                 <w:webHidden/>
               </w:rPr>
-              <w:instrText xml:space="preserve"> PAGEREF _Toc181648697 \h </w:instrText>
+              <w:instrText xml:space="preserve"> PAGEREF _Toc186740102 \h </w:instrText>
             </w:r>
             <w:r>
               <w:rPr>
@@ -3285,7 +4324,7 @@
               <w:lang w:eastAsia="en-IE"/>
             </w:rPr>
           </w:pPr>
-          <w:hyperlink w:anchor="_Toc181648698" w:history="1">
+          <w:hyperlink w:anchor="_Toc186740103" w:history="1">
             <w:r>
               <w:rPr>
                 <w:rStyle w:val="Hyperlink"/>
@@ -3313,7 +4352,7 @@
                 <w:noProof/>
                 <w:webHidden/>
               </w:rPr>
-              <w:instrText xml:space="preserve"> PAGEREF _Toc181648698 \h </w:instrText>
+              <w:instrText xml:space="preserve"> PAGEREF _Toc186740103 \h </w:instrText>
             </w:r>
             <w:r>
               <w:rPr>
@@ -3356,7 +4395,7 @@
               <w:lang w:eastAsia="en-IE"/>
             </w:rPr>
           </w:pPr>
-          <w:hyperlink w:anchor="_Toc181648699" w:history="1">
+          <w:hyperlink w:anchor="_Toc186740104" w:history="1">
             <w:r>
               <w:rPr>
                 <w:rStyle w:val="Hyperlink"/>
@@ -3384,7 +4423,7 @@
                 <w:noProof/>
                 <w:webHidden/>
               </w:rPr>
-              <w:instrText xml:space="preserve"> PAGEREF _Toc181648699 \h </w:instrText>
+              <w:instrText xml:space="preserve"> PAGEREF _Toc186740104 \h </w:instrText>
             </w:r>
             <w:r>
               <w:rPr>
@@ -3427,7 +4466,7 @@
               <w:lang w:eastAsia="en-IE"/>
             </w:rPr>
           </w:pPr>
-          <w:hyperlink w:anchor="_Toc181648700" w:history="1">
+          <w:hyperlink w:anchor="_Toc186740105" w:history="1">
             <w:r>
               <w:rPr>
                 <w:rStyle w:val="Hyperlink"/>
@@ -3455,7 +4494,7 @@
                 <w:noProof/>
                 <w:webHidden/>
               </w:rPr>
-              <w:instrText xml:space="preserve"> PAGEREF _Toc181648700 \h </w:instrText>
+              <w:instrText xml:space="preserve"> PAGEREF _Toc186740105 \h </w:instrText>
             </w:r>
             <w:r>
               <w:rPr>
@@ -3498,7 +4537,7 @@
               <w:lang w:eastAsia="en-IE"/>
             </w:rPr>
           </w:pPr>
-          <w:hyperlink w:anchor="_Toc181648701" w:history="1">
+          <w:hyperlink w:anchor="_Toc186740106" w:history="1">
             <w:r>
               <w:rPr>
                 <w:rStyle w:val="Hyperlink"/>
@@ -3526,7 +4565,7 @@
                 <w:noProof/>
                 <w:webHidden/>
               </w:rPr>
-              <w:instrText xml:space="preserve"> PAGEREF _Toc181648701 \h </w:instrText>
+              <w:instrText xml:space="preserve"> PAGEREF _Toc186740106 \h </w:instrText>
             </w:r>
             <w:r>
               <w:rPr>
@@ -3569,10 +4608,11 @@
               <w:lang w:eastAsia="en-IE"/>
             </w:rPr>
           </w:pPr>
-          <w:hyperlink w:anchor="_Toc181648702" w:history="1">
+          <w:hyperlink w:anchor="_Toc186740107" w:history="1">
             <w:r>
               <w:rPr>
                 <w:rStyle w:val="Hyperlink"/>
+                <w:rFonts w:ascii="Calibri" w:hAnsi="Calibri" w:cs="Calibri"/>
                 <w:noProof/>
               </w:rPr>
               <w:t>Project Plan</w:t>
@@ -3596,7 +4636,7 @@
                 <w:noProof/>
                 <w:webHidden/>
               </w:rPr>
-              <w:instrText xml:space="preserve"> PAGEREF _Toc181648702 \h </w:instrText>
+              <w:instrText xml:space="preserve"> PAGEREF _Toc186740107 \h </w:instrText>
             </w:r>
             <w:r>
               <w:rPr>
@@ -3639,13 +4679,439 @@
               <w:lang w:eastAsia="en-IE"/>
             </w:rPr>
           </w:pPr>
-          <w:hyperlink w:anchor="_Toc181648703" w:history="1">
+          <w:hyperlink w:anchor="_Toc186740108" w:history="1">
             <w:r>
               <w:rPr>
                 <w:rStyle w:val="Hyperlink"/>
                 <w:rFonts w:ascii="Calibri" w:hAnsi="Calibri" w:cs="Calibri"/>
                 <w:noProof/>
               </w:rPr>
+              <w:t>System Architecture</w:t>
+            </w:r>
+            <w:r>
+              <w:rPr>
+                <w:noProof/>
+                <w:webHidden/>
+              </w:rPr>
+              <w:tab/>
+            </w:r>
+            <w:r>
+              <w:rPr>
+                <w:noProof/>
+                <w:webHidden/>
+              </w:rPr>
+              <w:fldChar w:fldCharType="begin"/>
+            </w:r>
+            <w:r>
+              <w:rPr>
+                <w:noProof/>
+                <w:webHidden/>
+              </w:rPr>
+              <w:instrText xml:space="preserve"> PAGEREF _Toc186740108 \h </w:instrText>
+            </w:r>
+            <w:r>
+              <w:rPr>
+                <w:noProof/>
+                <w:webHidden/>
+              </w:rPr>
+            </w:r>
+            <w:r>
+              <w:rPr>
+                <w:noProof/>
+                <w:webHidden/>
+              </w:rPr>
+              <w:fldChar w:fldCharType="separate"/>
+            </w:r>
+            <w:r>
+              <w:rPr>
+                <w:noProof/>
+                <w:webHidden/>
+              </w:rPr>
+              <w:t>29</w:t>
+            </w:r>
+            <w:r>
+              <w:rPr>
+                <w:noProof/>
+                <w:webHidden/>
+              </w:rPr>
+              <w:fldChar w:fldCharType="end"/>
+            </w:r>
+          </w:hyperlink>
+        </w:p>
+        <w:p>
+          <w:pPr>
+            <w:pStyle w:val="TOC2"/>
+            <w:tabs>
+              <w:tab w:val="right" w:leader="dot" w:pos="9016"/>
+            </w:tabs>
+            <w:rPr>
+              <w:rFonts w:eastAsiaTheme="minorEastAsia"/>
+              <w:noProof/>
+              <w:lang w:eastAsia="en-IE"/>
+            </w:rPr>
+          </w:pPr>
+          <w:hyperlink w:anchor="_Toc186740109" w:history="1">
+            <w:r>
+              <w:rPr>
+                <w:rStyle w:val="Hyperlink"/>
+                <w:rFonts w:ascii="Calibri" w:hAnsi="Calibri" w:cs="Calibri"/>
+                <w:noProof/>
+              </w:rPr>
+              <w:t>Subsystems</w:t>
+            </w:r>
+            <w:r>
+              <w:rPr>
+                <w:noProof/>
+                <w:webHidden/>
+              </w:rPr>
+              <w:tab/>
+            </w:r>
+            <w:r>
+              <w:rPr>
+                <w:noProof/>
+                <w:webHidden/>
+              </w:rPr>
+              <w:fldChar w:fldCharType="begin"/>
+            </w:r>
+            <w:r>
+              <w:rPr>
+                <w:noProof/>
+                <w:webHidden/>
+              </w:rPr>
+              <w:instrText xml:space="preserve"> PAGEREF _Toc186740109 \h </w:instrText>
+            </w:r>
+            <w:r>
+              <w:rPr>
+                <w:noProof/>
+                <w:webHidden/>
+              </w:rPr>
+            </w:r>
+            <w:r>
+              <w:rPr>
+                <w:noProof/>
+                <w:webHidden/>
+              </w:rPr>
+              <w:fldChar w:fldCharType="separate"/>
+            </w:r>
+            <w:r>
+              <w:rPr>
+                <w:noProof/>
+                <w:webHidden/>
+              </w:rPr>
+              <w:t>29</w:t>
+            </w:r>
+            <w:r>
+              <w:rPr>
+                <w:noProof/>
+                <w:webHidden/>
+              </w:rPr>
+              <w:fldChar w:fldCharType="end"/>
+            </w:r>
+          </w:hyperlink>
+        </w:p>
+        <w:p>
+          <w:pPr>
+            <w:pStyle w:val="TOC3"/>
+            <w:tabs>
+              <w:tab w:val="right" w:leader="dot" w:pos="9016"/>
+            </w:tabs>
+            <w:rPr>
+              <w:rFonts w:eastAsiaTheme="minorEastAsia"/>
+              <w:noProof/>
+              <w:lang w:eastAsia="en-IE"/>
+            </w:rPr>
+          </w:pPr>
+          <w:hyperlink w:anchor="_Toc186740110" w:history="1">
+            <w:r>
+              <w:rPr>
+                <w:rStyle w:val="Hyperlink"/>
+                <w:rFonts w:ascii="Calibri" w:hAnsi="Calibri" w:cs="Calibri"/>
+                <w:noProof/>
+              </w:rPr>
+              <w:t>Simulated Onboard System</w:t>
+            </w:r>
+            <w:r>
+              <w:rPr>
+                <w:noProof/>
+                <w:webHidden/>
+              </w:rPr>
+              <w:tab/>
+            </w:r>
+            <w:r>
+              <w:rPr>
+                <w:noProof/>
+                <w:webHidden/>
+              </w:rPr>
+              <w:fldChar w:fldCharType="begin"/>
+            </w:r>
+            <w:r>
+              <w:rPr>
+                <w:noProof/>
+                <w:webHidden/>
+              </w:rPr>
+              <w:instrText xml:space="preserve"> PAGEREF _Toc186740110 \h </w:instrText>
+            </w:r>
+            <w:r>
+              <w:rPr>
+                <w:noProof/>
+                <w:webHidden/>
+              </w:rPr>
+            </w:r>
+            <w:r>
+              <w:rPr>
+                <w:noProof/>
+                <w:webHidden/>
+              </w:rPr>
+              <w:fldChar w:fldCharType="separate"/>
+            </w:r>
+            <w:r>
+              <w:rPr>
+                <w:noProof/>
+                <w:webHidden/>
+              </w:rPr>
+              <w:t>29</w:t>
+            </w:r>
+            <w:r>
+              <w:rPr>
+                <w:noProof/>
+                <w:webHidden/>
+              </w:rPr>
+              <w:fldChar w:fldCharType="end"/>
+            </w:r>
+          </w:hyperlink>
+        </w:p>
+        <w:p>
+          <w:pPr>
+            <w:pStyle w:val="TOC3"/>
+            <w:tabs>
+              <w:tab w:val="right" w:leader="dot" w:pos="9016"/>
+            </w:tabs>
+            <w:rPr>
+              <w:rFonts w:eastAsiaTheme="minorEastAsia"/>
+              <w:noProof/>
+              <w:lang w:eastAsia="en-IE"/>
+            </w:rPr>
+          </w:pPr>
+          <w:hyperlink w:anchor="_Toc186740111" w:history="1">
+            <w:r>
+              <w:rPr>
+                <w:rStyle w:val="Hyperlink"/>
+                <w:rFonts w:ascii="Calibri" w:hAnsi="Calibri" w:cs="Calibri"/>
+                <w:noProof/>
+              </w:rPr>
+              <w:t>Communication Layer</w:t>
+            </w:r>
+            <w:r>
+              <w:rPr>
+                <w:noProof/>
+                <w:webHidden/>
+              </w:rPr>
+              <w:tab/>
+            </w:r>
+            <w:r>
+              <w:rPr>
+                <w:noProof/>
+                <w:webHidden/>
+              </w:rPr>
+              <w:fldChar w:fldCharType="begin"/>
+            </w:r>
+            <w:r>
+              <w:rPr>
+                <w:noProof/>
+                <w:webHidden/>
+              </w:rPr>
+              <w:instrText xml:space="preserve"> PAGEREF _Toc186740111 \h </w:instrText>
+            </w:r>
+            <w:r>
+              <w:rPr>
+                <w:noProof/>
+                <w:webHidden/>
+              </w:rPr>
+            </w:r>
+            <w:r>
+              <w:rPr>
+                <w:noProof/>
+                <w:webHidden/>
+              </w:rPr>
+              <w:fldChar w:fldCharType="separate"/>
+            </w:r>
+            <w:r>
+              <w:rPr>
+                <w:noProof/>
+                <w:webHidden/>
+              </w:rPr>
+              <w:t>30</w:t>
+            </w:r>
+            <w:r>
+              <w:rPr>
+                <w:noProof/>
+                <w:webHidden/>
+              </w:rPr>
+              <w:fldChar w:fldCharType="end"/>
+            </w:r>
+          </w:hyperlink>
+        </w:p>
+        <w:p>
+          <w:pPr>
+            <w:pStyle w:val="TOC3"/>
+            <w:tabs>
+              <w:tab w:val="right" w:leader="dot" w:pos="9016"/>
+            </w:tabs>
+            <w:rPr>
+              <w:rFonts w:eastAsiaTheme="minorEastAsia"/>
+              <w:noProof/>
+              <w:lang w:eastAsia="en-IE"/>
+            </w:rPr>
+          </w:pPr>
+          <w:hyperlink w:anchor="_Toc186740112" w:history="1">
+            <w:r>
+              <w:rPr>
+                <w:rStyle w:val="Hyperlink"/>
+                <w:rFonts w:ascii="Calibri" w:hAnsi="Calibri" w:cs="Calibri"/>
+                <w:noProof/>
+              </w:rPr>
+              <w:t>Offboard Cloud System</w:t>
+            </w:r>
+            <w:r>
+              <w:rPr>
+                <w:noProof/>
+                <w:webHidden/>
+              </w:rPr>
+              <w:tab/>
+            </w:r>
+            <w:r>
+              <w:rPr>
+                <w:noProof/>
+                <w:webHidden/>
+              </w:rPr>
+              <w:fldChar w:fldCharType="begin"/>
+            </w:r>
+            <w:r>
+              <w:rPr>
+                <w:noProof/>
+                <w:webHidden/>
+              </w:rPr>
+              <w:instrText xml:space="preserve"> PAGEREF _Toc186740112 \h </w:instrText>
+            </w:r>
+            <w:r>
+              <w:rPr>
+                <w:noProof/>
+                <w:webHidden/>
+              </w:rPr>
+            </w:r>
+            <w:r>
+              <w:rPr>
+                <w:noProof/>
+                <w:webHidden/>
+              </w:rPr>
+              <w:fldChar w:fldCharType="separate"/>
+            </w:r>
+            <w:r>
+              <w:rPr>
+                <w:noProof/>
+                <w:webHidden/>
+              </w:rPr>
+              <w:t>30</w:t>
+            </w:r>
+            <w:r>
+              <w:rPr>
+                <w:noProof/>
+                <w:webHidden/>
+              </w:rPr>
+              <w:fldChar w:fldCharType="end"/>
+            </w:r>
+          </w:hyperlink>
+        </w:p>
+        <w:p>
+          <w:pPr>
+            <w:pStyle w:val="TOC3"/>
+            <w:tabs>
+              <w:tab w:val="right" w:leader="dot" w:pos="9016"/>
+            </w:tabs>
+            <w:rPr>
+              <w:rFonts w:eastAsiaTheme="minorEastAsia"/>
+              <w:noProof/>
+              <w:lang w:eastAsia="en-IE"/>
+            </w:rPr>
+          </w:pPr>
+          <w:hyperlink w:anchor="_Toc186740113" w:history="1">
+            <w:r>
+              <w:rPr>
+                <w:rStyle w:val="Hyperlink"/>
+                <w:rFonts w:ascii="Calibri" w:hAnsi="Calibri" w:cs="Calibri"/>
+                <w:noProof/>
+              </w:rPr>
+              <w:t>User Interface</w:t>
+            </w:r>
+            <w:r>
+              <w:rPr>
+                <w:noProof/>
+                <w:webHidden/>
+              </w:rPr>
+              <w:tab/>
+            </w:r>
+            <w:r>
+              <w:rPr>
+                <w:noProof/>
+                <w:webHidden/>
+              </w:rPr>
+              <w:fldChar w:fldCharType="begin"/>
+            </w:r>
+            <w:r>
+              <w:rPr>
+                <w:noProof/>
+                <w:webHidden/>
+              </w:rPr>
+              <w:instrText xml:space="preserve"> PAGEREF _Toc186740113 \h </w:instrText>
+            </w:r>
+            <w:r>
+              <w:rPr>
+                <w:noProof/>
+                <w:webHidden/>
+              </w:rPr>
+            </w:r>
+            <w:r>
+              <w:rPr>
+                <w:noProof/>
+                <w:webHidden/>
+              </w:rPr>
+              <w:fldChar w:fldCharType="separate"/>
+            </w:r>
+            <w:r>
+              <w:rPr>
+                <w:noProof/>
+                <w:webHidden/>
+              </w:rPr>
+              <w:t>31</w:t>
+            </w:r>
+            <w:r>
+              <w:rPr>
+                <w:noProof/>
+                <w:webHidden/>
+              </w:rPr>
+              <w:fldChar w:fldCharType="end"/>
+            </w:r>
+          </w:hyperlink>
+        </w:p>
+        <w:p>
+          <w:pPr>
+            <w:pStyle w:val="TOC1"/>
+            <w:tabs>
+              <w:tab w:val="right" w:leader="dot" w:pos="9016"/>
+            </w:tabs>
+            <w:rPr>
+              <w:rFonts w:eastAsiaTheme="minorEastAsia"/>
+              <w:noProof/>
+              <w:lang w:eastAsia="en-IE"/>
+            </w:rPr>
+          </w:pPr>
+          <w:hyperlink w:anchor="_Toc186740114" w:history="1">
+            <w:r>
+              <w:rPr>
+                <w:rStyle w:val="Hyperlink"/>
+                <w:rFonts w:ascii="Calibri" w:hAnsi="Calibri" w:cs="Calibri"/>
+                <w:noProof/>
+              </w:rPr>
               <w:t>References</w:t>
             </w:r>
             <w:r>
@@ -3667,7 +5133,7 @@
                 <w:noProof/>
                 <w:webHidden/>
               </w:rPr>
-              <w:instrText xml:space="preserve"> PAGEREF _Toc181648703 \h </w:instrText>
+              <w:instrText xml:space="preserve"> PAGEREF _Toc186740114 \h </w:instrText>
             </w:r>
             <w:r>
               <w:rPr>
@@ -3687,7 +5153,7 @@
                 <w:noProof/>
                 <w:webHidden/>
               </w:rPr>
-              <w:t>29</w:t>
+              <w:t>32</w:t>
             </w:r>
             <w:r>
               <w:rPr>
@@ -3742,12 +5208,14 @@
         <w:jc w:val="center"/>
         <w:rPr>
           <w:rFonts w:ascii="Calibri" w:hAnsi="Calibri" w:cs="Calibri"/>
-        </w:rPr>
-      </w:pPr>
-      <w:bookmarkStart w:id="0" w:name="_Toc181648658"/>
-      <w:r>
-        <w:rPr>
-          <w:rFonts w:ascii="Calibri" w:hAnsi="Calibri" w:cs="Calibri"/>
+          <w:color w:val="auto"/>
+        </w:rPr>
+      </w:pPr>
+      <w:bookmarkStart w:id="0" w:name="_Toc186740063"/>
+      <w:r>
+        <w:rPr>
+          <w:rFonts w:ascii="Calibri" w:hAnsi="Calibri" w:cs="Calibri"/>
+          <w:color w:val="auto"/>
         </w:rPr>
         <w:lastRenderedPageBreak/>
         <w:t>Introduction</w:t>
@@ -3885,8 +5353,16 @@
         <w:rPr>
           <w:rFonts w:ascii="Calibri" w:hAnsi="Calibri" w:cs="Calibri"/>
         </w:rPr>
-        <w:t xml:space="preserve"> actually travelled</w:t>
-      </w:r>
+        <w:t xml:space="preserve"> </w:t>
+      </w:r>
+      <w:proofErr w:type="gramStart"/>
+      <w:r>
+        <w:rPr>
+          <w:rFonts w:ascii="Calibri" w:hAnsi="Calibri" w:cs="Calibri"/>
+        </w:rPr>
+        <w:t>actually travelled</w:t>
+      </w:r>
+      <w:proofErr w:type="gramEnd"/>
       <w:r>
         <w:rPr>
           <w:rFonts w:ascii="Calibri" w:hAnsi="Calibri" w:cs="Calibri"/>
@@ -3967,7 +5443,7 @@
         <w:br/>
         <w:t xml:space="preserve">To combat the issues of mileage fraud there has been several regulations been put in place at both national and international levels. In the European Union one of the key directive addressing the issue is </w:t>
       </w:r>
-      <w:hyperlink r:id="rId8" w:anchor=":~:text=(25),by%20the%20Commission." w:history="1">
+      <w:hyperlink r:id="rId9" w:anchor=":~:text=(25),by%20the%20Commission." w:history="1">
         <w:r>
           <w:rPr>
             <w:rStyle w:val="Hyperlink"/>
@@ -4040,7 +5516,21 @@
         <w:rPr>
           <w:rFonts w:ascii="Calibri" w:hAnsi="Calibri" w:cs="Calibri"/>
         </w:rPr>
-        <w:t xml:space="preserve">With the current regulation in place it heavily relies on manual inspections which is not a sufficient solution to combat mileage blockers as they are and active device fitted to the vehicle which blocks mileage or blocks a percentage of mileage from being recorded.  </w:t>
+        <w:t xml:space="preserve">With the current regulation in </w:t>
+      </w:r>
+      <w:proofErr w:type="gramStart"/>
+      <w:r>
+        <w:rPr>
+          <w:rFonts w:ascii="Calibri" w:hAnsi="Calibri" w:cs="Calibri"/>
+        </w:rPr>
+        <w:t>place</w:t>
+      </w:r>
+      <w:proofErr w:type="gramEnd"/>
+      <w:r>
+        <w:rPr>
+          <w:rFonts w:ascii="Calibri" w:hAnsi="Calibri" w:cs="Calibri"/>
+        </w:rPr>
+        <w:t xml:space="preserve"> it heavily relies on manual inspections which is not a sufficient solution to combat mileage blockers as they are and active device fitted to the vehicle which blocks mileage or blocks a percentage of mileage from being recorded.  </w:t>
       </w:r>
     </w:p>
     <w:p>
@@ -4059,7 +5549,21 @@
         <w:rPr>
           <w:rFonts w:ascii="Calibri" w:hAnsi="Calibri" w:cs="Calibri"/>
         </w:rPr>
-        <w:t>to include a large amount of vehicle manufactures. I will attempt this by using Vector standards along with using Vector tools to develop my solution along with using Vector CANoe to demonstrate the solution to prevent mileage tampering.</w:t>
+        <w:t xml:space="preserve">to include a large amount of vehicle manufactures. I will attempt this by using Vector standards along with using Vector tools to develop my solution along with using Vector </w:t>
+      </w:r>
+      <w:proofErr w:type="spellStart"/>
+      <w:r>
+        <w:rPr>
+          <w:rFonts w:ascii="Calibri" w:hAnsi="Calibri" w:cs="Calibri"/>
+        </w:rPr>
+        <w:t>CANoe</w:t>
+      </w:r>
+      <w:proofErr w:type="spellEnd"/>
+      <w:r>
+        <w:rPr>
+          <w:rFonts w:ascii="Calibri" w:hAnsi="Calibri" w:cs="Calibri"/>
+        </w:rPr>
+        <w:t xml:space="preserve"> to demonstrate the solution to prevent mileage tampering.</w:t>
       </w:r>
       <w:r>
         <w:rPr>
@@ -4080,12 +5584,14 @@
         <w:jc w:val="center"/>
         <w:rPr>
           <w:rFonts w:ascii="Calibri" w:hAnsi="Calibri" w:cs="Calibri"/>
-        </w:rPr>
-      </w:pPr>
-      <w:bookmarkStart w:id="1" w:name="_Toc181648659"/>
-      <w:r>
-        <w:rPr>
-          <w:rFonts w:ascii="Calibri" w:hAnsi="Calibri" w:cs="Calibri"/>
+          <w:color w:val="auto"/>
+        </w:rPr>
+      </w:pPr>
+      <w:bookmarkStart w:id="1" w:name="_Toc186740064"/>
+      <w:r>
+        <w:rPr>
+          <w:rFonts w:ascii="Calibri" w:hAnsi="Calibri" w:cs="Calibri"/>
+          <w:color w:val="auto"/>
         </w:rPr>
         <w:lastRenderedPageBreak/>
         <w:t>Functional Summary</w:t>
@@ -4141,7 +5647,7 @@
           <w:rFonts w:ascii="Calibri" w:hAnsi="Calibri" w:cs="Calibri"/>
         </w:rPr>
       </w:pPr>
-      <w:bookmarkStart w:id="2" w:name="_Toc181648660"/>
+      <w:bookmarkStart w:id="2" w:name="_Toc186740065"/>
       <w:r>
         <w:rPr>
           <w:rFonts w:ascii="Calibri" w:hAnsi="Calibri" w:cs="Calibri"/>
@@ -4309,12 +5815,14 @@
         <w:jc w:val="center"/>
         <w:rPr>
           <w:rFonts w:ascii="Calibri" w:hAnsi="Calibri" w:cs="Calibri"/>
-        </w:rPr>
-      </w:pPr>
-      <w:bookmarkStart w:id="3" w:name="_Toc181648661"/>
-      <w:r>
-        <w:rPr>
-          <w:rFonts w:ascii="Calibri" w:hAnsi="Calibri" w:cs="Calibri"/>
+          <w:color w:val="auto"/>
+        </w:rPr>
+      </w:pPr>
+      <w:bookmarkStart w:id="3" w:name="_Toc186740066"/>
+      <w:r>
+        <w:rPr>
+          <w:rFonts w:ascii="Calibri" w:hAnsi="Calibri" w:cs="Calibri"/>
+          <w:color w:val="auto"/>
         </w:rPr>
         <w:lastRenderedPageBreak/>
         <w:t>Assumptions</w:t>
@@ -4485,12 +5993,14 @@
         <w:jc w:val="center"/>
         <w:rPr>
           <w:rFonts w:ascii="Calibri" w:hAnsi="Calibri" w:cs="Calibri"/>
-        </w:rPr>
-      </w:pPr>
-      <w:bookmarkStart w:id="4" w:name="_Toc181648662"/>
-      <w:r>
-        <w:rPr>
-          <w:rFonts w:ascii="Calibri" w:hAnsi="Calibri" w:cs="Calibri"/>
+          <w:color w:val="auto"/>
+        </w:rPr>
+      </w:pPr>
+      <w:bookmarkStart w:id="4" w:name="_Toc186740067"/>
+      <w:r>
+        <w:rPr>
+          <w:rFonts w:ascii="Calibri" w:hAnsi="Calibri" w:cs="Calibri"/>
+          <w:color w:val="auto"/>
         </w:rPr>
         <w:lastRenderedPageBreak/>
         <w:t>Functional Requirements</w:t>
@@ -4510,12 +6020,14 @@
         <w:jc w:val="center"/>
         <w:rPr>
           <w:rFonts w:ascii="Calibri" w:hAnsi="Calibri" w:cs="Calibri"/>
-        </w:rPr>
-      </w:pPr>
-      <w:bookmarkStart w:id="5" w:name="_Toc181648663"/>
-      <w:r>
-        <w:rPr>
-          <w:rFonts w:ascii="Calibri" w:hAnsi="Calibri" w:cs="Calibri"/>
+          <w:color w:val="auto"/>
+        </w:rPr>
+      </w:pPr>
+      <w:bookmarkStart w:id="5" w:name="_Toc186740068"/>
+      <w:r>
+        <w:rPr>
+          <w:rFonts w:ascii="Calibri" w:hAnsi="Calibri" w:cs="Calibri"/>
+          <w:color w:val="auto"/>
         </w:rPr>
         <w:t>System Context</w:t>
       </w:r>
@@ -4550,7 +6062,7 @@
                     </pic:cNvPicPr>
                   </pic:nvPicPr>
                   <pic:blipFill>
-                    <a:blip r:embed="rId9" cstate="print">
+                    <a:blip r:embed="rId10" cstate="print">
                       <a:extLst>
                         <a:ext uri="{28A0092B-C50C-407E-A947-70E740481C1C}">
                           <a14:useLocalDpi xmlns:a14="http://schemas.microsoft.com/office/drawing/2010/main" val="0"/>
@@ -4602,12 +6114,14 @@
         <w:jc w:val="center"/>
         <w:rPr>
           <w:rFonts w:ascii="Calibri" w:hAnsi="Calibri" w:cs="Calibri"/>
-        </w:rPr>
-      </w:pPr>
-      <w:bookmarkStart w:id="6" w:name="_Toc181648664"/>
-      <w:r>
-        <w:rPr>
-          <w:rFonts w:ascii="Calibri" w:hAnsi="Calibri" w:cs="Calibri"/>
+          <w:color w:val="auto"/>
+        </w:rPr>
+      </w:pPr>
+      <w:bookmarkStart w:id="6" w:name="_Toc186740069"/>
+      <w:r>
+        <w:rPr>
+          <w:rFonts w:ascii="Calibri" w:hAnsi="Calibri" w:cs="Calibri"/>
+          <w:color w:val="auto"/>
         </w:rPr>
         <w:t>Requirements List</w:t>
       </w:r>
@@ -4627,7 +6141,7 @@
           <w:bCs/>
         </w:rPr>
       </w:pPr>
-      <w:bookmarkStart w:id="7" w:name="_Toc181648665"/>
+      <w:bookmarkStart w:id="7" w:name="_Toc186740070"/>
       <w:r>
         <w:rPr>
           <w:rFonts w:ascii="Calibri" w:hAnsi="Calibri" w:cs="Calibri"/>
@@ -4718,7 +6232,7 @@
           <w:bCs/>
         </w:rPr>
       </w:pPr>
-      <w:bookmarkStart w:id="8" w:name="_Toc181648666"/>
+      <w:bookmarkStart w:id="8" w:name="_Toc186740071"/>
       <w:r>
         <w:rPr>
           <w:rFonts w:ascii="Calibri" w:hAnsi="Calibri" w:cs="Calibri"/>
@@ -4809,7 +6323,7 @@
           <w:bCs/>
         </w:rPr>
       </w:pPr>
-      <w:bookmarkStart w:id="9" w:name="_Toc181648667"/>
+      <w:bookmarkStart w:id="9" w:name="_Toc186740072"/>
       <w:r>
         <w:rPr>
           <w:rFonts w:ascii="Calibri" w:hAnsi="Calibri" w:cs="Calibri"/>
@@ -4874,7 +6388,7 @@
           <w:bCs/>
         </w:rPr>
       </w:pPr>
-      <w:bookmarkStart w:id="10" w:name="_Toc181648668"/>
+      <w:bookmarkStart w:id="10" w:name="_Toc186740073"/>
       <w:r>
         <w:rPr>
           <w:rFonts w:ascii="Calibri" w:hAnsi="Calibri" w:cs="Calibri"/>
@@ -4960,12 +6474,14 @@
         <w:jc w:val="center"/>
         <w:rPr>
           <w:rFonts w:ascii="Calibri" w:hAnsi="Calibri" w:cs="Calibri"/>
-        </w:rPr>
-      </w:pPr>
-      <w:bookmarkStart w:id="11" w:name="_Toc181648669"/>
-      <w:r>
-        <w:rPr>
-          <w:rFonts w:ascii="Calibri" w:hAnsi="Calibri" w:cs="Calibri"/>
+          <w:color w:val="auto"/>
+        </w:rPr>
+      </w:pPr>
+      <w:bookmarkStart w:id="11" w:name="_Toc186740074"/>
+      <w:r>
+        <w:rPr>
+          <w:rFonts w:ascii="Calibri" w:hAnsi="Calibri" w:cs="Calibri"/>
+          <w:color w:val="auto"/>
         </w:rPr>
         <w:lastRenderedPageBreak/>
         <w:t>Data Requirements</w:t>
@@ -4986,7 +6502,7 @@
           <w:bCs/>
         </w:rPr>
       </w:pPr>
-      <w:bookmarkStart w:id="12" w:name="_Toc181648670"/>
+      <w:bookmarkStart w:id="12" w:name="_Toc186740075"/>
       <w:r>
         <w:rPr>
           <w:rFonts w:ascii="Calibri" w:hAnsi="Calibri" w:cs="Calibri"/>
@@ -5000,18 +6516,15 @@
     <w:p>
       <w:pPr>
         <w:pStyle w:val="ListParagraph"/>
-      </w:pPr>
-      <w:r>
-        <w:rPr>
-          <w:rFonts w:ascii="Calibri" w:hAnsi="Calibri" w:cs="Calibri"/>
-        </w:rPr>
-        <w:t>This pro</w:t>
-      </w:r>
-      <w:r>
-        <w:rPr>
-          <w:rFonts w:ascii="Calibri" w:hAnsi="Calibri" w:cs="Calibri"/>
-        </w:rPr>
-        <w:t xml:space="preserve">ject requires data to be stored offboard via a database. Information such as vehicle model, make, year and UUID are all requirements to be stored externally. </w:t>
+        <w:rPr>
+          <w:rFonts w:ascii="Calibri" w:hAnsi="Calibri" w:cs="Calibri"/>
+        </w:rPr>
+      </w:pPr>
+      <w:r>
+        <w:rPr>
+          <w:rFonts w:ascii="Calibri" w:hAnsi="Calibri" w:cs="Calibri"/>
+        </w:rPr>
+        <w:t xml:space="preserve">This project requires data to be stored offboard via a database. Information such as vehicle model, make, year and UUID are all requirements to be stored externally. </w:t>
       </w:r>
       <w:r>
         <w:rPr>
@@ -5040,6 +6553,9 @@
         <w:t>Alerts will also be stored externally when mileage tampering is detected. Which will include a status (active or resolved) to allow the alert to be tracked.</w:t>
       </w:r>
       <w:r>
+        <w:rPr>
+          <w:rFonts w:ascii="Calibri" w:hAnsi="Calibri" w:cs="Calibri"/>
+        </w:rPr>
         <w:br/>
       </w:r>
     </w:p>
@@ -5057,7 +6573,7 @@
           <w:bCs/>
         </w:rPr>
       </w:pPr>
-      <w:bookmarkStart w:id="13" w:name="_Toc181648671"/>
+      <w:bookmarkStart w:id="13" w:name="_Toc186740076"/>
       <w:r>
         <w:rPr>
           <w:rFonts w:ascii="Calibri" w:hAnsi="Calibri" w:cs="Calibri"/>
@@ -5079,13 +6595,7 @@
         <w:rPr>
           <w:rFonts w:ascii="Calibri" w:hAnsi="Calibri" w:cs="Calibri"/>
         </w:rPr>
-        <w:t>Vehicle data</w:t>
-      </w:r>
-      <w:r>
-        <w:rPr>
-          <w:rFonts w:ascii="Calibri" w:hAnsi="Calibri" w:cs="Calibri"/>
-        </w:rPr>
-        <w:t xml:space="preserve"> such as vehicle UUID, model, year and current mileage will all need to be stored locally.</w:t>
+        <w:t>Vehicle data such as vehicle UUID, model, year and current mileage will all need to be stored locally.</w:t>
       </w:r>
       <w:r>
         <w:rPr>
@@ -5126,12 +6636,14 @@
         <w:jc w:val="center"/>
         <w:rPr>
           <w:rFonts w:ascii="Calibri" w:hAnsi="Calibri" w:cs="Calibri"/>
-        </w:rPr>
-      </w:pPr>
-      <w:bookmarkStart w:id="14" w:name="_Toc181648672"/>
-      <w:r>
-        <w:rPr>
-          <w:rFonts w:ascii="Calibri" w:hAnsi="Calibri" w:cs="Calibri"/>
+          <w:color w:val="auto"/>
+        </w:rPr>
+      </w:pPr>
+      <w:bookmarkStart w:id="14" w:name="_Toc186740077"/>
+      <w:r>
+        <w:rPr>
+          <w:rFonts w:ascii="Calibri" w:hAnsi="Calibri" w:cs="Calibri"/>
+          <w:color w:val="auto"/>
         </w:rPr>
         <w:lastRenderedPageBreak/>
         <w:t>Technical Investigation</w:t>
@@ -5151,12 +6663,14 @@
         <w:jc w:val="center"/>
         <w:rPr>
           <w:rFonts w:ascii="Calibri" w:hAnsi="Calibri" w:cs="Calibri"/>
-        </w:rPr>
-      </w:pPr>
-      <w:bookmarkStart w:id="15" w:name="_Toc181648673"/>
-      <w:r>
-        <w:rPr>
-          <w:rFonts w:ascii="Calibri" w:hAnsi="Calibri" w:cs="Calibri"/>
+          <w:color w:val="auto"/>
+        </w:rPr>
+      </w:pPr>
+      <w:bookmarkStart w:id="15" w:name="_Toc186740078"/>
+      <w:r>
+        <w:rPr>
+          <w:rFonts w:ascii="Calibri" w:hAnsi="Calibri" w:cs="Calibri"/>
+          <w:color w:val="auto"/>
         </w:rPr>
         <w:t>CAN Bus Security and Odometer Data Authentication</w:t>
       </w:r>
@@ -5175,12 +6689,14 @@
         <w:jc w:val="center"/>
         <w:rPr>
           <w:rFonts w:ascii="Calibri" w:hAnsi="Calibri" w:cs="Calibri"/>
-        </w:rPr>
-      </w:pPr>
-      <w:bookmarkStart w:id="16" w:name="_Toc181648674"/>
-      <w:r>
-        <w:rPr>
-          <w:rFonts w:ascii="Calibri" w:hAnsi="Calibri" w:cs="Calibri"/>
+          <w:color w:val="auto"/>
+        </w:rPr>
+      </w:pPr>
+      <w:bookmarkStart w:id="16" w:name="_Toc186740079"/>
+      <w:r>
+        <w:rPr>
+          <w:rFonts w:ascii="Calibri" w:hAnsi="Calibri" w:cs="Calibri"/>
+          <w:color w:val="auto"/>
         </w:rPr>
         <w:t>Vulnerabilities in the CAN Bus Protocol</w:t>
       </w:r>
@@ -5202,7 +6718,21 @@
         <w:rPr>
           <w:rFonts w:ascii="Calibri" w:hAnsi="Calibri" w:cs="Calibri"/>
         </w:rPr>
-        <w:t>, efficient and cheap the protocol has many vulnerabilities, particularly when it comes to security. CAN was designed in the 1980s with reliability and real time communication in mind so now as modern vehicle technology grows CAN lacks the built in support for cybersecurity features.</w:t>
+        <w:t xml:space="preserve">, efficient and cheap the protocol has many vulnerabilities, particularly when it comes to security. CAN was designed in the 1980s with reliability and real time communication in mind so now as modern vehicle technology grows CAN lacks the </w:t>
+      </w:r>
+      <w:proofErr w:type="gramStart"/>
+      <w:r>
+        <w:rPr>
+          <w:rFonts w:ascii="Calibri" w:hAnsi="Calibri" w:cs="Calibri"/>
+        </w:rPr>
+        <w:t>built in</w:t>
+      </w:r>
+      <w:proofErr w:type="gramEnd"/>
+      <w:r>
+        <w:rPr>
+          <w:rFonts w:ascii="Calibri" w:hAnsi="Calibri" w:cs="Calibri"/>
+        </w:rPr>
+        <w:t xml:space="preserve"> support for cybersecurity features.</w:t>
       </w:r>
       <w:r>
         <w:rPr>
@@ -5370,8 +6900,16 @@
         <w:rPr>
           <w:rFonts w:ascii="Calibri" w:hAnsi="Calibri" w:cs="Calibri"/>
         </w:rPr>
-        <w:t>(Understanding CAN Bus Vulnerabilities and How Blockchain Can Amplify Security, 19-09-24 )</w:t>
-      </w:r>
+        <w:t>(Understanding CAN Bus Vulnerabilities and How Blockchain Can Amplify Security, 19-09-</w:t>
+      </w:r>
+      <w:proofErr w:type="gramStart"/>
+      <w:r>
+        <w:rPr>
+          <w:rFonts w:ascii="Calibri" w:hAnsi="Calibri" w:cs="Calibri"/>
+        </w:rPr>
+        <w:t>24 )</w:t>
+      </w:r>
+      <w:proofErr w:type="gramEnd"/>
     </w:p>
     <w:p>
       <w:pPr>
@@ -5386,12 +6924,14 @@
         <w:jc w:val="center"/>
         <w:rPr>
           <w:rFonts w:ascii="Calibri" w:hAnsi="Calibri" w:cs="Calibri"/>
-        </w:rPr>
-      </w:pPr>
-      <w:bookmarkStart w:id="17" w:name="_Toc181648675"/>
-      <w:r>
-        <w:rPr>
-          <w:rFonts w:ascii="Calibri" w:hAnsi="Calibri" w:cs="Calibri"/>
+          <w:color w:val="auto"/>
+        </w:rPr>
+      </w:pPr>
+      <w:bookmarkStart w:id="17" w:name="_Toc186740080"/>
+      <w:r>
+        <w:rPr>
+          <w:rFonts w:ascii="Calibri" w:hAnsi="Calibri" w:cs="Calibri"/>
+          <w:color w:val="auto"/>
         </w:rPr>
         <w:lastRenderedPageBreak/>
         <w:t>SecOC</w:t>
@@ -5487,7 +7027,21 @@
         <w:rPr>
           <w:rFonts w:ascii="Calibri" w:hAnsi="Calibri" w:cs="Calibri"/>
         </w:rPr>
-        <w:t>ticity of messages exchanged between ECUs on the CAN bus network. SecOC doesn’t include encryption but it is highly effective at protecting data from tampering and replay attacks, both of which are critical concerns when it comes to securing odometer data.</w:t>
+        <w:t xml:space="preserve">ticity of messages exchanged between ECUs on the CAN bus network. SecOC doesn’t include </w:t>
+      </w:r>
+      <w:proofErr w:type="gramStart"/>
+      <w:r>
+        <w:rPr>
+          <w:rFonts w:ascii="Calibri" w:hAnsi="Calibri" w:cs="Calibri"/>
+        </w:rPr>
+        <w:t>encryption</w:t>
+      </w:r>
+      <w:proofErr w:type="gramEnd"/>
+      <w:r>
+        <w:rPr>
+          <w:rFonts w:ascii="Calibri" w:hAnsi="Calibri" w:cs="Calibri"/>
+        </w:rPr>
+        <w:t xml:space="preserve"> but it is highly effective at protecting data from tampering and replay attacks, both of which are critical concerns when it comes to securing odometer data.</w:t>
       </w:r>
       <w:r>
         <w:rPr>
@@ -5524,7 +7078,7 @@
                     </pic:cNvPicPr>
                   </pic:nvPicPr>
                   <pic:blipFill>
-                    <a:blip r:embed="rId10">
+                    <a:blip r:embed="rId11">
                       <a:extLst>
                         <a:ext uri="{28A0092B-C50C-407E-A947-70E740481C1C}">
                           <a14:useLocalDpi xmlns:a14="http://schemas.microsoft.com/office/drawing/2010/main" val="0"/>
@@ -5709,7 +7263,21 @@
         <w:rPr>
           <w:rFonts w:ascii="Calibri" w:hAnsi="Calibri" w:cs="Calibri"/>
         </w:rPr>
-        <w:t xml:space="preserve"> (Specification of Secure Onboard Communication Protocol, 30-11-2020 ).</w:t>
+        <w:t xml:space="preserve"> (Specification of Secure Onboard Communication Protocol, 30-11-</w:t>
+      </w:r>
+      <w:proofErr w:type="gramStart"/>
+      <w:r>
+        <w:rPr>
+          <w:rFonts w:ascii="Calibri" w:hAnsi="Calibri" w:cs="Calibri"/>
+        </w:rPr>
+        <w:t>2020 )</w:t>
+      </w:r>
+      <w:proofErr w:type="gramEnd"/>
+      <w:r>
+        <w:rPr>
+          <w:rFonts w:ascii="Calibri" w:hAnsi="Calibri" w:cs="Calibri"/>
+        </w:rPr>
+        <w:t>.</w:t>
       </w:r>
     </w:p>
     <w:p>
@@ -5728,7 +7296,21 @@
         <w:rPr>
           <w:rFonts w:ascii="Calibri" w:hAnsi="Calibri" w:cs="Calibri"/>
         </w:rPr>
-        <w:t xml:space="preserve">SecOC is a lightweight solution to providing data integrity across ECUs where bandwidth and processing power is limited. (Specification of Secure Onboard Communication Protocol, 30-11-2020 ). </w:t>
+        <w:t>SecOC is a lightweight solution to providing data integrity across ECUs where bandwidth and processing power is limited. (Specification of Secure Onboard Communication Protocol, 30-11-</w:t>
+      </w:r>
+      <w:proofErr w:type="gramStart"/>
+      <w:r>
+        <w:rPr>
+          <w:rFonts w:ascii="Calibri" w:hAnsi="Calibri" w:cs="Calibri"/>
+        </w:rPr>
+        <w:t>2020 )</w:t>
+      </w:r>
+      <w:proofErr w:type="gramEnd"/>
+      <w:r>
+        <w:rPr>
+          <w:rFonts w:ascii="Calibri" w:hAnsi="Calibri" w:cs="Calibri"/>
+        </w:rPr>
+        <w:t xml:space="preserve">. </w:t>
       </w:r>
     </w:p>
     <w:p>
@@ -5821,12 +7403,14 @@
         <w:jc w:val="center"/>
         <w:rPr>
           <w:rFonts w:ascii="Calibri" w:hAnsi="Calibri" w:cs="Calibri"/>
-        </w:rPr>
-      </w:pPr>
-      <w:bookmarkStart w:id="18" w:name="_Toc181648676"/>
-      <w:r>
-        <w:rPr>
-          <w:rFonts w:ascii="Calibri" w:hAnsi="Calibri" w:cs="Calibri"/>
+          <w:color w:val="auto"/>
+        </w:rPr>
+      </w:pPr>
+      <w:bookmarkStart w:id="18" w:name="_Toc186740081"/>
+      <w:r>
+        <w:rPr>
+          <w:rFonts w:ascii="Calibri" w:hAnsi="Calibri" w:cs="Calibri"/>
+          <w:color w:val="auto"/>
         </w:rPr>
         <w:lastRenderedPageBreak/>
         <w:t>Encryption</w:t>
@@ -5834,6 +7418,7 @@
       <w:r>
         <w:rPr>
           <w:rFonts w:ascii="Calibri" w:hAnsi="Calibri" w:cs="Calibri"/>
+          <w:color w:val="auto"/>
         </w:rPr>
         <w:t xml:space="preserve"> on the CAN bus</w:t>
       </w:r>
@@ -5885,7 +7470,21 @@
         <w:rPr>
           <w:rFonts w:ascii="Calibri" w:hAnsi="Calibri" w:cs="Calibri"/>
         </w:rPr>
-        <w:t>The CAN protocol is highly efficient for real time communication with its simple architecture designed to prioritise message delivery as quick as possible. However this also introduces constraints:</w:t>
+        <w:t xml:space="preserve">The CAN protocol is highly efficient for real time communication with its simple architecture designed to prioritise message delivery as quick as possible. </w:t>
+      </w:r>
+      <w:proofErr w:type="gramStart"/>
+      <w:r>
+        <w:rPr>
+          <w:rFonts w:ascii="Calibri" w:hAnsi="Calibri" w:cs="Calibri"/>
+        </w:rPr>
+        <w:t>However</w:t>
+      </w:r>
+      <w:proofErr w:type="gramEnd"/>
+      <w:r>
+        <w:rPr>
+          <w:rFonts w:ascii="Calibri" w:hAnsi="Calibri" w:cs="Calibri"/>
+        </w:rPr>
+        <w:t xml:space="preserve"> this also introduces constraints:</w:t>
       </w:r>
     </w:p>
     <w:p>
@@ -6000,11 +7599,19 @@
           <w:rFonts w:ascii="Calibri" w:hAnsi="Calibri" w:cs="Calibri"/>
         </w:rPr>
       </w:pPr>
-      <w:r>
-        <w:rPr>
-          <w:rFonts w:ascii="Calibri" w:hAnsi="Calibri" w:cs="Calibri"/>
-        </w:rPr>
-        <w:t>In regard to the</w:t>
+      <w:proofErr w:type="gramStart"/>
+      <w:r>
+        <w:rPr>
+          <w:rFonts w:ascii="Calibri" w:hAnsi="Calibri" w:cs="Calibri"/>
+        </w:rPr>
+        <w:t>In regard to</w:t>
+      </w:r>
+      <w:proofErr w:type="gramEnd"/>
+      <w:r>
+        <w:rPr>
+          <w:rFonts w:ascii="Calibri" w:hAnsi="Calibri" w:cs="Calibri"/>
+        </w:rPr>
+        <w:t xml:space="preserve"> the</w:t>
       </w:r>
       <w:r>
         <w:rPr>
@@ -6325,7 +7932,21 @@
         <w:rPr>
           <w:rFonts w:ascii="Calibri" w:hAnsi="Calibri" w:cs="Calibri"/>
         </w:rPr>
-        <w:t xml:space="preserve">Using software simulation </w:t>
+        <w:t xml:space="preserve">Using software </w:t>
+      </w:r>
+      <w:proofErr w:type="gramStart"/>
+      <w:r>
+        <w:rPr>
+          <w:rFonts w:ascii="Calibri" w:hAnsi="Calibri" w:cs="Calibri"/>
+        </w:rPr>
+        <w:t>simulation</w:t>
+      </w:r>
+      <w:proofErr w:type="gramEnd"/>
+      <w:r>
+        <w:rPr>
+          <w:rFonts w:ascii="Calibri" w:hAnsi="Calibri" w:cs="Calibri"/>
+        </w:rPr>
+        <w:t xml:space="preserve"> </w:t>
       </w:r>
       <w:r>
         <w:rPr>
@@ -6435,12 +8056,14 @@
         <w:jc w:val="center"/>
         <w:rPr>
           <w:rFonts w:ascii="Calibri" w:hAnsi="Calibri" w:cs="Calibri"/>
-        </w:rPr>
-      </w:pPr>
-      <w:bookmarkStart w:id="19" w:name="_Toc181648677"/>
-      <w:r>
-        <w:rPr>
-          <w:rFonts w:ascii="Calibri" w:hAnsi="Calibri" w:cs="Calibri"/>
+          <w:color w:val="auto"/>
+        </w:rPr>
+      </w:pPr>
+      <w:bookmarkStart w:id="19" w:name="_Toc186740082"/>
+      <w:r>
+        <w:rPr>
+          <w:rFonts w:ascii="Calibri" w:hAnsi="Calibri" w:cs="Calibri"/>
+          <w:color w:val="auto"/>
         </w:rPr>
         <w:lastRenderedPageBreak/>
         <w:t>Telematics Systems and Vehicle-to-Cloud Communication</w:t>
@@ -6514,24 +8137,28 @@
         <w:jc w:val="center"/>
         <w:rPr>
           <w:rFonts w:ascii="Calibri" w:hAnsi="Calibri" w:cs="Calibri"/>
-        </w:rPr>
-      </w:pPr>
-      <w:bookmarkStart w:id="20" w:name="_Toc181648678"/>
-      <w:r>
-        <w:rPr>
-          <w:rFonts w:ascii="Calibri" w:hAnsi="Calibri" w:cs="Calibri"/>
+          <w:color w:val="auto"/>
+        </w:rPr>
+      </w:pPr>
+      <w:bookmarkStart w:id="20" w:name="_Toc186740083"/>
+      <w:r>
+        <w:rPr>
+          <w:rFonts w:ascii="Calibri" w:hAnsi="Calibri" w:cs="Calibri"/>
+          <w:color w:val="auto"/>
         </w:rPr>
         <w:t xml:space="preserve">Communication </w:t>
       </w:r>
       <w:r>
         <w:rPr>
           <w:rFonts w:ascii="Calibri" w:hAnsi="Calibri" w:cs="Calibri"/>
+          <w:color w:val="auto"/>
         </w:rPr>
         <w:t xml:space="preserve">&amp; </w:t>
       </w:r>
       <w:r>
         <w:rPr>
           <w:rFonts w:ascii="Calibri" w:hAnsi="Calibri" w:cs="Calibri"/>
+          <w:color w:val="auto"/>
         </w:rPr>
         <w:t>Protocols</w:t>
       </w:r>
@@ -7148,7 +8775,7 @@
                     </pic:cNvPicPr>
                   </pic:nvPicPr>
                   <pic:blipFill>
-                    <a:blip r:embed="rId11" cstate="print">
+                    <a:blip r:embed="rId12" cstate="print">
                       <a:extLst>
                         <a:ext uri="{28A0092B-C50C-407E-A947-70E740481C1C}">
                           <a14:useLocalDpi xmlns:a14="http://schemas.microsoft.com/office/drawing/2010/main" val="0"/>
@@ -7190,7 +8817,21 @@
         <w:rPr>
           <w:rFonts w:ascii="Calibri" w:hAnsi="Calibri" w:cs="Calibri"/>
         </w:rPr>
-        <w:t>Figure 2 (What is TLS (Transport Layer Security)?, no date)</w:t>
+        <w:t>Figure 2 (What is TLS (Transport Layer Security</w:t>
+      </w:r>
+      <w:proofErr w:type="gramStart"/>
+      <w:r>
+        <w:rPr>
+          <w:rFonts w:ascii="Calibri" w:hAnsi="Calibri" w:cs="Calibri"/>
+        </w:rPr>
+        <w:t>)?,</w:t>
+      </w:r>
+      <w:proofErr w:type="gramEnd"/>
+      <w:r>
+        <w:rPr>
+          <w:rFonts w:ascii="Calibri" w:hAnsi="Calibri" w:cs="Calibri"/>
+        </w:rPr>
+        <w:t xml:space="preserve"> no date)</w:t>
       </w:r>
     </w:p>
     <w:p>
@@ -7219,12 +8860,14 @@
         <w:jc w:val="center"/>
         <w:rPr>
           <w:rFonts w:ascii="Calibri" w:hAnsi="Calibri" w:cs="Calibri"/>
-        </w:rPr>
-      </w:pPr>
-      <w:bookmarkStart w:id="21" w:name="_Toc181648679"/>
-      <w:r>
-        <w:rPr>
-          <w:rFonts w:ascii="Calibri" w:hAnsi="Calibri" w:cs="Calibri"/>
+          <w:color w:val="auto"/>
+        </w:rPr>
+      </w:pPr>
+      <w:bookmarkStart w:id="21" w:name="_Toc186740084"/>
+      <w:r>
+        <w:rPr>
+          <w:rFonts w:ascii="Calibri" w:hAnsi="Calibri" w:cs="Calibri"/>
+          <w:color w:val="auto"/>
         </w:rPr>
         <w:lastRenderedPageBreak/>
         <w:t>Large-scale data management</w:t>
@@ -7314,7 +8957,23 @@
         <w:rPr>
           <w:rFonts w:ascii="Calibri" w:hAnsi="Calibri" w:cs="Calibri"/>
         </w:rPr>
-        <w:t>It is important to have a well designed cloud storage architecture for handing vast amounts of data being sent through the telematics systems. I will look at some of the key storage options that will mostly relate to what this project requires.</w:t>
+        <w:t xml:space="preserve">It is important to have a </w:t>
+      </w:r>
+      <w:proofErr w:type="spellStart"/>
+      <w:proofErr w:type="gramStart"/>
+      <w:r>
+        <w:rPr>
+          <w:rFonts w:ascii="Calibri" w:hAnsi="Calibri" w:cs="Calibri"/>
+        </w:rPr>
+        <w:t>well designed</w:t>
+      </w:r>
+      <w:proofErr w:type="spellEnd"/>
+      <w:proofErr w:type="gramEnd"/>
+      <w:r>
+        <w:rPr>
+          <w:rFonts w:ascii="Calibri" w:hAnsi="Calibri" w:cs="Calibri"/>
+        </w:rPr>
+        <w:t xml:space="preserve"> cloud storage architecture for handing vast amounts of data being sent through the telematics systems. I will look at some of the key storage options that will mostly relate to what this project requires.</w:t>
       </w:r>
     </w:p>
     <w:p>
@@ -7386,7 +9045,21 @@
         <w:rPr>
           <w:rFonts w:ascii="Calibri" w:hAnsi="Calibri" w:cs="Calibri"/>
         </w:rPr>
-        <w:t xml:space="preserve">In the case of this project I will look into both cold and hot storage. Hot storage is used for frequently accessed data and allows for faster access. While cold storage is used for data that requires less frequent access and can be used to reduce cost. </w:t>
+        <w:t xml:space="preserve">In the case of this project I will </w:t>
+      </w:r>
+      <w:proofErr w:type="gramStart"/>
+      <w:r>
+        <w:rPr>
+          <w:rFonts w:ascii="Calibri" w:hAnsi="Calibri" w:cs="Calibri"/>
+        </w:rPr>
+        <w:t>look into</w:t>
+      </w:r>
+      <w:proofErr w:type="gramEnd"/>
+      <w:r>
+        <w:rPr>
+          <w:rFonts w:ascii="Calibri" w:hAnsi="Calibri" w:cs="Calibri"/>
+        </w:rPr>
+        <w:t xml:space="preserve"> both cold and hot storage. Hot storage is used for frequently accessed data and allows for faster access. While cold storage is used for data that requires less frequent access and can be used to reduce cost. </w:t>
       </w:r>
       <w:r>
         <w:rPr>
@@ -7537,7 +9210,35 @@
         <w:rPr>
           <w:rFonts w:ascii="Calibri" w:hAnsi="Calibri" w:cs="Calibri"/>
         </w:rPr>
-        <w:t>Before beginning the project its important that I pick the correct database for the projects needs.</w:t>
+        <w:t xml:space="preserve">Before beginning the project </w:t>
+      </w:r>
+      <w:proofErr w:type="spellStart"/>
+      <w:r>
+        <w:rPr>
+          <w:rFonts w:ascii="Calibri" w:hAnsi="Calibri" w:cs="Calibri"/>
+        </w:rPr>
+        <w:t>its</w:t>
+      </w:r>
+      <w:proofErr w:type="spellEnd"/>
+      <w:r>
+        <w:rPr>
+          <w:rFonts w:ascii="Calibri" w:hAnsi="Calibri" w:cs="Calibri"/>
+        </w:rPr>
+        <w:t xml:space="preserve"> important that I pick the correct database for the </w:t>
+      </w:r>
+      <w:proofErr w:type="spellStart"/>
+      <w:r>
+        <w:rPr>
+          <w:rFonts w:ascii="Calibri" w:hAnsi="Calibri" w:cs="Calibri"/>
+        </w:rPr>
+        <w:t>projects</w:t>
+      </w:r>
+      <w:proofErr w:type="spellEnd"/>
+      <w:r>
+        <w:rPr>
+          <w:rFonts w:ascii="Calibri" w:hAnsi="Calibri" w:cs="Calibri"/>
+        </w:rPr>
+        <w:t xml:space="preserve"> needs.</w:t>
       </w:r>
     </w:p>
     <w:p>
@@ -7608,12 +9309,14 @@
         <w:jc w:val="center"/>
         <w:rPr>
           <w:rFonts w:ascii="Calibri" w:hAnsi="Calibri" w:cs="Calibri"/>
-        </w:rPr>
-      </w:pPr>
-      <w:bookmarkStart w:id="22" w:name="_Toc181648680"/>
-      <w:r>
-        <w:rPr>
-          <w:rFonts w:ascii="Calibri" w:hAnsi="Calibri" w:cs="Calibri"/>
+          <w:color w:val="auto"/>
+        </w:rPr>
+      </w:pPr>
+      <w:bookmarkStart w:id="22" w:name="_Toc186740085"/>
+      <w:r>
+        <w:rPr>
+          <w:rFonts w:ascii="Calibri" w:hAnsi="Calibri" w:cs="Calibri"/>
+          <w:color w:val="auto"/>
         </w:rPr>
         <w:lastRenderedPageBreak/>
         <w:t>Interface Specifications</w:t>
@@ -7626,12 +9329,14 @@
         <w:jc w:val="center"/>
         <w:rPr>
           <w:rFonts w:ascii="Calibri" w:hAnsi="Calibri" w:cs="Calibri"/>
-        </w:rPr>
-      </w:pPr>
-      <w:bookmarkStart w:id="23" w:name="_Toc181648681"/>
-      <w:r>
-        <w:rPr>
-          <w:rFonts w:ascii="Calibri" w:hAnsi="Calibri" w:cs="Calibri"/>
+          <w:color w:val="auto"/>
+        </w:rPr>
+      </w:pPr>
+      <w:bookmarkStart w:id="23" w:name="_Toc186740086"/>
+      <w:r>
+        <w:rPr>
+          <w:rFonts w:ascii="Calibri" w:hAnsi="Calibri" w:cs="Calibri"/>
+          <w:color w:val="auto"/>
         </w:rPr>
         <w:t>Onboard</w:t>
       </w:r>
@@ -7676,12 +9381,14 @@
         <w:jc w:val="center"/>
         <w:rPr>
           <w:rFonts w:ascii="Calibri" w:hAnsi="Calibri" w:cs="Calibri"/>
-        </w:rPr>
-      </w:pPr>
-      <w:bookmarkStart w:id="24" w:name="_Toc181648682"/>
-      <w:r>
-        <w:rPr>
-          <w:rFonts w:ascii="Calibri" w:hAnsi="Calibri" w:cs="Calibri"/>
+          <w:color w:val="auto"/>
+        </w:rPr>
+      </w:pPr>
+      <w:bookmarkStart w:id="24" w:name="_Toc186740087"/>
+      <w:r>
+        <w:rPr>
+          <w:rFonts w:ascii="Calibri" w:hAnsi="Calibri" w:cs="Calibri"/>
+          <w:color w:val="auto"/>
         </w:rPr>
         <w:t>Offboard</w:t>
       </w:r>
@@ -7733,13 +9440,7 @@
         <w:rPr>
           <w:rFonts w:ascii="Calibri" w:hAnsi="Calibri" w:cs="Calibri"/>
         </w:rPr>
-        <w:t>I wil</w:t>
-      </w:r>
-      <w:r>
-        <w:rPr>
-          <w:rFonts w:ascii="Calibri" w:hAnsi="Calibri" w:cs="Calibri"/>
-        </w:rPr>
-        <w:t xml:space="preserve">l create </w:t>
+        <w:t xml:space="preserve">I will create </w:t>
       </w:r>
       <w:r>
         <w:rPr>
@@ -8860,10 +10561,11 @@
         </w:rPr>
         <w:br w:type="page"/>
       </w:r>
-      <w:bookmarkStart w:id="25" w:name="_Toc181648683"/>
-      <w:r>
-        <w:rPr>
-          <w:rFonts w:ascii="Calibri" w:hAnsi="Calibri" w:cs="Calibri"/>
+      <w:bookmarkStart w:id="25" w:name="_Toc186740088"/>
+      <w:r>
+        <w:rPr>
+          <w:rFonts w:ascii="Calibri" w:hAnsi="Calibri" w:cs="Calibri"/>
+          <w:color w:val="auto"/>
         </w:rPr>
         <w:lastRenderedPageBreak/>
         <w:t>Non-functional Requirements</w:t>
@@ -8886,12 +10588,14 @@
         </w:numPr>
         <w:rPr>
           <w:rFonts w:ascii="Calibri" w:hAnsi="Calibri" w:cs="Calibri"/>
-        </w:rPr>
-      </w:pPr>
-      <w:bookmarkStart w:id="26" w:name="_Toc181648684"/>
-      <w:r>
-        <w:rPr>
-          <w:rFonts w:ascii="Calibri" w:hAnsi="Calibri" w:cs="Calibri"/>
+          <w:color w:val="auto"/>
+        </w:rPr>
+      </w:pPr>
+      <w:bookmarkStart w:id="26" w:name="_Toc186740089"/>
+      <w:r>
+        <w:rPr>
+          <w:rFonts w:ascii="Calibri" w:hAnsi="Calibri" w:cs="Calibri"/>
+          <w:color w:val="auto"/>
         </w:rPr>
         <w:t>Performance Requirements</w:t>
       </w:r>
@@ -8914,10 +10618,11 @@
         </w:rPr>
         <w:t xml:space="preserve"> </w:t>
       </w:r>
-      <w:bookmarkStart w:id="27" w:name="_Toc181648685"/>
-      <w:r>
-        <w:rPr>
-          <w:rFonts w:ascii="Calibri" w:hAnsi="Calibri" w:cs="Calibri"/>
+      <w:bookmarkStart w:id="27" w:name="_Toc186740090"/>
+      <w:r>
+        <w:rPr>
+          <w:rFonts w:ascii="Calibri" w:hAnsi="Calibri" w:cs="Calibri"/>
+          <w:color w:val="auto"/>
         </w:rPr>
         <w:t>Response Time:</w:t>
       </w:r>
@@ -8925,6 +10630,7 @@
       <w:r>
         <w:rPr>
           <w:rFonts w:ascii="Calibri" w:hAnsi="Calibri" w:cs="Calibri"/>
+          <w:color w:val="auto"/>
         </w:rPr>
         <w:t xml:space="preserve"> </w:t>
       </w:r>
@@ -8936,6 +10642,7 @@
           <w:rFonts w:ascii="Calibri" w:hAnsi="Calibri" w:cs="Calibri"/>
         </w:rPr>
       </w:pPr>
+      <w:proofErr w:type="gramStart"/>
       <w:r>
         <w:rPr>
           <w:rFonts w:ascii="Calibri" w:hAnsi="Calibri" w:cs="Calibri"/>
@@ -8946,13 +10653,26 @@
         <w:rPr>
           <w:rFonts w:ascii="Calibri" w:hAnsi="Calibri" w:cs="Calibri"/>
         </w:rPr>
-        <w:t xml:space="preserve">he should ensure </w:t>
-      </w:r>
-      <w:r>
-        <w:rPr>
-          <w:rFonts w:ascii="Calibri" w:hAnsi="Calibri" w:cs="Calibri"/>
-        </w:rPr>
-        <w:t>that the vehicle data is transmitted from the vehicle to the cloud in a reasonable time.</w:t>
+        <w:t>he</w:t>
+      </w:r>
+      <w:proofErr w:type="gramEnd"/>
+      <w:r>
+        <w:rPr>
+          <w:rFonts w:ascii="Calibri" w:hAnsi="Calibri" w:cs="Calibri"/>
+        </w:rPr>
+        <w:t xml:space="preserve"> should ensure that the vehicle data is transmitted from the vehicle to the cloud </w:t>
+      </w:r>
+      <w:r>
+        <w:rPr>
+          <w:rFonts w:ascii="Calibri" w:hAnsi="Calibri" w:cs="Calibri"/>
+        </w:rPr>
+        <w:t>within 1-3 seconds under normal network conditions</w:t>
+      </w:r>
+      <w:r>
+        <w:rPr>
+          <w:rFonts w:ascii="Calibri" w:hAnsi="Calibri" w:cs="Calibri"/>
+        </w:rPr>
+        <w:t>.</w:t>
       </w:r>
     </w:p>
     <w:p>
@@ -8964,18 +10684,21 @@
         </w:numPr>
         <w:rPr>
           <w:rFonts w:ascii="Calibri" w:hAnsi="Calibri" w:cs="Calibri"/>
-        </w:rPr>
-      </w:pPr>
-      <w:r>
-        <w:rPr>
-          <w:rFonts w:ascii="Calibri" w:hAnsi="Calibri" w:cs="Calibri"/>
+          <w:color w:val="auto"/>
+        </w:rPr>
+      </w:pPr>
+      <w:r>
+        <w:rPr>
+          <w:rFonts w:ascii="Calibri" w:hAnsi="Calibri" w:cs="Calibri"/>
+          <w:color w:val="auto"/>
         </w:rPr>
         <w:t xml:space="preserve"> </w:t>
       </w:r>
-      <w:bookmarkStart w:id="28" w:name="_Toc181648686"/>
-      <w:r>
-        <w:rPr>
-          <w:rFonts w:ascii="Calibri" w:hAnsi="Calibri" w:cs="Calibri"/>
+      <w:bookmarkStart w:id="28" w:name="_Toc186740091"/>
+      <w:r>
+        <w:rPr>
+          <w:rFonts w:ascii="Calibri" w:hAnsi="Calibri" w:cs="Calibri"/>
+          <w:color w:val="auto"/>
         </w:rPr>
         <w:t>Data Processing Speed:</w:t>
       </w:r>
@@ -9018,10 +10741,11 @@
         </w:rPr>
         <w:t xml:space="preserve"> </w:t>
       </w:r>
-      <w:bookmarkStart w:id="29" w:name="_Toc181648687"/>
-      <w:r>
-        <w:rPr>
-          <w:rFonts w:ascii="Calibri" w:hAnsi="Calibri" w:cs="Calibri"/>
+      <w:bookmarkStart w:id="29" w:name="_Toc186740092"/>
+      <w:r>
+        <w:rPr>
+          <w:rFonts w:ascii="Calibri" w:hAnsi="Calibri" w:cs="Calibri"/>
+          <w:color w:val="auto"/>
         </w:rPr>
         <w:t>Network Bandwidth:</w:t>
       </w:r>
@@ -9044,7 +10768,73 @@
         <w:rPr>
           <w:rFonts w:ascii="Calibri" w:hAnsi="Calibri" w:cs="Calibri"/>
         </w:rPr>
-        <w:t>he system should support efficient data transferring with reasonable network speeds on 4G and 5G networks.</w:t>
+        <w:t>he system should support efficient data transferring</w:t>
+      </w:r>
+      <w:r>
+        <w:rPr>
+          <w:rFonts w:ascii="Calibri" w:hAnsi="Calibri" w:cs="Calibri"/>
+        </w:rPr>
+        <w:t>,</w:t>
+      </w:r>
+      <w:r>
+        <w:rPr>
+          <w:rFonts w:ascii="Calibri" w:hAnsi="Calibri" w:cs="Calibri"/>
+        </w:rPr>
+        <w:t xml:space="preserve"> with 4G</w:t>
+      </w:r>
+      <w:r>
+        <w:rPr>
+          <w:rFonts w:ascii="Calibri" w:hAnsi="Calibri" w:cs="Calibri"/>
+        </w:rPr>
+        <w:t xml:space="preserve"> LTE hav</w:t>
+      </w:r>
+      <w:r>
+        <w:rPr>
+          <w:rFonts w:ascii="Calibri" w:hAnsi="Calibri" w:cs="Calibri"/>
+        </w:rPr>
+        <w:t>ing</w:t>
+      </w:r>
+      <w:r>
+        <w:rPr>
+          <w:rFonts w:ascii="Calibri" w:hAnsi="Calibri" w:cs="Calibri"/>
+        </w:rPr>
+        <w:t xml:space="preserve"> download speeds of 8-10 Mbps and an upload speed of 5-6 Mbps</w:t>
+      </w:r>
+      <w:r>
+        <w:rPr>
+          <w:rFonts w:ascii="Calibri" w:hAnsi="Calibri" w:cs="Calibri"/>
+        </w:rPr>
+        <w:t xml:space="preserve"> and </w:t>
+      </w:r>
+      <w:r>
+        <w:rPr>
+          <w:rFonts w:ascii="Calibri" w:hAnsi="Calibri" w:cs="Calibri"/>
+        </w:rPr>
+        <w:t>5G networks</w:t>
+      </w:r>
+      <w:r>
+        <w:rPr>
+          <w:rFonts w:ascii="Calibri" w:hAnsi="Calibri" w:cs="Calibri"/>
+        </w:rPr>
+        <w:t xml:space="preserve"> expected to be able to deliver communication speeds of up to 2Gbps</w:t>
+      </w:r>
+      <w:r>
+        <w:rPr>
+          <w:rFonts w:ascii="Calibri" w:hAnsi="Calibri" w:cs="Calibri"/>
+        </w:rPr>
+        <w:t xml:space="preserve"> </w:t>
+      </w:r>
+      <w:r>
+        <w:rPr>
+          <w:rFonts w:ascii="Calibri" w:hAnsi="Calibri" w:cs="Calibri"/>
+        </w:rPr>
+        <w:t>(Furnival, 2020)</w:t>
+      </w:r>
+      <w:r>
+        <w:rPr>
+          <w:rFonts w:ascii="Calibri" w:hAnsi="Calibri" w:cs="Calibri"/>
+        </w:rPr>
+        <w:t>.</w:t>
       </w:r>
     </w:p>
     <w:p>
@@ -9056,18 +10846,21 @@
         </w:numPr>
         <w:rPr>
           <w:rFonts w:ascii="Calibri" w:hAnsi="Calibri" w:cs="Calibri"/>
-        </w:rPr>
-      </w:pPr>
-      <w:r>
-        <w:rPr>
-          <w:rFonts w:ascii="Calibri" w:hAnsi="Calibri" w:cs="Calibri"/>
+          <w:color w:val="auto"/>
+        </w:rPr>
+      </w:pPr>
+      <w:r>
+        <w:rPr>
+          <w:rFonts w:ascii="Calibri" w:hAnsi="Calibri" w:cs="Calibri"/>
+          <w:color w:val="auto"/>
         </w:rPr>
         <w:t xml:space="preserve"> </w:t>
       </w:r>
-      <w:bookmarkStart w:id="30" w:name="_Toc181648688"/>
-      <w:r>
-        <w:rPr>
-          <w:rFonts w:ascii="Calibri" w:hAnsi="Calibri" w:cs="Calibri"/>
+      <w:bookmarkStart w:id="30" w:name="_Toc186740093"/>
+      <w:r>
+        <w:rPr>
+          <w:rFonts w:ascii="Calibri" w:hAnsi="Calibri" w:cs="Calibri"/>
+          <w:color w:val="auto"/>
         </w:rPr>
         <w:t>Latency for Critical Alerts</w:t>
       </w:r>
@@ -9084,7 +10877,21 @@
         <w:rPr>
           <w:rFonts w:ascii="Calibri" w:hAnsi="Calibri" w:cs="Calibri"/>
         </w:rPr>
-        <w:t xml:space="preserve">When tampering is detected and alert should be sent to the cloud </w:t>
+        <w:t xml:space="preserve">When tampering is </w:t>
+      </w:r>
+      <w:proofErr w:type="gramStart"/>
+      <w:r>
+        <w:rPr>
+          <w:rFonts w:ascii="Calibri" w:hAnsi="Calibri" w:cs="Calibri"/>
+        </w:rPr>
+        <w:t>detected</w:t>
+      </w:r>
+      <w:proofErr w:type="gramEnd"/>
+      <w:r>
+        <w:rPr>
+          <w:rFonts w:ascii="Calibri" w:hAnsi="Calibri" w:cs="Calibri"/>
+        </w:rPr>
+        <w:t xml:space="preserve"> and alert should be sent to the cloud </w:t>
       </w:r>
       <w:r>
         <w:rPr>
@@ -9110,12 +10917,14 @@
         </w:numPr>
         <w:rPr>
           <w:rFonts w:ascii="Calibri" w:hAnsi="Calibri" w:cs="Calibri"/>
-        </w:rPr>
-      </w:pPr>
-      <w:bookmarkStart w:id="31" w:name="_Toc181648689"/>
-      <w:r>
-        <w:rPr>
-          <w:rFonts w:ascii="Calibri" w:hAnsi="Calibri" w:cs="Calibri"/>
+          <w:color w:val="auto"/>
+        </w:rPr>
+      </w:pPr>
+      <w:bookmarkStart w:id="31" w:name="_Toc186740094"/>
+      <w:r>
+        <w:rPr>
+          <w:rFonts w:ascii="Calibri" w:hAnsi="Calibri" w:cs="Calibri"/>
+          <w:color w:val="auto"/>
         </w:rPr>
         <w:t>Security Requirements</w:t>
       </w:r>
@@ -9130,18 +10939,21 @@
         </w:numPr>
         <w:rPr>
           <w:rFonts w:ascii="Calibri" w:hAnsi="Calibri" w:cs="Calibri"/>
-        </w:rPr>
-      </w:pPr>
-      <w:r>
-        <w:rPr>
-          <w:rFonts w:ascii="Calibri" w:hAnsi="Calibri" w:cs="Calibri"/>
+          <w:color w:val="auto"/>
+        </w:rPr>
+      </w:pPr>
+      <w:r>
+        <w:rPr>
+          <w:rFonts w:ascii="Calibri" w:hAnsi="Calibri" w:cs="Calibri"/>
+          <w:color w:val="auto"/>
         </w:rPr>
         <w:t xml:space="preserve"> </w:t>
       </w:r>
-      <w:bookmarkStart w:id="32" w:name="_Toc181648690"/>
-      <w:r>
-        <w:rPr>
-          <w:rFonts w:ascii="Calibri" w:hAnsi="Calibri" w:cs="Calibri"/>
+      <w:bookmarkStart w:id="32" w:name="_Toc186740095"/>
+      <w:r>
+        <w:rPr>
+          <w:rFonts w:ascii="Calibri" w:hAnsi="Calibri" w:cs="Calibri"/>
+          <w:color w:val="auto"/>
         </w:rPr>
         <w:t>Data Encryption:</w:t>
       </w:r>
@@ -9170,18 +10982,21 @@
         </w:numPr>
         <w:rPr>
           <w:rFonts w:ascii="Calibri" w:hAnsi="Calibri" w:cs="Calibri"/>
-        </w:rPr>
-      </w:pPr>
-      <w:r>
-        <w:rPr>
-          <w:rFonts w:ascii="Calibri" w:hAnsi="Calibri" w:cs="Calibri"/>
+          <w:color w:val="auto"/>
+        </w:rPr>
+      </w:pPr>
+      <w:r>
+        <w:rPr>
+          <w:rFonts w:ascii="Calibri" w:hAnsi="Calibri" w:cs="Calibri"/>
+          <w:color w:val="auto"/>
         </w:rPr>
         <w:t xml:space="preserve"> </w:t>
       </w:r>
-      <w:bookmarkStart w:id="33" w:name="_Toc181648691"/>
-      <w:r>
-        <w:rPr>
-          <w:rFonts w:ascii="Calibri" w:hAnsi="Calibri" w:cs="Calibri"/>
+      <w:bookmarkStart w:id="33" w:name="_Toc186740096"/>
+      <w:r>
+        <w:rPr>
+          <w:rFonts w:ascii="Calibri" w:hAnsi="Calibri" w:cs="Calibri"/>
+          <w:color w:val="auto"/>
         </w:rPr>
         <w:t>Access Control:</w:t>
       </w:r>
@@ -9215,13 +11030,15 @@
       <w:r>
         <w:rPr>
           <w:rFonts w:ascii="Calibri" w:hAnsi="Calibri" w:cs="Calibri"/>
+          <w:color w:val="auto"/>
         </w:rPr>
         <w:t xml:space="preserve"> </w:t>
       </w:r>
-      <w:bookmarkStart w:id="34" w:name="_Toc181648692"/>
-      <w:r>
-        <w:rPr>
-          <w:rFonts w:ascii="Calibri" w:hAnsi="Calibri" w:cs="Calibri"/>
+      <w:bookmarkStart w:id="34" w:name="_Toc186740097"/>
+      <w:r>
+        <w:rPr>
+          <w:rFonts w:ascii="Calibri" w:hAnsi="Calibri" w:cs="Calibri"/>
+          <w:color w:val="auto"/>
         </w:rPr>
         <w:t>Message Integrity:</w:t>
       </w:r>
@@ -9256,12 +11073,14 @@
         <w:rPr>
           <w:rFonts w:ascii="Calibri" w:hAnsi="Calibri" w:cs="Calibri"/>
         </w:rPr>
+        <w:lastRenderedPageBreak/>
         <w:t xml:space="preserve"> </w:t>
       </w:r>
-      <w:bookmarkStart w:id="35" w:name="_Toc181648693"/>
-      <w:r>
-        <w:rPr>
-          <w:rFonts w:ascii="Calibri" w:hAnsi="Calibri" w:cs="Calibri"/>
+      <w:bookmarkStart w:id="35" w:name="_Toc186740098"/>
+      <w:r>
+        <w:rPr>
+          <w:rFonts w:ascii="Calibri" w:hAnsi="Calibri" w:cs="Calibri"/>
+          <w:color w:val="auto"/>
         </w:rPr>
         <w:t>Audit Logging:</w:t>
       </w:r>
@@ -9269,6 +11088,7 @@
       <w:r>
         <w:rPr>
           <w:rFonts w:ascii="Calibri" w:hAnsi="Calibri" w:cs="Calibri"/>
+          <w:color w:val="auto"/>
         </w:rPr>
         <w:t xml:space="preserve"> </w:t>
       </w:r>
@@ -9284,7 +11104,35 @@
         <w:rPr>
           <w:rFonts w:ascii="Calibri" w:hAnsi="Calibri" w:cs="Calibri"/>
         </w:rPr>
-        <w:t>The system shall log all access and data modification activities ( eg. Marking an alert as resolved). This should include timestamps, user IDs and the action</w:t>
+        <w:t xml:space="preserve">The system shall log all access and data modification activities </w:t>
+      </w:r>
+      <w:proofErr w:type="gramStart"/>
+      <w:r>
+        <w:rPr>
+          <w:rFonts w:ascii="Calibri" w:hAnsi="Calibri" w:cs="Calibri"/>
+        </w:rPr>
+        <w:t xml:space="preserve">( </w:t>
+      </w:r>
+      <w:proofErr w:type="spellStart"/>
+      <w:r>
+        <w:rPr>
+          <w:rFonts w:ascii="Calibri" w:hAnsi="Calibri" w:cs="Calibri"/>
+        </w:rPr>
+        <w:t>eg</w:t>
+      </w:r>
+      <w:proofErr w:type="gramEnd"/>
+      <w:r>
+        <w:rPr>
+          <w:rFonts w:ascii="Calibri" w:hAnsi="Calibri" w:cs="Calibri"/>
+        </w:rPr>
+        <w:t>.</w:t>
+      </w:r>
+      <w:proofErr w:type="spellEnd"/>
+      <w:r>
+        <w:rPr>
+          <w:rFonts w:ascii="Calibri" w:hAnsi="Calibri" w:cs="Calibri"/>
+        </w:rPr>
+        <w:t xml:space="preserve"> Marking an alert as resolved). This should include timestamps, user IDs and the action</w:t>
       </w:r>
       <w:r>
         <w:rPr>
@@ -9302,14 +11150,15 @@
         </w:numPr>
         <w:rPr>
           <w:rFonts w:ascii="Calibri" w:hAnsi="Calibri" w:cs="Calibri"/>
-        </w:rPr>
-      </w:pPr>
-      <w:bookmarkStart w:id="36" w:name="_Toc181648694"/>
-      <w:r>
-        <w:rPr>
-          <w:rFonts w:ascii="Calibri" w:hAnsi="Calibri" w:cs="Calibri"/>
-        </w:rPr>
-        <w:lastRenderedPageBreak/>
+          <w:color w:val="auto"/>
+        </w:rPr>
+      </w:pPr>
+      <w:bookmarkStart w:id="36" w:name="_Toc186740099"/>
+      <w:r>
+        <w:rPr>
+          <w:rFonts w:ascii="Calibri" w:hAnsi="Calibri" w:cs="Calibri"/>
+          <w:color w:val="auto"/>
+        </w:rPr>
         <w:t>Scalability Requirements</w:t>
       </w:r>
       <w:bookmarkEnd w:id="36"/>
@@ -9331,10 +11180,11 @@
         </w:rPr>
         <w:t xml:space="preserve"> </w:t>
       </w:r>
-      <w:bookmarkStart w:id="37" w:name="_Toc181648695"/>
-      <w:r>
-        <w:rPr>
-          <w:rFonts w:ascii="Calibri" w:hAnsi="Calibri" w:cs="Calibri"/>
+      <w:bookmarkStart w:id="37" w:name="_Toc186740100"/>
+      <w:r>
+        <w:rPr>
+          <w:rFonts w:ascii="Calibri" w:hAnsi="Calibri" w:cs="Calibri"/>
+          <w:color w:val="auto"/>
         </w:rPr>
         <w:t>Horizontal Scaling:</w:t>
       </w:r>
@@ -9371,10 +11221,11 @@
         </w:rPr>
         <w:t xml:space="preserve"> </w:t>
       </w:r>
-      <w:bookmarkStart w:id="38" w:name="_Toc181648696"/>
-      <w:r>
-        <w:rPr>
-          <w:rFonts w:ascii="Calibri" w:hAnsi="Calibri" w:cs="Calibri"/>
+      <w:bookmarkStart w:id="38" w:name="_Toc186740101"/>
+      <w:r>
+        <w:rPr>
+          <w:rFonts w:ascii="Calibri" w:hAnsi="Calibri" w:cs="Calibri"/>
+          <w:color w:val="auto"/>
         </w:rPr>
         <w:t>Data Storage</w:t>
       </w:r>
@@ -9421,12 +11272,14 @@
         <w:jc w:val="center"/>
         <w:rPr>
           <w:rFonts w:ascii="Calibri" w:hAnsi="Calibri" w:cs="Calibri"/>
-        </w:rPr>
-      </w:pPr>
-      <w:bookmarkStart w:id="39" w:name="_Toc181648697"/>
-      <w:r>
-        <w:rPr>
-          <w:rFonts w:ascii="Calibri" w:hAnsi="Calibri" w:cs="Calibri"/>
+          <w:color w:val="auto"/>
+        </w:rPr>
+      </w:pPr>
+      <w:bookmarkStart w:id="39" w:name="_Toc186740102"/>
+      <w:r>
+        <w:rPr>
+          <w:rFonts w:ascii="Calibri" w:hAnsi="Calibri" w:cs="Calibri"/>
+          <w:color w:val="auto"/>
         </w:rPr>
         <w:lastRenderedPageBreak/>
         <w:t>Quality Assurance Provisions</w:t>
@@ -9439,12 +11292,14 @@
         <w:jc w:val="center"/>
         <w:rPr>
           <w:rFonts w:ascii="Calibri" w:hAnsi="Calibri" w:cs="Calibri"/>
-        </w:rPr>
-      </w:pPr>
-      <w:bookmarkStart w:id="40" w:name="_Toc181648698"/>
-      <w:r>
-        <w:rPr>
-          <w:rFonts w:ascii="Calibri" w:hAnsi="Calibri" w:cs="Calibri"/>
+          <w:color w:val="auto"/>
+        </w:rPr>
+      </w:pPr>
+      <w:bookmarkStart w:id="40" w:name="_Toc186740103"/>
+      <w:r>
+        <w:rPr>
+          <w:rFonts w:ascii="Calibri" w:hAnsi="Calibri" w:cs="Calibri"/>
+          <w:color w:val="auto"/>
         </w:rPr>
         <w:t>Software Test procedures</w:t>
       </w:r>
@@ -9486,30 +11341,28 @@
         </w:rPr>
         <w:t xml:space="preserve"> (</w:t>
       </w:r>
-      <w:r>
-        <w:rPr>
-          <w:rFonts w:ascii="Calibri" w:hAnsi="Calibri" w:cs="Calibri"/>
-        </w:rPr>
-        <w:t>VectorCAST/C++</w:t>
-      </w:r>
-      <w:r>
-        <w:rPr>
-          <w:rFonts w:ascii="Calibri" w:hAnsi="Calibri" w:cs="Calibri"/>
-        </w:rPr>
-        <w:t>,</w:t>
-      </w:r>
-      <w:r>
-        <w:rPr>
-          <w:rFonts w:ascii="Calibri" w:hAnsi="Calibri" w:cs="Calibri"/>
-        </w:rPr>
-        <w:t xml:space="preserve"> </w:t>
-      </w:r>
-      <w:r>
-        <w:rPr>
-          <w:rFonts w:ascii="Calibri" w:hAnsi="Calibri" w:cs="Calibri"/>
-        </w:rPr>
-        <w:t>no date )</w:t>
-      </w:r>
+      <w:proofErr w:type="spellStart"/>
+      <w:r>
+        <w:rPr>
+          <w:rFonts w:ascii="Calibri" w:hAnsi="Calibri" w:cs="Calibri"/>
+        </w:rPr>
+        <w:t>VectorCAST</w:t>
+      </w:r>
+      <w:proofErr w:type="spellEnd"/>
+      <w:r>
+        <w:rPr>
+          <w:rFonts w:ascii="Calibri" w:hAnsi="Calibri" w:cs="Calibri"/>
+        </w:rPr>
+        <w:t xml:space="preserve">/C++, no </w:t>
+      </w:r>
+      <w:proofErr w:type="gramStart"/>
+      <w:r>
+        <w:rPr>
+          <w:rFonts w:ascii="Calibri" w:hAnsi="Calibri" w:cs="Calibri"/>
+        </w:rPr>
+        <w:t>date )</w:t>
+      </w:r>
+      <w:proofErr w:type="gramEnd"/>
       <w:r>
         <w:rPr>
           <w:rFonts w:ascii="Calibri" w:hAnsi="Calibri" w:cs="Calibri"/>
@@ -9527,7 +11380,21 @@
         <w:rPr>
           <w:rFonts w:ascii="Calibri" w:hAnsi="Calibri" w:cs="Calibri"/>
         </w:rPr>
-        <w:t>Integrating the system will also be another form of my testing as it will verify how the different components such as the TCU, CAN bus and cloud interact with each other. Using CANoe I will be able to test the flow of data between ECUs and the cloud. I will also be able to use Postman to test APIs for the database.</w:t>
+        <w:t xml:space="preserve">Integrating the system will also be another form of my testing as it will verify how the different components such as the TCU, CAN bus and cloud interact with each other. Using </w:t>
+      </w:r>
+      <w:proofErr w:type="spellStart"/>
+      <w:r>
+        <w:rPr>
+          <w:rFonts w:ascii="Calibri" w:hAnsi="Calibri" w:cs="Calibri"/>
+        </w:rPr>
+        <w:t>CANoe</w:t>
+      </w:r>
+      <w:proofErr w:type="spellEnd"/>
+      <w:r>
+        <w:rPr>
+          <w:rFonts w:ascii="Calibri" w:hAnsi="Calibri" w:cs="Calibri"/>
+        </w:rPr>
+        <w:t xml:space="preserve"> I will be able to test the flow of data between ECUs and the cloud. I will also be able to use Postman to test APIs for the database.</w:t>
       </w:r>
     </w:p>
     <w:p>
@@ -9543,12 +11410,14 @@
         <w:jc w:val="center"/>
         <w:rPr>
           <w:rFonts w:ascii="Calibri" w:hAnsi="Calibri" w:cs="Calibri"/>
-        </w:rPr>
-      </w:pPr>
-      <w:bookmarkStart w:id="41" w:name="_Toc181648699"/>
-      <w:r>
-        <w:rPr>
-          <w:rFonts w:ascii="Calibri" w:hAnsi="Calibri" w:cs="Calibri"/>
+          <w:color w:val="auto"/>
+        </w:rPr>
+      </w:pPr>
+      <w:bookmarkStart w:id="41" w:name="_Toc186740104"/>
+      <w:r>
+        <w:rPr>
+          <w:rFonts w:ascii="Calibri" w:hAnsi="Calibri" w:cs="Calibri"/>
+          <w:color w:val="auto"/>
         </w:rPr>
         <w:t>Software Validation Procedures</w:t>
       </w:r>
@@ -9564,7 +11433,21 @@
         <w:rPr>
           <w:rFonts w:ascii="Calibri" w:hAnsi="Calibri" w:cs="Calibri"/>
         </w:rPr>
-        <w:t>The software validation procedures will help me confirm that the system will be able to meet the requirements that I outlined in the requirements specification. I will use Vector CANoe to validate CAN message transmissions and interactions between vehicle components while Postman will help me test APIs and the user interface. I will use realistic data to confirm that important functionalities like mileage updating and tampering alerts work correctly.</w:t>
+        <w:t xml:space="preserve">The software validation procedures will help me confirm that the system will be able to meet the requirements that I outlined in the requirements specification. I will use Vector </w:t>
+      </w:r>
+      <w:proofErr w:type="spellStart"/>
+      <w:r>
+        <w:rPr>
+          <w:rFonts w:ascii="Calibri" w:hAnsi="Calibri" w:cs="Calibri"/>
+        </w:rPr>
+        <w:t>CANoe</w:t>
+      </w:r>
+      <w:proofErr w:type="spellEnd"/>
+      <w:r>
+        <w:rPr>
+          <w:rFonts w:ascii="Calibri" w:hAnsi="Calibri" w:cs="Calibri"/>
+        </w:rPr>
+        <w:t xml:space="preserve"> to validate CAN message transmissions and interactions between vehicle components while Postman will help me test APIs and the user interface. I will use realistic data to confirm that important functionalities like mileage updating and tampering alerts work correctly.</w:t>
       </w:r>
     </w:p>
     <w:p>
@@ -9593,12 +11476,14 @@
         <w:jc w:val="center"/>
         <w:rPr>
           <w:rFonts w:ascii="Calibri" w:hAnsi="Calibri" w:cs="Calibri"/>
-        </w:rPr>
-      </w:pPr>
-      <w:bookmarkStart w:id="42" w:name="_Toc181648700"/>
-      <w:r>
-        <w:rPr>
-          <w:rFonts w:ascii="Calibri" w:hAnsi="Calibri" w:cs="Calibri"/>
+          <w:color w:val="auto"/>
+        </w:rPr>
+      </w:pPr>
+      <w:bookmarkStart w:id="42" w:name="_Toc186740105"/>
+      <w:r>
+        <w:rPr>
+          <w:rFonts w:ascii="Calibri" w:hAnsi="Calibri" w:cs="Calibri"/>
+          <w:color w:val="auto"/>
         </w:rPr>
         <w:lastRenderedPageBreak/>
         <w:t>Risk and Contingencies</w:t>
@@ -9615,7 +11500,21 @@
         <w:rPr>
           <w:rFonts w:ascii="Calibri" w:hAnsi="Calibri" w:cs="Calibri"/>
         </w:rPr>
-        <w:t>This project includes many potential risk. It is important that I identify these risks early and have a solution ready.</w:t>
+        <w:t xml:space="preserve">This project includes many potential </w:t>
+      </w:r>
+      <w:proofErr w:type="gramStart"/>
+      <w:r>
+        <w:rPr>
+          <w:rFonts w:ascii="Calibri" w:hAnsi="Calibri" w:cs="Calibri"/>
+        </w:rPr>
+        <w:t>risk</w:t>
+      </w:r>
+      <w:proofErr w:type="gramEnd"/>
+      <w:r>
+        <w:rPr>
+          <w:rFonts w:ascii="Calibri" w:hAnsi="Calibri" w:cs="Calibri"/>
+        </w:rPr>
+        <w:t>. It is important that I identify these risks early and have a solution ready.</w:t>
       </w:r>
       <w:r>
         <w:rPr>
@@ -9628,7 +11527,21 @@
           <w:rFonts w:ascii="Calibri" w:hAnsi="Calibri" w:cs="Calibri"/>
         </w:rPr>
         <w:br/>
-        <w:t xml:space="preserve">It is very possible that I may encounter integration challenges due to the need to connect diverse components such as CAN bus, TCU and a cloud system. My way of managing this will be to catch any problem with this during prototyping while using tools like CANoe which will help identify any issues early. </w:t>
+        <w:t xml:space="preserve">It is very possible that I may encounter integration challenges due to the need to connect diverse components such as CAN bus, TCU and a cloud system. My way of managing this will be to catch any problem with this during prototyping while using tools like </w:t>
+      </w:r>
+      <w:proofErr w:type="spellStart"/>
+      <w:r>
+        <w:rPr>
+          <w:rFonts w:ascii="Calibri" w:hAnsi="Calibri" w:cs="Calibri"/>
+        </w:rPr>
+        <w:t>CANoe</w:t>
+      </w:r>
+      <w:proofErr w:type="spellEnd"/>
+      <w:r>
+        <w:rPr>
+          <w:rFonts w:ascii="Calibri" w:hAnsi="Calibri" w:cs="Calibri"/>
+        </w:rPr>
+        <w:t xml:space="preserve"> which will help identify any issues early. </w:t>
       </w:r>
       <w:r>
         <w:rPr>
@@ -9650,19 +11563,27 @@
         <w:t xml:space="preserve"> especially in real world applications that are under heave data loads. The limited computational resources of ECUs could pose challenges for data processing and security task like encryption and decryption. I will conduct load testing and using a lightweight algorithm like AES-128 should help me balance performance and security.</w:t>
       </w:r>
     </w:p>
-    <w:p/>
+    <w:p>
+      <w:pPr>
+        <w:rPr>
+          <w:rFonts w:ascii="Calibri" w:hAnsi="Calibri" w:cs="Calibri"/>
+        </w:rPr>
+      </w:pPr>
+    </w:p>
     <w:p>
       <w:pPr>
         <w:pStyle w:val="Heading1"/>
         <w:jc w:val="center"/>
         <w:rPr>
           <w:rFonts w:ascii="Calibri" w:hAnsi="Calibri" w:cs="Calibri"/>
-        </w:rPr>
-      </w:pPr>
-      <w:bookmarkStart w:id="43" w:name="_Toc181648701"/>
-      <w:r>
-        <w:rPr>
-          <w:rFonts w:ascii="Calibri" w:hAnsi="Calibri" w:cs="Calibri"/>
+          <w:color w:val="auto"/>
+        </w:rPr>
+      </w:pPr>
+      <w:bookmarkStart w:id="43" w:name="_Toc186740106"/>
+      <w:r>
+        <w:rPr>
+          <w:rFonts w:ascii="Calibri" w:hAnsi="Calibri" w:cs="Calibri"/>
+          <w:color w:val="auto"/>
         </w:rPr>
         <w:t>Methodology Overview</w:t>
       </w:r>
@@ -9678,13 +11599,21 @@
         <w:rPr>
           <w:rFonts w:ascii="Calibri" w:hAnsi="Calibri" w:cs="Calibri"/>
         </w:rPr>
-        <w:t>For the development of</w:t>
-      </w:r>
-      <w:r>
-        <w:rPr>
-          <w:rFonts w:ascii="Calibri" w:hAnsi="Calibri" w:cs="Calibri"/>
-        </w:rPr>
-        <w:t xml:space="preserve"> this project I chose to follow the V-Cycle development methodology. This process is greatly suited for my project as it requires verification and validation at each phase. The ensures that each as the project is being developed it is also being tested as the project continues.</w:t>
+        <w:t xml:space="preserve">For the development of this </w:t>
+      </w:r>
+      <w:proofErr w:type="gramStart"/>
+      <w:r>
+        <w:rPr>
+          <w:rFonts w:ascii="Calibri" w:hAnsi="Calibri" w:cs="Calibri"/>
+        </w:rPr>
+        <w:t>project</w:t>
+      </w:r>
+      <w:proofErr w:type="gramEnd"/>
+      <w:r>
+        <w:rPr>
+          <w:rFonts w:ascii="Calibri" w:hAnsi="Calibri" w:cs="Calibri"/>
+        </w:rPr>
+        <w:t xml:space="preserve"> I chose to follow the V-Cycle development methodology. This process is greatly suited for my project as it requires verification and validation at each phase. The ensures that each as the project is being developed it is also being tested as the project continues.</w:t>
       </w:r>
       <w:r>
         <w:rPr>
@@ -9726,7 +11655,23 @@
         <w:rPr>
           <w:rFonts w:ascii="Calibri" w:hAnsi="Calibri" w:cs="Calibri"/>
         </w:rPr>
-        <w:t xml:space="preserve">The first step of my project was to gather and analyse all requirements for the system. I was mainly focusing on functional but also keeping non functional requirements in mind. This involved me defining specific requirements for data handling, security, performance and user interface specification. </w:t>
+        <w:t xml:space="preserve">The first step of my project was to gather and analyse all requirements for the system. I was mainly focusing on functional but also keeping </w:t>
+      </w:r>
+      <w:proofErr w:type="spellStart"/>
+      <w:proofErr w:type="gramStart"/>
+      <w:r>
+        <w:rPr>
+          <w:rFonts w:ascii="Calibri" w:hAnsi="Calibri" w:cs="Calibri"/>
+        </w:rPr>
+        <w:t>non functional</w:t>
+      </w:r>
+      <w:proofErr w:type="spellEnd"/>
+      <w:proofErr w:type="gramEnd"/>
+      <w:r>
+        <w:rPr>
+          <w:rFonts w:ascii="Calibri" w:hAnsi="Calibri" w:cs="Calibri"/>
+        </w:rPr>
+        <w:t xml:space="preserve"> requirements in mind. This involved me defining specific requirements for data handling, security, performance and user interface specification. </w:t>
       </w:r>
     </w:p>
     <w:p>
@@ -9786,7 +11731,21 @@
         <w:rPr>
           <w:rFonts w:ascii="Calibri" w:hAnsi="Calibri" w:cs="Calibri"/>
         </w:rPr>
-        <w:t xml:space="preserve"> This phase is also where I began to look at what tools I required and after being introduced to some of VECTOR tools such as DaVinci and CANoe. I was able to visualise how my project may come together and how the tools would help me complete my project.</w:t>
+        <w:t xml:space="preserve"> This phase is also where I began to look at what tools I required and after being introduced to some of VECTOR tools such as DaVinci and </w:t>
+      </w:r>
+      <w:proofErr w:type="spellStart"/>
+      <w:r>
+        <w:rPr>
+          <w:rFonts w:ascii="Calibri" w:hAnsi="Calibri" w:cs="Calibri"/>
+        </w:rPr>
+        <w:t>CANoe</w:t>
+      </w:r>
+      <w:proofErr w:type="spellEnd"/>
+      <w:r>
+        <w:rPr>
+          <w:rFonts w:ascii="Calibri" w:hAnsi="Calibri" w:cs="Calibri"/>
+        </w:rPr>
+        <w:t>. I was able to visualise how my project may come together and how the tools would help me complete my project.</w:t>
       </w:r>
     </w:p>
     <w:p>
@@ -9835,7 +11794,21 @@
         <w:rPr>
           <w:rFonts w:ascii="Calibri" w:hAnsi="Calibri" w:cs="Calibri"/>
         </w:rPr>
-        <w:t xml:space="preserve">more into the specific design of each moduel within the system such as the Cloud communication and CAN network. Investigating each module helped define each function and interface between modules. Understanding each component of this project was very important along with trying to get a good understanding before the development began. I was introduced to some </w:t>
+        <w:t xml:space="preserve">more into the specific design of each </w:t>
+      </w:r>
+      <w:proofErr w:type="spellStart"/>
+      <w:r>
+        <w:rPr>
+          <w:rFonts w:ascii="Calibri" w:hAnsi="Calibri" w:cs="Calibri"/>
+        </w:rPr>
+        <w:t>moduel</w:t>
+      </w:r>
+      <w:proofErr w:type="spellEnd"/>
+      <w:r>
+        <w:rPr>
+          <w:rFonts w:ascii="Calibri" w:hAnsi="Calibri" w:cs="Calibri"/>
+        </w:rPr>
+        <w:t xml:space="preserve"> within the system such as the Cloud communication and CAN network. Investigating each module helped define each function and interface between modules. Understanding each component of this project was very important along with trying to get a good understanding before the development began. I was introduced to some </w:t>
       </w:r>
       <w:r>
         <w:rPr>
@@ -9923,9 +11896,17 @@
       <w:pPr>
         <w:pStyle w:val="Heading1"/>
         <w:jc w:val="center"/>
-      </w:pPr>
-      <w:bookmarkStart w:id="44" w:name="_Toc181648702"/>
-      <w:r>
+        <w:rPr>
+          <w:rFonts w:ascii="Calibri" w:hAnsi="Calibri" w:cs="Calibri"/>
+          <w:color w:val="auto"/>
+        </w:rPr>
+      </w:pPr>
+      <w:bookmarkStart w:id="44" w:name="_Toc186740107"/>
+      <w:r>
+        <w:rPr>
+          <w:rFonts w:ascii="Calibri" w:hAnsi="Calibri" w:cs="Calibri"/>
+          <w:color w:val="auto"/>
+        </w:rPr>
         <w:lastRenderedPageBreak/>
         <w:t>Project Plan</w:t>
       </w:r>
@@ -9948,7 +11929,21 @@
         <w:rPr>
           <w:rFonts w:ascii="Calibri" w:hAnsi="Calibri" w:cs="Calibri"/>
         </w:rPr>
-        <w:t xml:space="preserve">The first step I took for my project was to begin thinking about what research I would need to conduct in order to understand the problem and also be able to develop a solution. I had already got somewhat of an understanding of the problem as this project was a task that I covered while I was on work placement. I began by creating a blank word document and began to create bullet points on what the project would need and involve. I visualised the process like building a house in terms of the steps taken. </w:t>
+        <w:t xml:space="preserve">The first step I took for my project was to begin thinking about what research I would need to conduct </w:t>
+      </w:r>
+      <w:proofErr w:type="gramStart"/>
+      <w:r>
+        <w:rPr>
+          <w:rFonts w:ascii="Calibri" w:hAnsi="Calibri" w:cs="Calibri"/>
+        </w:rPr>
+        <w:t>in order to</w:t>
+      </w:r>
+      <w:proofErr w:type="gramEnd"/>
+      <w:r>
+        <w:rPr>
+          <w:rFonts w:ascii="Calibri" w:hAnsi="Calibri" w:cs="Calibri"/>
+        </w:rPr>
+        <w:t xml:space="preserve"> understand the problem and also be able to develop a solution. I had already got somewhat of an understanding of the problem as this project was a task that I covered while I was on work placement. I began by creating a blank word document and began to create bullet points on what the project would need and involve. I visualised the process like building a house in terms of the steps taken. </w:t>
       </w:r>
       <w:r>
         <w:rPr>
@@ -9972,13 +11967,35 @@
         <w:rPr>
           <w:rFonts w:ascii="Calibri" w:hAnsi="Calibri" w:cs="Calibri"/>
         </w:rPr>
-        <w:t xml:space="preserve">Using </w:t>
-      </w:r>
-      <w:r>
-        <w:rPr>
-          <w:rFonts w:ascii="Calibri" w:hAnsi="Calibri" w:cs="Calibri"/>
-        </w:rPr>
-        <w:t xml:space="preserve">the “rough work” and after discussions with my supervisor we came up with a project plan which was created on TeamGantt. This allowed me to have each task written out on show and also allowed me to </w:t>
+        <w:t xml:space="preserve">Using the “rough work” and after discussions with my supervisor we came up with a project plan which was created on </w:t>
+      </w:r>
+      <w:proofErr w:type="spellStart"/>
+      <w:r>
+        <w:rPr>
+          <w:rFonts w:ascii="Calibri" w:hAnsi="Calibri" w:cs="Calibri"/>
+        </w:rPr>
+        <w:t>TeamGantt</w:t>
+      </w:r>
+      <w:proofErr w:type="spellEnd"/>
+      <w:r>
+        <w:rPr>
+          <w:rFonts w:ascii="Calibri" w:hAnsi="Calibri" w:cs="Calibri"/>
+        </w:rPr>
+        <w:t xml:space="preserve">. This allowed me to have each task written out on show </w:t>
+      </w:r>
+      <w:proofErr w:type="gramStart"/>
+      <w:r>
+        <w:rPr>
+          <w:rFonts w:ascii="Calibri" w:hAnsi="Calibri" w:cs="Calibri"/>
+        </w:rPr>
+        <w:t>and also</w:t>
+      </w:r>
+      <w:proofErr w:type="gramEnd"/>
+      <w:r>
+        <w:rPr>
+          <w:rFonts w:ascii="Calibri" w:hAnsi="Calibri" w:cs="Calibri"/>
+        </w:rPr>
+        <w:t xml:space="preserve"> allowed me to </w:t>
       </w:r>
       <w:r>
         <w:rPr>
@@ -10015,7 +12032,7 @@
                     <pic:cNvPicPr/>
                   </pic:nvPicPr>
                   <pic:blipFill>
-                    <a:blip r:embed="rId12"/>
+                    <a:blip r:embed="rId13"/>
                     <a:stretch>
                       <a:fillRect/>
                     </a:stretch>
@@ -10077,85 +12094,7 @@
         <w:rPr>
           <w:rFonts w:ascii="Calibri" w:hAnsi="Calibri" w:cs="Calibri"/>
         </w:rPr>
-        <w:t xml:space="preserve">I </w:t>
-      </w:r>
-      <w:r>
-        <w:rPr>
-          <w:rFonts w:ascii="Calibri" w:hAnsi="Calibri" w:cs="Calibri"/>
-        </w:rPr>
-        <w:t>then</w:t>
-      </w:r>
-      <w:r>
-        <w:rPr>
-          <w:rFonts w:ascii="Calibri" w:hAnsi="Calibri" w:cs="Calibri"/>
-        </w:rPr>
-        <w:t xml:space="preserve"> create</w:t>
-      </w:r>
-      <w:r>
-        <w:rPr>
-          <w:rFonts w:ascii="Calibri" w:hAnsi="Calibri" w:cs="Calibri"/>
-        </w:rPr>
-        <w:t>d</w:t>
-      </w:r>
-      <w:r>
-        <w:rPr>
-          <w:rFonts w:ascii="Calibri" w:hAnsi="Calibri" w:cs="Calibri"/>
-        </w:rPr>
-        <w:t xml:space="preserve"> the report document, </w:t>
-      </w:r>
-      <w:r>
-        <w:rPr>
-          <w:rFonts w:ascii="Calibri" w:hAnsi="Calibri" w:cs="Calibri"/>
-        </w:rPr>
-        <w:t>finalising</w:t>
-      </w:r>
-      <w:r>
-        <w:rPr>
-          <w:rFonts w:ascii="Calibri" w:hAnsi="Calibri" w:cs="Calibri"/>
-        </w:rPr>
-        <w:t xml:space="preserve"> </w:t>
-      </w:r>
-      <w:r>
-        <w:rPr>
-          <w:rFonts w:ascii="Calibri" w:hAnsi="Calibri" w:cs="Calibri"/>
-        </w:rPr>
-        <w:t>my</w:t>
-      </w:r>
-      <w:r>
-        <w:rPr>
-          <w:rFonts w:ascii="Calibri" w:hAnsi="Calibri" w:cs="Calibri"/>
-        </w:rPr>
-        <w:t xml:space="preserve"> idea and setting research priorities. The functional summary was the starting point detailing core system functions such as mileage tracking, tamper detection, and secure data storage. This summary narrowed down </w:t>
-      </w:r>
-      <w:r>
-        <w:rPr>
-          <w:rFonts w:ascii="Calibri" w:hAnsi="Calibri" w:cs="Calibri"/>
-        </w:rPr>
-        <w:t>important</w:t>
-      </w:r>
-      <w:r>
-        <w:rPr>
-          <w:rFonts w:ascii="Calibri" w:hAnsi="Calibri" w:cs="Calibri"/>
-        </w:rPr>
-        <w:t xml:space="preserve"> system features which in turn </w:t>
-      </w:r>
-      <w:r>
-        <w:rPr>
-          <w:rFonts w:ascii="Calibri" w:hAnsi="Calibri" w:cs="Calibri"/>
-        </w:rPr>
-        <w:t>helped with</w:t>
-      </w:r>
-      <w:r>
-        <w:rPr>
-          <w:rFonts w:ascii="Calibri" w:hAnsi="Calibri" w:cs="Calibri"/>
-        </w:rPr>
-        <w:t xml:space="preserve"> later stages and </w:t>
-      </w:r>
-      <w:r>
-        <w:rPr>
-          <w:rFonts w:ascii="Calibri" w:hAnsi="Calibri" w:cs="Calibri"/>
-        </w:rPr>
-        <w:t xml:space="preserve">minimised </w:t>
+        <w:t xml:space="preserve">I then created the report document, finalising my idea and setting research priorities. The functional summary was the starting point detailing core system functions such as mileage tracking, tamper detection, and secure data storage. This summary narrowed down important system features which in turn helped with later stages and minimised </w:t>
       </w:r>
       <w:r>
         <w:rPr>
@@ -10217,31 +12156,7 @@
         <w:rPr>
           <w:rFonts w:ascii="Calibri" w:hAnsi="Calibri" w:cs="Calibri"/>
         </w:rPr>
-        <w:t xml:space="preserve">Following the functional summary, I </w:t>
-      </w:r>
-      <w:r>
-        <w:rPr>
-          <w:rFonts w:ascii="Calibri" w:hAnsi="Calibri" w:cs="Calibri"/>
-        </w:rPr>
-        <w:t>created some</w:t>
-      </w:r>
-      <w:r>
-        <w:rPr>
-          <w:rFonts w:ascii="Calibri" w:hAnsi="Calibri" w:cs="Calibri"/>
-        </w:rPr>
-        <w:t xml:space="preserve"> system assumptions such as standard protocols for target vehicles and reliable network connectivity for offboard storage. These assumptions were </w:t>
-      </w:r>
-      <w:r>
-        <w:rPr>
-          <w:rFonts w:ascii="Calibri" w:hAnsi="Calibri" w:cs="Calibri"/>
-        </w:rPr>
-        <w:t>important</w:t>
-      </w:r>
-      <w:r>
-        <w:rPr>
-          <w:rFonts w:ascii="Calibri" w:hAnsi="Calibri" w:cs="Calibri"/>
-        </w:rPr>
-        <w:t xml:space="preserve"> for the design phase where I outlined data handling, security requirements and interface specifications. </w:t>
+        <w:t xml:space="preserve">Following the functional summary, I created some system assumptions such as standard protocols for target vehicles and reliable network connectivity for offboard storage. These assumptions were important for the design phase where I outlined data handling, security requirements and interface specifications. </w:t>
       </w:r>
     </w:p>
     <w:p>
@@ -10267,55 +12182,7 @@
         <w:rPr>
           <w:rFonts w:ascii="Calibri" w:hAnsi="Calibri" w:cs="Calibri"/>
         </w:rPr>
-        <w:t xml:space="preserve">After setting the functional summary and system assumptions, I moved </w:t>
-      </w:r>
-      <w:r>
-        <w:rPr>
-          <w:rFonts w:ascii="Calibri" w:hAnsi="Calibri" w:cs="Calibri"/>
-        </w:rPr>
-        <w:t>onto</w:t>
-      </w:r>
-      <w:r>
-        <w:rPr>
-          <w:rFonts w:ascii="Calibri" w:hAnsi="Calibri" w:cs="Calibri"/>
-        </w:rPr>
-        <w:t xml:space="preserve"> the </w:t>
-      </w:r>
-      <w:r>
-        <w:rPr>
-          <w:rFonts w:ascii="Calibri" w:hAnsi="Calibri" w:cs="Calibri"/>
-        </w:rPr>
-        <w:t>functional requirements</w:t>
-      </w:r>
-      <w:r>
-        <w:rPr>
-          <w:rFonts w:ascii="Calibri" w:hAnsi="Calibri" w:cs="Calibri"/>
-        </w:rPr>
-        <w:t xml:space="preserve">. This phase involved identifying and all functional and </w:t>
-      </w:r>
-      <w:r>
-        <w:rPr>
-          <w:rFonts w:ascii="Calibri" w:hAnsi="Calibri" w:cs="Calibri"/>
-        </w:rPr>
-        <w:t>data</w:t>
-      </w:r>
-      <w:r>
-        <w:rPr>
-          <w:rFonts w:ascii="Calibri" w:hAnsi="Calibri" w:cs="Calibri"/>
-        </w:rPr>
-        <w:t xml:space="preserve"> requirements for the system. I outlined key functionalities such as real</w:t>
-      </w:r>
-      <w:r>
-        <w:rPr>
-          <w:rFonts w:ascii="Calibri" w:hAnsi="Calibri" w:cs="Calibri"/>
-        </w:rPr>
-        <w:t xml:space="preserve"> </w:t>
-      </w:r>
-      <w:r>
-        <w:rPr>
-          <w:rFonts w:ascii="Calibri" w:hAnsi="Calibri" w:cs="Calibri"/>
-        </w:rPr>
-        <w:t xml:space="preserve">time mileage updates, tampering detection and secure data logging to meet the projects core objective. </w:t>
+        <w:t xml:space="preserve">After setting the functional summary and system assumptions, I moved onto the functional requirements. This phase involved identifying and all functional and data requirements for the system. I outlined key functionalities such as real time mileage updates, tampering detection and secure data logging to meet the projects core objective. </w:t>
       </w:r>
       <w:r>
         <w:rPr>
@@ -10377,79 +12244,21 @@
         <w:rPr>
           <w:rFonts w:ascii="Calibri" w:hAnsi="Calibri" w:cs="Calibri"/>
         </w:rPr>
-        <w:t xml:space="preserve">With a clear understanding of requirements, I progressed to the technical investigation phase, where </w:t>
-      </w:r>
-      <w:r>
-        <w:rPr>
-          <w:rFonts w:ascii="Calibri" w:hAnsi="Calibri" w:cs="Calibri"/>
-        </w:rPr>
-        <w:t xml:space="preserve">I would conduct in depth research for each component of the </w:t>
-      </w:r>
-      <w:r>
-        <w:rPr>
-          <w:rFonts w:ascii="Calibri" w:hAnsi="Calibri" w:cs="Calibri"/>
-        </w:rPr>
-        <w:t xml:space="preserve">system. This involved </w:t>
-      </w:r>
-      <w:r>
-        <w:rPr>
-          <w:rFonts w:ascii="Calibri" w:hAnsi="Calibri" w:cs="Calibri"/>
-        </w:rPr>
-        <w:t>investigating</w:t>
-      </w:r>
-      <w:r>
-        <w:rPr>
-          <w:rFonts w:ascii="Calibri" w:hAnsi="Calibri" w:cs="Calibri"/>
-        </w:rPr>
-        <w:t xml:space="preserve"> suitable protocols such as CAN and CAN-FD for in</w:t>
-      </w:r>
-      <w:r>
-        <w:rPr>
-          <w:rFonts w:ascii="Calibri" w:hAnsi="Calibri" w:cs="Calibri"/>
-        </w:rPr>
-        <w:t xml:space="preserve"> </w:t>
-      </w:r>
-      <w:r>
-        <w:rPr>
-          <w:rFonts w:ascii="Calibri" w:hAnsi="Calibri" w:cs="Calibri"/>
-        </w:rPr>
-        <w:t>vehicle communication and MQTT and TLS for secure vehicle</w:t>
-      </w:r>
-      <w:r>
-        <w:rPr>
-          <w:rFonts w:ascii="Calibri" w:hAnsi="Calibri" w:cs="Calibri"/>
-        </w:rPr>
-        <w:t xml:space="preserve"> </w:t>
-      </w:r>
-      <w:r>
-        <w:rPr>
-          <w:rFonts w:ascii="Calibri" w:hAnsi="Calibri" w:cs="Calibri"/>
-        </w:rPr>
-        <w:t>to</w:t>
-      </w:r>
-      <w:r>
-        <w:rPr>
-          <w:rFonts w:ascii="Calibri" w:hAnsi="Calibri" w:cs="Calibri"/>
-        </w:rPr>
-        <w:t xml:space="preserve"> </w:t>
-      </w:r>
-      <w:r>
-        <w:rPr>
-          <w:rFonts w:ascii="Calibri" w:hAnsi="Calibri" w:cs="Calibri"/>
-        </w:rPr>
-        <w:t xml:space="preserve">cloud data transfer. </w:t>
-      </w:r>
-      <w:r>
-        <w:rPr>
-          <w:rFonts w:ascii="Calibri" w:hAnsi="Calibri" w:cs="Calibri"/>
-        </w:rPr>
-        <w:t xml:space="preserve">Once I have completed the investigation I had a </w:t>
-      </w:r>
-      <w:r>
-        <w:rPr>
-          <w:rFonts w:ascii="Calibri" w:hAnsi="Calibri" w:cs="Calibri"/>
-        </w:rPr>
-        <w:t>solid technical foundation to guide the development process.</w:t>
+        <w:t xml:space="preserve">With a clear understanding of requirements, I progressed to the technical investigation phase, where I would conduct in depth research for each component of the system. This involved investigating suitable protocols such as CAN and CAN-FD for in vehicle communication and MQTT and TLS for secure vehicle to cloud data transfer. Once I have completed the </w:t>
+      </w:r>
+      <w:proofErr w:type="gramStart"/>
+      <w:r>
+        <w:rPr>
+          <w:rFonts w:ascii="Calibri" w:hAnsi="Calibri" w:cs="Calibri"/>
+        </w:rPr>
+        <w:t>investigation</w:t>
+      </w:r>
+      <w:proofErr w:type="gramEnd"/>
+      <w:r>
+        <w:rPr>
+          <w:rFonts w:ascii="Calibri" w:hAnsi="Calibri" w:cs="Calibri"/>
+        </w:rPr>
+        <w:t xml:space="preserve"> I had a solid technical foundation to guide the development process.</w:t>
       </w:r>
     </w:p>
     <w:p>
@@ -10480,20 +12289,120 @@
     </w:p>
     <w:p>
       <w:pPr>
+        <w:rPr>
+          <w:rFonts w:ascii="Calibri" w:hAnsi="Calibri" w:cs="Calibri"/>
+          <w:b/>
+          <w:bCs/>
+        </w:rPr>
+      </w:pPr>
+      <w:r>
+        <w:rPr>
+          <w:rFonts w:ascii="Calibri" w:hAnsi="Calibri" w:cs="Calibri"/>
+          <w:b/>
+          <w:bCs/>
+        </w:rPr>
+        <w:br w:type="page"/>
+      </w:r>
+    </w:p>
+    <w:p>
+      <w:pPr>
+        <w:jc w:val="center"/>
+        <w:outlineLvl w:val="0"/>
+        <w:rPr>
+          <w:rFonts w:ascii="Calibri" w:hAnsi="Calibri" w:cs="Calibri"/>
+          <w:sz w:val="40"/>
+          <w:szCs w:val="40"/>
+        </w:rPr>
+      </w:pPr>
+      <w:bookmarkStart w:id="45" w:name="_Toc186740108"/>
+      <w:r>
+        <w:rPr>
+          <w:rFonts w:ascii="Calibri" w:hAnsi="Calibri" w:cs="Calibri"/>
+          <w:sz w:val="40"/>
+          <w:szCs w:val="40"/>
+        </w:rPr>
+        <w:lastRenderedPageBreak/>
+        <w:t>System Architecture</w:t>
+      </w:r>
+      <w:bookmarkEnd w:id="45"/>
+    </w:p>
+    <w:p>
+      <w:pPr>
+        <w:jc w:val="center"/>
+        <w:outlineLvl w:val="1"/>
+        <w:rPr>
+          <w:rFonts w:ascii="Calibri" w:hAnsi="Calibri" w:cs="Calibri"/>
+          <w:sz w:val="32"/>
+          <w:szCs w:val="32"/>
+        </w:rPr>
+      </w:pPr>
+      <w:bookmarkStart w:id="46" w:name="_Toc186740109"/>
+      <w:r>
+        <w:rPr>
+          <w:rFonts w:ascii="Calibri" w:hAnsi="Calibri" w:cs="Calibri"/>
+          <w:sz w:val="32"/>
+          <w:szCs w:val="32"/>
+        </w:rPr>
+        <w:t>Subsystems</w:t>
+      </w:r>
+      <w:bookmarkEnd w:id="46"/>
+    </w:p>
+    <w:p>
+      <w:pPr>
+        <w:pStyle w:val="Heading3"/>
+        <w:rPr>
+          <w:rFonts w:ascii="Calibri" w:hAnsi="Calibri" w:cs="Calibri"/>
+          <w:color w:val="auto"/>
+        </w:rPr>
+      </w:pPr>
+      <w:bookmarkStart w:id="47" w:name="_Toc186740110"/>
+      <w:r>
+        <w:rPr>
+          <w:rFonts w:ascii="Calibri" w:hAnsi="Calibri" w:cs="Calibri"/>
+          <w:color w:val="auto"/>
+        </w:rPr>
+        <w:t>Simulated Onboard System</w:t>
+      </w:r>
+      <w:bookmarkEnd w:id="47"/>
+    </w:p>
+    <w:p>
+      <w:pPr>
         <w:pStyle w:val="ListParagraph"/>
-        <w:rPr>
-          <w:rFonts w:ascii="Calibri" w:hAnsi="Calibri" w:cs="Calibri"/>
-          <w:b/>
-          <w:bCs/>
-        </w:rPr>
-      </w:pPr>
+        <w:numPr>
+          <w:ilvl w:val="0"/>
+          <w:numId w:val="29"/>
+        </w:numPr>
+        <w:rPr>
+          <w:rFonts w:ascii="Calibri" w:hAnsi="Calibri" w:cs="Calibri"/>
+          <w:b/>
+          <w:bCs/>
+        </w:rPr>
+      </w:pPr>
+      <w:proofErr w:type="spellStart"/>
+      <w:r>
+        <w:rPr>
+          <w:rFonts w:ascii="Calibri" w:hAnsi="Calibri" w:cs="Calibri"/>
+          <w:b/>
+          <w:bCs/>
+        </w:rPr>
+        <w:t>Componentes</w:t>
+      </w:r>
+      <w:proofErr w:type="spellEnd"/>
+      <w:r>
+        <w:rPr>
+          <w:rFonts w:ascii="Calibri" w:hAnsi="Calibri" w:cs="Calibri"/>
+          <w:b/>
+          <w:bCs/>
+        </w:rPr>
+        <w:t xml:space="preserve">: </w:t>
+      </w:r>
     </w:p>
     <w:p>
       <w:pPr>
         <w:pStyle w:val="ListParagraph"/>
         <w:numPr>
           <w:ilvl w:val="1"/>
-          <w:numId w:val="37"/>
+          <w:numId w:val="29"/>
         </w:numPr>
         <w:rPr>
           <w:rFonts w:ascii="Calibri" w:hAnsi="Calibri" w:cs="Calibri"/>
@@ -10502,6 +12411,1002 @@
       <w:r>
         <w:rPr>
           <w:rFonts w:ascii="Calibri" w:hAnsi="Calibri" w:cs="Calibri"/>
+          <w:b/>
+          <w:bCs/>
+        </w:rPr>
+        <w:t>Mileage Generator ECU:</w:t>
+      </w:r>
+      <w:r>
+        <w:rPr>
+          <w:rFonts w:ascii="Calibri" w:hAnsi="Calibri" w:cs="Calibri"/>
+        </w:rPr>
+        <w:t xml:space="preserve"> This ECU is simulating something like a Body Control Module (BCM). This is where the odometer reading is generated and broadcasted.</w:t>
+      </w:r>
+    </w:p>
+    <w:p>
+      <w:pPr>
+        <w:pStyle w:val="ListParagraph"/>
+        <w:numPr>
+          <w:ilvl w:val="1"/>
+          <w:numId w:val="29"/>
+        </w:numPr>
+        <w:rPr>
+          <w:rFonts w:ascii="Calibri" w:hAnsi="Calibri" w:cs="Calibri"/>
+          <w:b/>
+          <w:bCs/>
+        </w:rPr>
+      </w:pPr>
+      <w:r>
+        <w:rPr>
+          <w:rFonts w:ascii="Calibri" w:hAnsi="Calibri" w:cs="Calibri"/>
+          <w:b/>
+          <w:bCs/>
+        </w:rPr>
+        <w:t>Instrument Cluster Panel</w:t>
+      </w:r>
+      <w:r>
+        <w:rPr>
+          <w:rFonts w:ascii="Calibri" w:hAnsi="Calibri" w:cs="Calibri"/>
+          <w:b/>
+          <w:bCs/>
+        </w:rPr>
+        <w:t xml:space="preserve"> ECU</w:t>
+      </w:r>
+      <w:r>
+        <w:rPr>
+          <w:rFonts w:ascii="Calibri" w:hAnsi="Calibri" w:cs="Calibri"/>
+          <w:b/>
+          <w:bCs/>
+        </w:rPr>
+        <w:t>:</w:t>
+      </w:r>
+      <w:r>
+        <w:rPr>
+          <w:rFonts w:ascii="Calibri" w:hAnsi="Calibri" w:cs="Calibri"/>
+          <w:b/>
+          <w:bCs/>
+        </w:rPr>
+        <w:t xml:space="preserve"> </w:t>
+      </w:r>
+      <w:r>
+        <w:rPr>
+          <w:rFonts w:ascii="Calibri" w:hAnsi="Calibri" w:cs="Calibri"/>
+          <w:b/>
+          <w:bCs/>
+        </w:rPr>
+        <w:t xml:space="preserve"> </w:t>
+      </w:r>
+      <w:r>
+        <w:rPr>
+          <w:rFonts w:ascii="Calibri" w:hAnsi="Calibri" w:cs="Calibri"/>
+        </w:rPr>
+        <w:t>This E</w:t>
+      </w:r>
+      <w:r>
+        <w:rPr>
+          <w:rFonts w:ascii="Calibri" w:hAnsi="Calibri" w:cs="Calibri"/>
+        </w:rPr>
+        <w:t>CU is used to resemble an Instrument Cluster Panel (ICP) in a vehicle. It is where the mileage is displayed to the driver.</w:t>
+      </w:r>
+    </w:p>
+    <w:p>
+      <w:pPr>
+        <w:pStyle w:val="ListParagraph"/>
+        <w:numPr>
+          <w:ilvl w:val="1"/>
+          <w:numId w:val="29"/>
+        </w:numPr>
+        <w:rPr>
+          <w:rFonts w:ascii="Calibri" w:hAnsi="Calibri" w:cs="Calibri"/>
+          <w:b/>
+          <w:bCs/>
+        </w:rPr>
+      </w:pPr>
+      <w:r>
+        <w:rPr>
+          <w:rFonts w:ascii="Calibri" w:hAnsi="Calibri" w:cs="Calibri"/>
+          <w:b/>
+          <w:bCs/>
+        </w:rPr>
+        <w:t xml:space="preserve">Anti Mileage Fraud System Node: </w:t>
+      </w:r>
+      <w:r>
+        <w:rPr>
+          <w:rFonts w:ascii="Calibri" w:hAnsi="Calibri" w:cs="Calibri"/>
+        </w:rPr>
+        <w:t>This node is used to replicate a system that can be placed into an ECU. The goal is to model this system like an AUTOSAR component. It will be used to Detect and log tampering attempts using data integrity measure such as SecOC.</w:t>
+      </w:r>
+      <w:r>
+        <w:rPr>
+          <w:rFonts w:ascii="Calibri" w:hAnsi="Calibri" w:cs="Calibri"/>
+        </w:rPr>
+        <w:br/>
+      </w:r>
+    </w:p>
+    <w:p>
+      <w:pPr>
+        <w:pStyle w:val="ListParagraph"/>
+        <w:numPr>
+          <w:ilvl w:val="0"/>
+          <w:numId w:val="29"/>
+        </w:numPr>
+        <w:rPr>
+          <w:rFonts w:ascii="Calibri" w:hAnsi="Calibri" w:cs="Calibri"/>
+          <w:b/>
+          <w:bCs/>
+        </w:rPr>
+      </w:pPr>
+      <w:r>
+        <w:rPr>
+          <w:rFonts w:ascii="Calibri" w:hAnsi="Calibri" w:cs="Calibri"/>
+          <w:b/>
+          <w:bCs/>
+        </w:rPr>
+        <w:t xml:space="preserve">Tasks: </w:t>
+      </w:r>
+    </w:p>
+    <w:p>
+      <w:pPr>
+        <w:pStyle w:val="ListParagraph"/>
+        <w:numPr>
+          <w:ilvl w:val="1"/>
+          <w:numId w:val="29"/>
+        </w:numPr>
+        <w:rPr>
+          <w:rFonts w:ascii="Calibri" w:hAnsi="Calibri" w:cs="Calibri"/>
+        </w:rPr>
+      </w:pPr>
+      <w:r>
+        <w:rPr>
+          <w:rFonts w:ascii="Calibri" w:hAnsi="Calibri" w:cs="Calibri"/>
+        </w:rPr>
+        <w:t>Simulate C</w:t>
+      </w:r>
+      <w:r>
+        <w:rPr>
+          <w:rFonts w:ascii="Calibri" w:hAnsi="Calibri" w:cs="Calibri"/>
+        </w:rPr>
+        <w:t>AN bus communication between ECUs.</w:t>
+      </w:r>
+    </w:p>
+    <w:p>
+      <w:pPr>
+        <w:pStyle w:val="ListParagraph"/>
+        <w:numPr>
+          <w:ilvl w:val="1"/>
+          <w:numId w:val="29"/>
+        </w:numPr>
+        <w:rPr>
+          <w:rFonts w:ascii="Calibri" w:hAnsi="Calibri" w:cs="Calibri"/>
+        </w:rPr>
+      </w:pPr>
+      <w:r>
+        <w:rPr>
+          <w:rFonts w:ascii="Calibri" w:hAnsi="Calibri" w:cs="Calibri"/>
+        </w:rPr>
+        <w:t>Apply security measures to the mileage data.</w:t>
+      </w:r>
+    </w:p>
+    <w:p>
+      <w:pPr>
+        <w:pStyle w:val="ListParagraph"/>
+        <w:numPr>
+          <w:ilvl w:val="1"/>
+          <w:numId w:val="29"/>
+        </w:numPr>
+        <w:rPr>
+          <w:rFonts w:ascii="Calibri" w:hAnsi="Calibri" w:cs="Calibri"/>
+        </w:rPr>
+      </w:pPr>
+      <w:r>
+        <w:rPr>
+          <w:rFonts w:ascii="Calibri" w:hAnsi="Calibri" w:cs="Calibri"/>
+        </w:rPr>
+        <w:t>Log tampering attempts as Diagnostic Trouble Codes (DTCs).</w:t>
+      </w:r>
+    </w:p>
+    <w:p>
+      <w:pPr>
+        <w:rPr>
+          <w:rFonts w:ascii="Calibri" w:hAnsi="Calibri" w:cs="Calibri"/>
+        </w:rPr>
+      </w:pPr>
+    </w:p>
+    <w:p>
+      <w:pPr>
+        <w:rPr>
+          <w:rFonts w:ascii="Calibri" w:hAnsi="Calibri" w:cs="Calibri"/>
+        </w:rPr>
+      </w:pPr>
+      <w:r>
+        <w:rPr>
+          <w:rFonts w:ascii="Calibri" w:hAnsi="Calibri" w:cs="Calibri"/>
+          <w:noProof/>
+        </w:rPr>
+        <w:drawing>
+          <wp:inline distT="0" distB="0" distL="0" distR="0" wp14:anchorId="09F1F9B4" wp14:editId="5D3F8CDB">
+            <wp:extent cx="5723890" cy="2647950"/>
+            <wp:effectExtent l="0" t="0" r="0" b="0"/>
+            <wp:docPr id="771998846" name="Picture 9"/>
+            <wp:cNvGraphicFramePr>
+              <a:graphicFrameLocks xmlns:a="http://schemas.openxmlformats.org/drawingml/2006/main" noChangeAspect="1"/>
+            </wp:cNvGraphicFramePr>
+            <a:graphic xmlns:a="http://schemas.openxmlformats.org/drawingml/2006/main">
+              <a:graphicData uri="http://schemas.openxmlformats.org/drawingml/2006/picture">
+                <pic:pic xmlns:pic="http://schemas.openxmlformats.org/drawingml/2006/picture">
+                  <pic:nvPicPr>
+                    <pic:cNvPr id="0" name="Picture 2"/>
+                    <pic:cNvPicPr>
+                      <a:picLocks noChangeAspect="1" noChangeArrowheads="1"/>
+                    </pic:cNvPicPr>
+                  </pic:nvPicPr>
+                  <pic:blipFill>
+                    <a:blip r:embed="rId14" cstate="print">
+                      <a:extLst>
+                        <a:ext uri="{28A0092B-C50C-407E-A947-70E740481C1C}">
+                          <a14:useLocalDpi xmlns:a14="http://schemas.microsoft.com/office/drawing/2010/main" val="0"/>
+                        </a:ext>
+                      </a:extLst>
+                    </a:blip>
+                    <a:srcRect/>
+                    <a:stretch>
+                      <a:fillRect/>
+                    </a:stretch>
+                  </pic:blipFill>
+                  <pic:spPr bwMode="auto">
+                    <a:xfrm>
+                      <a:off x="0" y="0"/>
+                      <a:ext cx="5723890" cy="2647950"/>
+                    </a:xfrm>
+                    <a:prstGeom prst="rect">
+                      <a:avLst/>
+                    </a:prstGeom>
+                    <a:noFill/>
+                    <a:ln>
+                      <a:noFill/>
+                    </a:ln>
+                  </pic:spPr>
+                </pic:pic>
+              </a:graphicData>
+            </a:graphic>
+          </wp:inline>
+        </w:drawing>
+      </w:r>
+    </w:p>
+    <w:p>
+      <w:pPr>
+        <w:pStyle w:val="ListParagraph"/>
+        <w:ind w:left="1440"/>
+        <w:rPr>
+          <w:rFonts w:ascii="Calibri" w:hAnsi="Calibri" w:cs="Calibri"/>
+        </w:rPr>
+      </w:pPr>
+    </w:p>
+    <w:p>
+      <w:pPr>
+        <w:pStyle w:val="ListParagraph"/>
+        <w:ind w:left="1440"/>
+        <w:rPr>
+          <w:rFonts w:ascii="Calibri" w:hAnsi="Calibri" w:cs="Calibri"/>
+        </w:rPr>
+      </w:pPr>
+    </w:p>
+    <w:p>
+      <w:pPr>
+        <w:pStyle w:val="ListParagraph"/>
+        <w:ind w:left="1440"/>
+        <w:rPr>
+          <w:rFonts w:ascii="Calibri" w:hAnsi="Calibri" w:cs="Calibri"/>
+        </w:rPr>
+      </w:pPr>
+    </w:p>
+    <w:p>
+      <w:pPr>
+        <w:pStyle w:val="ListParagraph"/>
+        <w:ind w:left="1440"/>
+        <w:rPr>
+          <w:rFonts w:ascii="Calibri" w:hAnsi="Calibri" w:cs="Calibri"/>
+        </w:rPr>
+      </w:pPr>
+    </w:p>
+    <w:p>
+      <w:pPr>
+        <w:pStyle w:val="ListParagraph"/>
+        <w:ind w:left="0"/>
+        <w:outlineLvl w:val="2"/>
+        <w:rPr>
+          <w:rFonts w:ascii="Calibri" w:hAnsi="Calibri" w:cs="Calibri"/>
+          <w:sz w:val="28"/>
+          <w:szCs w:val="28"/>
+        </w:rPr>
+      </w:pPr>
+      <w:bookmarkStart w:id="48" w:name="_Toc186740111"/>
+      <w:r>
+        <w:rPr>
+          <w:rFonts w:ascii="Calibri" w:hAnsi="Calibri" w:cs="Calibri"/>
+          <w:sz w:val="28"/>
+          <w:szCs w:val="28"/>
+        </w:rPr>
+        <w:lastRenderedPageBreak/>
+        <w:t>Communication Layer</w:t>
+      </w:r>
+      <w:bookmarkEnd w:id="48"/>
+      <w:r>
+        <w:rPr>
+          <w:rFonts w:ascii="Calibri" w:hAnsi="Calibri" w:cs="Calibri"/>
+          <w:sz w:val="28"/>
+          <w:szCs w:val="28"/>
+        </w:rPr>
+        <w:t xml:space="preserve"> </w:t>
+      </w:r>
+    </w:p>
+    <w:p>
+      <w:pPr>
+        <w:pStyle w:val="ListParagraph"/>
+        <w:numPr>
+          <w:ilvl w:val="0"/>
+          <w:numId w:val="39"/>
+        </w:numPr>
+        <w:rPr>
+          <w:rFonts w:ascii="Calibri" w:hAnsi="Calibri" w:cs="Calibri"/>
+          <w:b/>
+          <w:bCs/>
+        </w:rPr>
+      </w:pPr>
+      <w:r>
+        <w:rPr>
+          <w:rFonts w:ascii="Calibri" w:hAnsi="Calibri" w:cs="Calibri"/>
+          <w:b/>
+          <w:bCs/>
+        </w:rPr>
+        <w:t>Components:</w:t>
+      </w:r>
+    </w:p>
+    <w:p>
+      <w:pPr>
+        <w:pStyle w:val="ListParagraph"/>
+        <w:numPr>
+          <w:ilvl w:val="1"/>
+          <w:numId w:val="39"/>
+        </w:numPr>
+        <w:rPr>
+          <w:rFonts w:ascii="Calibri" w:hAnsi="Calibri" w:cs="Calibri"/>
+          <w:b/>
+          <w:bCs/>
+        </w:rPr>
+      </w:pPr>
+      <w:r>
+        <w:rPr>
+          <w:rFonts w:ascii="Calibri" w:hAnsi="Calibri" w:cs="Calibri"/>
+          <w:b/>
+          <w:bCs/>
+        </w:rPr>
+        <w:t xml:space="preserve">CAN Bus: </w:t>
+      </w:r>
+      <w:r>
+        <w:rPr>
+          <w:rFonts w:ascii="Calibri" w:hAnsi="Calibri" w:cs="Calibri"/>
+        </w:rPr>
+        <w:t>The CAN Bus will be used to facilitate in vehicle communications using CAN FD to allow for larger data packets.</w:t>
+      </w:r>
+    </w:p>
+    <w:p>
+      <w:pPr>
+        <w:pStyle w:val="ListParagraph"/>
+        <w:numPr>
+          <w:ilvl w:val="1"/>
+          <w:numId w:val="39"/>
+        </w:numPr>
+        <w:rPr>
+          <w:rFonts w:ascii="Calibri" w:hAnsi="Calibri" w:cs="Calibri"/>
+          <w:b/>
+          <w:bCs/>
+        </w:rPr>
+      </w:pPr>
+      <w:r>
+        <w:rPr>
+          <w:rFonts w:ascii="Calibri" w:hAnsi="Calibri" w:cs="Calibri"/>
+          <w:b/>
+          <w:bCs/>
+        </w:rPr>
+        <w:t xml:space="preserve">Vehicle to Cloud Communications: </w:t>
+      </w:r>
+      <w:r>
+        <w:rPr>
+          <w:rFonts w:ascii="Calibri" w:hAnsi="Calibri" w:cs="Calibri"/>
+        </w:rPr>
+        <w:t xml:space="preserve">Message Queuing Telemetry Transport </w:t>
+      </w:r>
+      <w:r>
+        <w:rPr>
+          <w:rFonts w:ascii="Calibri" w:hAnsi="Calibri" w:cs="Calibri"/>
+          <w:b/>
+          <w:bCs/>
+        </w:rPr>
+        <w:t>(</w:t>
+      </w:r>
+      <w:r>
+        <w:rPr>
+          <w:rFonts w:ascii="Calibri" w:hAnsi="Calibri" w:cs="Calibri"/>
+        </w:rPr>
+        <w:t xml:space="preserve">MQTT) will be used for data </w:t>
+      </w:r>
+      <w:r>
+        <w:rPr>
+          <w:rFonts w:ascii="Calibri" w:hAnsi="Calibri" w:cs="Calibri"/>
+        </w:rPr>
+        <w:t>transfer to the cloud.</w:t>
+      </w:r>
+      <w:r>
+        <w:rPr>
+          <w:rFonts w:ascii="Calibri" w:hAnsi="Calibri" w:cs="Calibri"/>
+        </w:rPr>
+        <w:br/>
+      </w:r>
+    </w:p>
+    <w:p>
+      <w:pPr>
+        <w:pStyle w:val="ListParagraph"/>
+        <w:numPr>
+          <w:ilvl w:val="0"/>
+          <w:numId w:val="39"/>
+        </w:numPr>
+        <w:rPr>
+          <w:rFonts w:ascii="Calibri" w:hAnsi="Calibri" w:cs="Calibri"/>
+          <w:b/>
+          <w:bCs/>
+        </w:rPr>
+      </w:pPr>
+      <w:r>
+        <w:rPr>
+          <w:rFonts w:ascii="Calibri" w:hAnsi="Calibri" w:cs="Calibri"/>
+          <w:b/>
+          <w:bCs/>
+        </w:rPr>
+        <w:t xml:space="preserve">Tasks: </w:t>
+      </w:r>
+    </w:p>
+    <w:p>
+      <w:pPr>
+        <w:pStyle w:val="ListParagraph"/>
+        <w:numPr>
+          <w:ilvl w:val="1"/>
+          <w:numId w:val="39"/>
+        </w:numPr>
+        <w:rPr>
+          <w:rFonts w:ascii="Calibri" w:hAnsi="Calibri" w:cs="Calibri"/>
+          <w:b/>
+          <w:bCs/>
+        </w:rPr>
+      </w:pPr>
+      <w:r>
+        <w:rPr>
+          <w:rFonts w:ascii="Calibri" w:hAnsi="Calibri" w:cs="Calibri"/>
+        </w:rPr>
+        <w:t>Transmit odometer readings and diagnostic data within the vehicle.</w:t>
+      </w:r>
+    </w:p>
+    <w:p>
+      <w:pPr>
+        <w:pStyle w:val="ListParagraph"/>
+        <w:numPr>
+          <w:ilvl w:val="1"/>
+          <w:numId w:val="39"/>
+        </w:numPr>
+        <w:rPr>
+          <w:rFonts w:ascii="Calibri" w:hAnsi="Calibri" w:cs="Calibri"/>
+          <w:b/>
+          <w:bCs/>
+        </w:rPr>
+      </w:pPr>
+      <w:r>
+        <w:rPr>
+          <w:rFonts w:ascii="Calibri" w:hAnsi="Calibri" w:cs="Calibri"/>
+        </w:rPr>
+        <w:t>Encrypt and securely transfer mileage data and tampering alerts to the cloud.</w:t>
+      </w:r>
+    </w:p>
+    <w:p>
+      <w:pPr>
+        <w:rPr>
+          <w:rFonts w:ascii="Calibri" w:hAnsi="Calibri" w:cs="Calibri"/>
+          <w:b/>
+          <w:bCs/>
+        </w:rPr>
+      </w:pPr>
+    </w:p>
+    <w:p>
+      <w:pPr>
+        <w:pStyle w:val="Heading3"/>
+        <w:rPr>
+          <w:rFonts w:ascii="Calibri" w:hAnsi="Calibri" w:cs="Calibri"/>
+          <w:color w:val="auto"/>
+        </w:rPr>
+      </w:pPr>
+      <w:bookmarkStart w:id="49" w:name="_Toc186740112"/>
+      <w:r>
+        <w:rPr>
+          <w:rFonts w:ascii="Calibri" w:hAnsi="Calibri" w:cs="Calibri"/>
+          <w:color w:val="auto"/>
+        </w:rPr>
+        <w:t>Offboard Cloud System</w:t>
+      </w:r>
+      <w:bookmarkEnd w:id="49"/>
+    </w:p>
+    <w:p>
+      <w:pPr>
+        <w:pStyle w:val="ListParagraph"/>
+        <w:numPr>
+          <w:ilvl w:val="0"/>
+          <w:numId w:val="40"/>
+        </w:numPr>
+        <w:rPr>
+          <w:rFonts w:ascii="Calibri" w:hAnsi="Calibri" w:cs="Calibri"/>
+        </w:rPr>
+      </w:pPr>
+      <w:r>
+        <w:rPr>
+          <w:rFonts w:ascii="Calibri" w:hAnsi="Calibri" w:cs="Calibri"/>
+          <w:b/>
+          <w:bCs/>
+        </w:rPr>
+        <w:t>Components:</w:t>
+      </w:r>
+    </w:p>
+    <w:p>
+      <w:pPr>
+        <w:pStyle w:val="ListParagraph"/>
+        <w:numPr>
+          <w:ilvl w:val="1"/>
+          <w:numId w:val="40"/>
+        </w:numPr>
+        <w:rPr>
+          <w:rFonts w:ascii="Calibri" w:hAnsi="Calibri" w:cs="Calibri"/>
+        </w:rPr>
+      </w:pPr>
+      <w:r>
+        <w:rPr>
+          <w:rFonts w:ascii="Calibri" w:hAnsi="Calibri" w:cs="Calibri"/>
+          <w:b/>
+          <w:bCs/>
+        </w:rPr>
+        <w:t xml:space="preserve">AWS Database: </w:t>
+      </w:r>
+      <w:r>
+        <w:rPr>
+          <w:rFonts w:ascii="Calibri" w:hAnsi="Calibri" w:cs="Calibri"/>
+        </w:rPr>
+        <w:t xml:space="preserve">An AWS Database will be used to store time series data which will include mileage logs and tampering alerts. </w:t>
+      </w:r>
+    </w:p>
+    <w:p>
+      <w:pPr>
+        <w:pStyle w:val="ListParagraph"/>
+        <w:numPr>
+          <w:ilvl w:val="1"/>
+          <w:numId w:val="40"/>
+        </w:numPr>
+        <w:rPr>
+          <w:rFonts w:ascii="Calibri" w:hAnsi="Calibri" w:cs="Calibri"/>
+        </w:rPr>
+      </w:pPr>
+      <w:r>
+        <w:rPr>
+          <w:rFonts w:ascii="Calibri" w:hAnsi="Calibri" w:cs="Calibri"/>
+          <w:b/>
+          <w:bCs/>
+        </w:rPr>
+        <w:t>RESTful API:</w:t>
+      </w:r>
+      <w:r>
+        <w:rPr>
+          <w:rFonts w:ascii="Calibri" w:hAnsi="Calibri" w:cs="Calibri"/>
+        </w:rPr>
+        <w:t xml:space="preserve"> The use of APIs will allow data ingestion and retrieval. </w:t>
+      </w:r>
+      <w:r>
+        <w:rPr>
+          <w:rFonts w:ascii="Calibri" w:hAnsi="Calibri" w:cs="Calibri"/>
+        </w:rPr>
+        <w:br/>
+      </w:r>
+    </w:p>
+    <w:p>
+      <w:pPr>
+        <w:pStyle w:val="ListParagraph"/>
+        <w:numPr>
+          <w:ilvl w:val="0"/>
+          <w:numId w:val="40"/>
+        </w:numPr>
+        <w:rPr>
+          <w:rFonts w:ascii="Calibri" w:hAnsi="Calibri" w:cs="Calibri"/>
+        </w:rPr>
+      </w:pPr>
+      <w:r>
+        <w:rPr>
+          <w:rFonts w:ascii="Calibri" w:hAnsi="Calibri" w:cs="Calibri"/>
+          <w:b/>
+          <w:bCs/>
+        </w:rPr>
+        <w:t>Tasks:</w:t>
+      </w:r>
+    </w:p>
+    <w:p>
+      <w:pPr>
+        <w:pStyle w:val="ListParagraph"/>
+        <w:numPr>
+          <w:ilvl w:val="1"/>
+          <w:numId w:val="40"/>
+        </w:numPr>
+        <w:rPr>
+          <w:rFonts w:ascii="Calibri" w:hAnsi="Calibri" w:cs="Calibri"/>
+        </w:rPr>
+      </w:pPr>
+      <w:r>
+        <w:rPr>
+          <w:rFonts w:ascii="Calibri" w:hAnsi="Calibri" w:cs="Calibri"/>
+        </w:rPr>
+        <w:t>Store and manage encrypted data.</w:t>
+      </w:r>
+    </w:p>
+    <w:p>
+      <w:pPr>
+        <w:pStyle w:val="ListParagraph"/>
+        <w:numPr>
+          <w:ilvl w:val="1"/>
+          <w:numId w:val="40"/>
+        </w:numPr>
+        <w:rPr>
+          <w:rFonts w:ascii="Calibri" w:hAnsi="Calibri" w:cs="Calibri"/>
+        </w:rPr>
+      </w:pPr>
+      <w:r>
+        <w:rPr>
+          <w:rFonts w:ascii="Calibri" w:hAnsi="Calibri" w:cs="Calibri"/>
+        </w:rPr>
+        <w:t xml:space="preserve">Provide interfaces for querying and updating records for each vehicle. </w:t>
+      </w:r>
+    </w:p>
+    <w:p>
+      <w:pPr>
+        <w:rPr>
+          <w:rFonts w:ascii="Calibri" w:hAnsi="Calibri" w:cs="Calibri"/>
+        </w:rPr>
+      </w:pPr>
+      <w:r>
+        <w:rPr>
+          <w:rFonts w:ascii="Calibri" w:hAnsi="Calibri" w:cs="Calibri"/>
+          <w:noProof/>
+        </w:rPr>
+        <w:drawing>
+          <wp:inline distT="0" distB="0" distL="0" distR="0" wp14:anchorId="665FCCFA" wp14:editId="1E831760">
+            <wp:extent cx="5723890" cy="2968625"/>
+            <wp:effectExtent l="0" t="0" r="0" b="3175"/>
+            <wp:docPr id="1087396483" name="Picture 10"/>
+            <wp:cNvGraphicFramePr>
+              <a:graphicFrameLocks xmlns:a="http://schemas.openxmlformats.org/drawingml/2006/main" noChangeAspect="1"/>
+            </wp:cNvGraphicFramePr>
+            <a:graphic xmlns:a="http://schemas.openxmlformats.org/drawingml/2006/main">
+              <a:graphicData uri="http://schemas.openxmlformats.org/drawingml/2006/picture">
+                <pic:pic xmlns:pic="http://schemas.openxmlformats.org/drawingml/2006/picture">
+                  <pic:nvPicPr>
+                    <pic:cNvPr id="0" name="Picture 3"/>
+                    <pic:cNvPicPr>
+                      <a:picLocks noChangeAspect="1" noChangeArrowheads="1"/>
+                    </pic:cNvPicPr>
+                  </pic:nvPicPr>
+                  <pic:blipFill>
+                    <a:blip r:embed="rId15" cstate="print">
+                      <a:extLst>
+                        <a:ext uri="{28A0092B-C50C-407E-A947-70E740481C1C}">
+                          <a14:useLocalDpi xmlns:a14="http://schemas.microsoft.com/office/drawing/2010/main" val="0"/>
+                        </a:ext>
+                      </a:extLst>
+                    </a:blip>
+                    <a:srcRect/>
+                    <a:stretch>
+                      <a:fillRect/>
+                    </a:stretch>
+                  </pic:blipFill>
+                  <pic:spPr bwMode="auto">
+                    <a:xfrm>
+                      <a:off x="0" y="0"/>
+                      <a:ext cx="5723890" cy="2968625"/>
+                    </a:xfrm>
+                    <a:prstGeom prst="rect">
+                      <a:avLst/>
+                    </a:prstGeom>
+                    <a:noFill/>
+                    <a:ln>
+                      <a:noFill/>
+                    </a:ln>
+                  </pic:spPr>
+                </pic:pic>
+              </a:graphicData>
+            </a:graphic>
+          </wp:inline>
+        </w:drawing>
+      </w:r>
+    </w:p>
+    <w:p>
+      <w:pPr>
+        <w:rPr>
+          <w:rFonts w:ascii="Calibri" w:hAnsi="Calibri" w:cs="Calibri"/>
+        </w:rPr>
+      </w:pPr>
+    </w:p>
+    <w:p>
+      <w:pPr>
+        <w:rPr>
+          <w:rFonts w:ascii="Calibri" w:hAnsi="Calibri" w:cs="Calibri"/>
+        </w:rPr>
+      </w:pPr>
+    </w:p>
+    <w:p>
+      <w:pPr>
+        <w:pStyle w:val="Heading3"/>
+        <w:rPr>
+          <w:rFonts w:ascii="Calibri" w:hAnsi="Calibri" w:cs="Calibri"/>
+          <w:color w:val="auto"/>
+        </w:rPr>
+      </w:pPr>
+      <w:bookmarkStart w:id="50" w:name="_Toc186740113"/>
+      <w:r>
+        <w:rPr>
+          <w:rFonts w:ascii="Calibri" w:hAnsi="Calibri" w:cs="Calibri"/>
+          <w:color w:val="auto"/>
+        </w:rPr>
+        <w:lastRenderedPageBreak/>
+        <w:t>User Interface</w:t>
+      </w:r>
+      <w:bookmarkEnd w:id="50"/>
+    </w:p>
+    <w:p>
+      <w:pPr>
+        <w:pStyle w:val="ListParagraph"/>
+        <w:numPr>
+          <w:ilvl w:val="0"/>
+          <w:numId w:val="42"/>
+        </w:numPr>
+        <w:rPr>
+          <w:rFonts w:ascii="Calibri" w:hAnsi="Calibri" w:cs="Calibri"/>
+        </w:rPr>
+      </w:pPr>
+      <w:r>
+        <w:rPr>
+          <w:rFonts w:ascii="Calibri" w:hAnsi="Calibri" w:cs="Calibri"/>
+          <w:b/>
+          <w:bCs/>
+        </w:rPr>
+        <w:t>Components:</w:t>
+      </w:r>
+    </w:p>
+    <w:p>
+      <w:pPr>
+        <w:pStyle w:val="ListParagraph"/>
+        <w:numPr>
+          <w:ilvl w:val="1"/>
+          <w:numId w:val="42"/>
+        </w:numPr>
+        <w:rPr>
+          <w:rFonts w:ascii="Calibri" w:hAnsi="Calibri" w:cs="Calibri"/>
+        </w:rPr>
+      </w:pPr>
+      <w:r>
+        <w:rPr>
+          <w:rFonts w:ascii="Calibri" w:hAnsi="Calibri" w:cs="Calibri"/>
+          <w:b/>
+          <w:bCs/>
+        </w:rPr>
+        <w:t xml:space="preserve">Frontend: </w:t>
+      </w:r>
+      <w:r>
+        <w:rPr>
+          <w:rFonts w:ascii="Calibri" w:hAnsi="Calibri" w:cs="Calibri"/>
+        </w:rPr>
+        <w:t xml:space="preserve">Provides a </w:t>
+      </w:r>
+      <w:proofErr w:type="gramStart"/>
+      <w:r>
+        <w:rPr>
+          <w:rFonts w:ascii="Calibri" w:hAnsi="Calibri" w:cs="Calibri"/>
+        </w:rPr>
+        <w:t>user friendly</w:t>
+      </w:r>
+      <w:proofErr w:type="gramEnd"/>
+      <w:r>
+        <w:rPr>
+          <w:rFonts w:ascii="Calibri" w:hAnsi="Calibri" w:cs="Calibri"/>
+        </w:rPr>
+        <w:t xml:space="preserve"> dashboard for fleet managers and technicians. </w:t>
+      </w:r>
+    </w:p>
+    <w:p>
+      <w:pPr>
+        <w:pStyle w:val="ListParagraph"/>
+        <w:numPr>
+          <w:ilvl w:val="1"/>
+          <w:numId w:val="42"/>
+        </w:numPr>
+        <w:rPr>
+          <w:rFonts w:ascii="Calibri" w:hAnsi="Calibri" w:cs="Calibri"/>
+        </w:rPr>
+      </w:pPr>
+      <w:r>
+        <w:rPr>
+          <w:rFonts w:ascii="Calibri" w:hAnsi="Calibri" w:cs="Calibri"/>
+          <w:b/>
+          <w:bCs/>
+        </w:rPr>
+        <w:t>Backend:</w:t>
+      </w:r>
+      <w:r>
+        <w:rPr>
+          <w:rFonts w:ascii="Calibri" w:hAnsi="Calibri" w:cs="Calibri"/>
+        </w:rPr>
+        <w:t xml:space="preserve"> Uses the AWS Database API to fetch and display data. </w:t>
+      </w:r>
+      <w:r>
+        <w:rPr>
+          <w:rFonts w:ascii="Calibri" w:hAnsi="Calibri" w:cs="Calibri"/>
+        </w:rPr>
+        <w:br/>
+      </w:r>
+    </w:p>
+    <w:p>
+      <w:pPr>
+        <w:pStyle w:val="ListParagraph"/>
+        <w:numPr>
+          <w:ilvl w:val="0"/>
+          <w:numId w:val="42"/>
+        </w:numPr>
+        <w:rPr>
+          <w:rFonts w:ascii="Calibri" w:hAnsi="Calibri" w:cs="Calibri"/>
+        </w:rPr>
+      </w:pPr>
+      <w:r>
+        <w:rPr>
+          <w:rFonts w:ascii="Calibri" w:hAnsi="Calibri" w:cs="Calibri"/>
+          <w:b/>
+          <w:bCs/>
+        </w:rPr>
+        <w:t>Tasks:</w:t>
+      </w:r>
+      <w:r>
+        <w:rPr>
+          <w:rFonts w:ascii="Calibri" w:hAnsi="Calibri" w:cs="Calibri"/>
+        </w:rPr>
+        <w:t xml:space="preserve"> </w:t>
+      </w:r>
+    </w:p>
+    <w:p>
+      <w:pPr>
+        <w:pStyle w:val="ListParagraph"/>
+        <w:numPr>
+          <w:ilvl w:val="1"/>
+          <w:numId w:val="42"/>
+        </w:numPr>
+        <w:rPr>
+          <w:rFonts w:ascii="Calibri" w:hAnsi="Calibri" w:cs="Calibri"/>
+        </w:rPr>
+      </w:pPr>
+      <w:r>
+        <w:rPr>
+          <w:rFonts w:ascii="Calibri" w:hAnsi="Calibri" w:cs="Calibri"/>
+        </w:rPr>
+        <w:t>Search for specific vehicle.</w:t>
+      </w:r>
+    </w:p>
+    <w:p>
+      <w:pPr>
+        <w:pStyle w:val="ListParagraph"/>
+        <w:numPr>
+          <w:ilvl w:val="1"/>
+          <w:numId w:val="42"/>
+        </w:numPr>
+        <w:rPr>
+          <w:rFonts w:ascii="Calibri" w:hAnsi="Calibri" w:cs="Calibri"/>
+        </w:rPr>
+      </w:pPr>
+      <w:r>
+        <w:rPr>
+          <w:rFonts w:ascii="Calibri" w:hAnsi="Calibri" w:cs="Calibri"/>
+        </w:rPr>
+        <w:t xml:space="preserve">Display updated mileage logs and tampering alerts. </w:t>
+      </w:r>
+    </w:p>
+    <w:p>
+      <w:pPr>
+        <w:pStyle w:val="ListParagraph"/>
+        <w:numPr>
+          <w:ilvl w:val="1"/>
+          <w:numId w:val="42"/>
+        </w:numPr>
+        <w:rPr>
+          <w:rFonts w:ascii="Calibri" w:hAnsi="Calibri" w:cs="Calibri"/>
+        </w:rPr>
+      </w:pPr>
+      <w:r>
+        <w:rPr>
+          <w:rFonts w:ascii="Calibri" w:hAnsi="Calibri" w:cs="Calibri"/>
+        </w:rPr>
+        <w:t>Allow users to acknowledge alerts, generate reports and access vehicle history.</w:t>
+      </w:r>
+    </w:p>
+    <w:p>
+      <w:pPr>
+        <w:rPr>
+          <w:rFonts w:ascii="Calibri" w:hAnsi="Calibri" w:cs="Calibri"/>
+          <w:b/>
+          <w:bCs/>
+        </w:rPr>
+      </w:pPr>
+      <w:r>
+        <w:rPr>
+          <w:rFonts w:ascii="Calibri" w:hAnsi="Calibri" w:cs="Calibri"/>
+          <w:b/>
+          <w:bCs/>
+          <w:noProof/>
+        </w:rPr>
+        <w:drawing>
+          <wp:inline distT="0" distB="0" distL="0" distR="0" wp14:anchorId="7F412F26" wp14:editId="11EAA45D">
+            <wp:extent cx="5731510" cy="3071495"/>
+            <wp:effectExtent l="0" t="0" r="2540" b="0"/>
+            <wp:docPr id="49560051" name="Picture 1" descr="A diagram of a software company&#10;&#10;Description automatically generated"/>
+            <wp:cNvGraphicFramePr>
+              <a:graphicFrameLocks xmlns:a="http://schemas.openxmlformats.org/drawingml/2006/main" noChangeAspect="1"/>
+            </wp:cNvGraphicFramePr>
+            <a:graphic xmlns:a="http://schemas.openxmlformats.org/drawingml/2006/main">
+              <a:graphicData uri="http://schemas.openxmlformats.org/drawingml/2006/picture">
+                <pic:pic xmlns:pic="http://schemas.openxmlformats.org/drawingml/2006/picture">
+                  <pic:nvPicPr>
+                    <pic:cNvPr id="49560051" name="Picture 1" descr="A diagram of a software company&#10;&#10;Description automatically generated"/>
+                    <pic:cNvPicPr/>
+                  </pic:nvPicPr>
+                  <pic:blipFill>
+                    <a:blip r:embed="rId16"/>
+                    <a:stretch>
+                      <a:fillRect/>
+                    </a:stretch>
+                  </pic:blipFill>
+                  <pic:spPr>
+                    <a:xfrm>
+                      <a:off x="0" y="0"/>
+                      <a:ext cx="5731510" cy="3071495"/>
+                    </a:xfrm>
+                    <a:prstGeom prst="rect">
+                      <a:avLst/>
+                    </a:prstGeom>
+                  </pic:spPr>
+                </pic:pic>
+              </a:graphicData>
+            </a:graphic>
+          </wp:inline>
+        </w:drawing>
+      </w:r>
+    </w:p>
+    <w:p>
+      <w:pPr>
+        <w:rPr>
+          <w:rFonts w:ascii="Calibri" w:hAnsi="Calibri" w:cs="Calibri"/>
+          <w:b/>
+          <w:bCs/>
+        </w:rPr>
+      </w:pPr>
+    </w:p>
+    <w:p>
+      <w:pPr>
+        <w:rPr>
+          <w:rFonts w:ascii="Calibri" w:hAnsi="Calibri" w:cs="Calibri"/>
+          <w:b/>
+          <w:bCs/>
+        </w:rPr>
+      </w:pPr>
+      <w:r>
+        <w:rPr>
+          <w:rFonts w:ascii="Calibri" w:hAnsi="Calibri" w:cs="Calibri"/>
+          <w:b/>
+          <w:bCs/>
         </w:rPr>
         <w:br w:type="page"/>
       </w:r>
@@ -10512,17 +13417,19 @@
         <w:jc w:val="center"/>
         <w:rPr>
           <w:rFonts w:ascii="Calibri" w:hAnsi="Calibri" w:cs="Calibri"/>
-        </w:rPr>
-      </w:pPr>
-      <w:bookmarkStart w:id="45" w:name="_Toc181648703"/>
-      <w:r>
-        <w:rPr>
-          <w:rFonts w:ascii="Calibri" w:hAnsi="Calibri" w:cs="Calibri"/>
+          <w:color w:val="auto"/>
+        </w:rPr>
+      </w:pPr>
+      <w:bookmarkStart w:id="51" w:name="_Toc186740114"/>
+      <w:r>
+        <w:rPr>
+          <w:rFonts w:ascii="Calibri" w:hAnsi="Calibri" w:cs="Calibri"/>
+          <w:color w:val="auto"/>
         </w:rPr>
         <w:lastRenderedPageBreak/>
         <w:t>References</w:t>
       </w:r>
-      <w:bookmarkEnd w:id="45"/>
+      <w:bookmarkEnd w:id="51"/>
     </w:p>
     <w:p>
       <w:pPr>
@@ -10548,9 +13455,23 @@
           <w:rFonts w:ascii="Calibri" w:hAnsi="Calibri" w:cs="Calibri"/>
         </w:rPr>
         <w:br/>
-        <w:t xml:space="preserve">( 19-09-24 ) | Medium. </w:t>
-      </w:r>
-      <w:hyperlink r:id="rId13" w:history="1">
+        <w:t>( 19-09-</w:t>
+      </w:r>
+      <w:proofErr w:type="gramStart"/>
+      <w:r>
+        <w:rPr>
+          <w:rFonts w:ascii="Calibri" w:hAnsi="Calibri" w:cs="Calibri"/>
+        </w:rPr>
+        <w:t>24 )</w:t>
+      </w:r>
+      <w:proofErr w:type="gramEnd"/>
+      <w:r>
+        <w:rPr>
+          <w:rFonts w:ascii="Calibri" w:hAnsi="Calibri" w:cs="Calibri"/>
+        </w:rPr>
+        <w:t xml:space="preserve"> | Medium. </w:t>
+      </w:r>
+      <w:hyperlink r:id="rId17" w:history="1">
         <w:r>
           <w:rPr>
             <w:rStyle w:val="Hyperlink"/>
@@ -10563,22 +13484,50 @@
         <w:rPr>
           <w:rFonts w:ascii="Calibri" w:hAnsi="Calibri" w:cs="Calibri"/>
         </w:rPr>
-        <w:t>. ( Accessed: 18-10-2024 )</w:t>
-      </w:r>
-    </w:p>
-    <w:p>
-      <w:pPr>
-        <w:rPr>
-          <w:rFonts w:ascii="Calibri" w:hAnsi="Calibri" w:cs="Calibri"/>
-        </w:rPr>
-      </w:pPr>
-      <w:r>
-        <w:rPr>
-          <w:rFonts w:ascii="Calibri" w:hAnsi="Calibri" w:cs="Calibri"/>
-        </w:rPr>
-        <w:t xml:space="preserve">Specification of Secure Onboard Communication Protocol ( 30-11-2020 ) | AUTOSAR. Available at: </w:t>
-      </w:r>
-      <w:hyperlink r:id="rId14" w:history="1">
+        <w:t xml:space="preserve">. </w:t>
+      </w:r>
+      <w:proofErr w:type="gramStart"/>
+      <w:r>
+        <w:rPr>
+          <w:rFonts w:ascii="Calibri" w:hAnsi="Calibri" w:cs="Calibri"/>
+        </w:rPr>
+        <w:t>( Accessed</w:t>
+      </w:r>
+      <w:proofErr w:type="gramEnd"/>
+      <w:r>
+        <w:rPr>
+          <w:rFonts w:ascii="Calibri" w:hAnsi="Calibri" w:cs="Calibri"/>
+        </w:rPr>
+        <w:t>: 18-10-2024 )</w:t>
+      </w:r>
+    </w:p>
+    <w:p>
+      <w:pPr>
+        <w:rPr>
+          <w:rFonts w:ascii="Calibri" w:hAnsi="Calibri" w:cs="Calibri"/>
+        </w:rPr>
+      </w:pPr>
+      <w:r>
+        <w:rPr>
+          <w:rFonts w:ascii="Calibri" w:hAnsi="Calibri" w:cs="Calibri"/>
+        </w:rPr>
+        <w:t xml:space="preserve">Specification of Secure Onboard Communication Protocol </w:t>
+      </w:r>
+      <w:proofErr w:type="gramStart"/>
+      <w:r>
+        <w:rPr>
+          <w:rFonts w:ascii="Calibri" w:hAnsi="Calibri" w:cs="Calibri"/>
+        </w:rPr>
+        <w:t>( 30</w:t>
+      </w:r>
+      <w:proofErr w:type="gramEnd"/>
+      <w:r>
+        <w:rPr>
+          <w:rFonts w:ascii="Calibri" w:hAnsi="Calibri" w:cs="Calibri"/>
+        </w:rPr>
+        <w:t xml:space="preserve">-11-2020 ) | AUTOSAR. Available at: </w:t>
+      </w:r>
+      <w:hyperlink r:id="rId18" w:history="1">
         <w:r>
           <w:rPr>
             <w:rStyle w:val="Hyperlink"/>
@@ -10591,22 +13540,50 @@
         <w:rPr>
           <w:rFonts w:ascii="Calibri" w:hAnsi="Calibri" w:cs="Calibri"/>
         </w:rPr>
-        <w:t>. ( Accessed: 18-10-2024 )</w:t>
-      </w:r>
-    </w:p>
-    <w:p>
-      <w:pPr>
-        <w:rPr>
-          <w:rFonts w:ascii="Calibri" w:hAnsi="Calibri" w:cs="Calibri"/>
-        </w:rPr>
-      </w:pPr>
-      <w:r>
-        <w:rPr>
-          <w:rFonts w:ascii="Calibri" w:hAnsi="Calibri" w:cs="Calibri"/>
-        </w:rPr>
-        <w:t xml:space="preserve">Secure Onboard Communication ( no date ) | Vector. Available at: </w:t>
-      </w:r>
-      <w:hyperlink r:id="rId15" w:anchor="c212393" w:history="1">
+        <w:t xml:space="preserve">. </w:t>
+      </w:r>
+      <w:proofErr w:type="gramStart"/>
+      <w:r>
+        <w:rPr>
+          <w:rFonts w:ascii="Calibri" w:hAnsi="Calibri" w:cs="Calibri"/>
+        </w:rPr>
+        <w:t>( Accessed</w:t>
+      </w:r>
+      <w:proofErr w:type="gramEnd"/>
+      <w:r>
+        <w:rPr>
+          <w:rFonts w:ascii="Calibri" w:hAnsi="Calibri" w:cs="Calibri"/>
+        </w:rPr>
+        <w:t>: 18-10-2024 )</w:t>
+      </w:r>
+    </w:p>
+    <w:p>
+      <w:pPr>
+        <w:rPr>
+          <w:rFonts w:ascii="Calibri" w:hAnsi="Calibri" w:cs="Calibri"/>
+        </w:rPr>
+      </w:pPr>
+      <w:r>
+        <w:rPr>
+          <w:rFonts w:ascii="Calibri" w:hAnsi="Calibri" w:cs="Calibri"/>
+        </w:rPr>
+        <w:t xml:space="preserve">Secure Onboard Communication </w:t>
+      </w:r>
+      <w:proofErr w:type="gramStart"/>
+      <w:r>
+        <w:rPr>
+          <w:rFonts w:ascii="Calibri" w:hAnsi="Calibri" w:cs="Calibri"/>
+        </w:rPr>
+        <w:t>( no</w:t>
+      </w:r>
+      <w:proofErr w:type="gramEnd"/>
+      <w:r>
+        <w:rPr>
+          <w:rFonts w:ascii="Calibri" w:hAnsi="Calibri" w:cs="Calibri"/>
+        </w:rPr>
+        <w:t xml:space="preserve"> date ) | Vector. Available at: </w:t>
+      </w:r>
+      <w:hyperlink r:id="rId19" w:anchor="c212393" w:history="1">
         <w:r>
           <w:rPr>
             <w:rStyle w:val="Hyperlink"/>
@@ -10619,24 +13596,52 @@
         <w:rPr>
           <w:rFonts w:ascii="Calibri" w:hAnsi="Calibri" w:cs="Calibri"/>
         </w:rPr>
-        <w:t>. ( Accessed: 18-10-2024 )</w:t>
-      </w:r>
-    </w:p>
-    <w:p>
-      <w:pPr>
-        <w:rPr>
-          <w:rFonts w:ascii="Calibri" w:hAnsi="Calibri" w:cs="Calibri"/>
-          <w:b/>
-          <w:bCs/>
-        </w:rPr>
-      </w:pPr>
-      <w:r>
-        <w:rPr>
-          <w:rFonts w:ascii="Calibri" w:hAnsi="Calibri" w:cs="Calibri"/>
-        </w:rPr>
-        <w:t xml:space="preserve">What is TLS (Transport Layer Security)? ( no date ) | Cloudflare. Available at: </w:t>
-      </w:r>
-      <w:hyperlink r:id="rId16" w:history="1">
+        <w:t xml:space="preserve">. </w:t>
+      </w:r>
+      <w:proofErr w:type="gramStart"/>
+      <w:r>
+        <w:rPr>
+          <w:rFonts w:ascii="Calibri" w:hAnsi="Calibri" w:cs="Calibri"/>
+        </w:rPr>
+        <w:t>( Accessed</w:t>
+      </w:r>
+      <w:proofErr w:type="gramEnd"/>
+      <w:r>
+        <w:rPr>
+          <w:rFonts w:ascii="Calibri" w:hAnsi="Calibri" w:cs="Calibri"/>
+        </w:rPr>
+        <w:t>: 18-10-2024 )</w:t>
+      </w:r>
+    </w:p>
+    <w:p>
+      <w:pPr>
+        <w:rPr>
+          <w:rFonts w:ascii="Calibri" w:hAnsi="Calibri" w:cs="Calibri"/>
+          <w:b/>
+          <w:bCs/>
+        </w:rPr>
+      </w:pPr>
+      <w:r>
+        <w:rPr>
+          <w:rFonts w:ascii="Calibri" w:hAnsi="Calibri" w:cs="Calibri"/>
+        </w:rPr>
+        <w:t xml:space="preserve">What is TLS (Transport Layer Security)? </w:t>
+      </w:r>
+      <w:proofErr w:type="gramStart"/>
+      <w:r>
+        <w:rPr>
+          <w:rFonts w:ascii="Calibri" w:hAnsi="Calibri" w:cs="Calibri"/>
+        </w:rPr>
+        <w:t>( no</w:t>
+      </w:r>
+      <w:proofErr w:type="gramEnd"/>
+      <w:r>
+        <w:rPr>
+          <w:rFonts w:ascii="Calibri" w:hAnsi="Calibri" w:cs="Calibri"/>
+        </w:rPr>
+        <w:t xml:space="preserve"> date ) | Cloudflare. Available at: </w:t>
+      </w:r>
+      <w:hyperlink r:id="rId20" w:history="1">
         <w:r>
           <w:rPr>
             <w:rStyle w:val="Hyperlink"/>
@@ -10649,48 +13654,78 @@
         <w:rPr>
           <w:rFonts w:ascii="Calibri" w:hAnsi="Calibri" w:cs="Calibri"/>
         </w:rPr>
-        <w:t>. ( Accessed: 22-10-2024 )</w:t>
-      </w:r>
-    </w:p>
-    <w:p>
-      <w:pPr>
-        <w:rPr>
-          <w:rFonts w:ascii="Calibri" w:hAnsi="Calibri" w:cs="Calibri"/>
-          <w:b/>
-          <w:bCs/>
-        </w:rPr>
-      </w:pPr>
-      <w:r>
-        <w:rPr>
-          <w:rFonts w:ascii="Calibri" w:hAnsi="Calibri" w:cs="Calibri"/>
-        </w:rPr>
-        <w:t xml:space="preserve">VectorCAST/C++ </w:t>
-      </w:r>
-      <w:r>
-        <w:rPr>
-          <w:rFonts w:ascii="Calibri" w:hAnsi="Calibri" w:cs="Calibri"/>
-        </w:rPr>
-        <w:t xml:space="preserve">( no date ) | </w:t>
-      </w:r>
-      <w:r>
-        <w:rPr>
-          <w:rFonts w:ascii="Calibri" w:hAnsi="Calibri" w:cs="Calibri"/>
-        </w:rPr>
-        <w:t>Vector</w:t>
-      </w:r>
-      <w:r>
-        <w:rPr>
-          <w:rFonts w:ascii="Calibri" w:hAnsi="Calibri" w:cs="Calibri"/>
-        </w:rPr>
-        <w:t xml:space="preserve">. Available at: </w:t>
-      </w:r>
-      <w:hyperlink r:id="rId17" w:anchor=":~:text=VectorCAST%2FC%2B%2B%20is%20a%20highly,%2C%20railway%2C%20and%20financial%20industries" w:history="1">
+        <w:t xml:space="preserve">. </w:t>
+      </w:r>
+      <w:proofErr w:type="gramStart"/>
+      <w:r>
+        <w:rPr>
+          <w:rFonts w:ascii="Calibri" w:hAnsi="Calibri" w:cs="Calibri"/>
+        </w:rPr>
+        <w:t>( Accessed</w:t>
+      </w:r>
+      <w:proofErr w:type="gramEnd"/>
+      <w:r>
+        <w:rPr>
+          <w:rFonts w:ascii="Calibri" w:hAnsi="Calibri" w:cs="Calibri"/>
+        </w:rPr>
+        <w:t>: 22-10-2024 )</w:t>
+      </w:r>
+    </w:p>
+    <w:p>
+      <w:pPr>
+        <w:rPr>
+          <w:rFonts w:ascii="Calibri" w:hAnsi="Calibri" w:cs="Calibri"/>
+        </w:rPr>
+      </w:pPr>
+      <w:proofErr w:type="spellStart"/>
+      <w:r>
+        <w:rPr>
+          <w:rFonts w:ascii="Calibri" w:hAnsi="Calibri" w:cs="Calibri"/>
+        </w:rPr>
+        <w:t>VectorCAST</w:t>
+      </w:r>
+      <w:proofErr w:type="spellEnd"/>
+      <w:r>
+        <w:rPr>
+          <w:rFonts w:ascii="Calibri" w:hAnsi="Calibri" w:cs="Calibri"/>
+        </w:rPr>
+        <w:t xml:space="preserve">/C++ </w:t>
+      </w:r>
+      <w:proofErr w:type="gramStart"/>
+      <w:r>
+        <w:rPr>
+          <w:rFonts w:ascii="Calibri" w:hAnsi="Calibri" w:cs="Calibri"/>
+        </w:rPr>
+        <w:t>( no</w:t>
+      </w:r>
+      <w:proofErr w:type="gramEnd"/>
+      <w:r>
+        <w:rPr>
+          <w:rFonts w:ascii="Calibri" w:hAnsi="Calibri" w:cs="Calibri"/>
+        </w:rPr>
+        <w:t xml:space="preserve"> date ) | Vector. Available at: </w:t>
+      </w:r>
+      <w:hyperlink r:id="rId21" w:anchor=":~:text=VectorCAST%2FC%2B%2B%20is%20a%20highly,%2C%20railway%2C%20and%20financial%20industries" w:history="1">
         <w:r>
           <w:rPr>
             <w:rStyle w:val="Hyperlink"/>
             <w:rFonts w:ascii="Calibri" w:hAnsi="Calibri" w:cs="Calibri"/>
           </w:rPr>
-          <w:t>https://www.vector.com/us/en/products/products-a-z/software/vectorcast/vectorcast-c/#:~:text=VectorCAST%2FC%2B%2B%20is%20a%20highly,%2C%20railway%2C%20and%20financial%20industries</w:t>
+          <w:t>https://www.vector.com/us/en/products/products-a-z/software/vectorcast/vectorcast-c/#:~:text=VectorCAST%2FC%2</w:t>
+        </w:r>
+        <w:r>
+          <w:rPr>
+            <w:rStyle w:val="Hyperlink"/>
+            <w:rFonts w:ascii="Calibri" w:hAnsi="Calibri" w:cs="Calibri"/>
+          </w:rPr>
+          <w:t>B</w:t>
+        </w:r>
+        <w:r>
+          <w:rPr>
+            <w:rStyle w:val="Hyperlink"/>
+            <w:rFonts w:ascii="Calibri" w:hAnsi="Calibri" w:cs="Calibri"/>
+          </w:rPr>
+          <w:t>%2B%20is%20a%20highly,%2C%20railway%2C%20and%20financial%20industries</w:t>
         </w:r>
       </w:hyperlink>
       <w:r>
@@ -10699,23 +13734,85 @@
         </w:rPr>
         <w:t xml:space="preserve">. </w:t>
       </w:r>
-      <w:r>
-        <w:rPr>
-          <w:rFonts w:ascii="Calibri" w:hAnsi="Calibri" w:cs="Calibri"/>
-        </w:rPr>
-        <w:t>( Accessed: 2</w:t>
-      </w:r>
-      <w:r>
-        <w:rPr>
-          <w:rFonts w:ascii="Calibri" w:hAnsi="Calibri" w:cs="Calibri"/>
-        </w:rPr>
-        <w:t>8</w:t>
-      </w:r>
-      <w:r>
-        <w:rPr>
-          <w:rFonts w:ascii="Calibri" w:hAnsi="Calibri" w:cs="Calibri"/>
-        </w:rPr>
-        <w:t>-10-2024 )</w:t>
+      <w:proofErr w:type="gramStart"/>
+      <w:r>
+        <w:rPr>
+          <w:rFonts w:ascii="Calibri" w:hAnsi="Calibri" w:cs="Calibri"/>
+        </w:rPr>
+        <w:t>( Accessed</w:t>
+      </w:r>
+      <w:proofErr w:type="gramEnd"/>
+      <w:r>
+        <w:rPr>
+          <w:rFonts w:ascii="Calibri" w:hAnsi="Calibri" w:cs="Calibri"/>
+        </w:rPr>
+        <w:t>: 28-10-2024 )</w:t>
+      </w:r>
+    </w:p>
+    <w:p>
+      <w:pPr>
+        <w:rPr>
+          <w:rFonts w:ascii="Calibri" w:hAnsi="Calibri" w:cs="Calibri"/>
+        </w:rPr>
+      </w:pPr>
+      <w:r>
+        <w:rPr>
+          <w:rFonts w:ascii="Calibri" w:hAnsi="Calibri" w:cs="Calibri"/>
+        </w:rPr>
+        <w:t>Furnival, T. (</w:t>
+      </w:r>
+      <w:r>
+        <w:rPr>
+          <w:rFonts w:ascii="Calibri" w:hAnsi="Calibri" w:cs="Calibri"/>
+        </w:rPr>
+        <w:t>28-4-2020</w:t>
+      </w:r>
+      <w:r>
+        <w:rPr>
+          <w:rFonts w:ascii="Calibri" w:hAnsi="Calibri" w:cs="Calibri"/>
+        </w:rPr>
+        <w:t xml:space="preserve">). 5G and autonomous vehicles - accelerating data communication speed. </w:t>
+      </w:r>
+      <w:proofErr w:type="spellStart"/>
+      <w:r>
+        <w:rPr>
+          <w:rFonts w:ascii="Calibri" w:hAnsi="Calibri" w:cs="Calibri"/>
+        </w:rPr>
+        <w:t>Mewburn</w:t>
+      </w:r>
+      <w:proofErr w:type="spellEnd"/>
+      <w:r>
+        <w:rPr>
+          <w:rFonts w:ascii="Calibri" w:hAnsi="Calibri" w:cs="Calibri"/>
+        </w:rPr>
+        <w:t xml:space="preserve"> Ellis. Available </w:t>
+      </w:r>
+      <w:r>
+        <w:rPr>
+          <w:rFonts w:ascii="Calibri" w:hAnsi="Calibri" w:cs="Calibri"/>
+        </w:rPr>
+        <w:t xml:space="preserve">at: </w:t>
+      </w:r>
+      <w:hyperlink r:id="rId22" w:history="1">
+        <w:r>
+          <w:rPr>
+            <w:rStyle w:val="Hyperlink"/>
+            <w:rFonts w:ascii="Calibri" w:hAnsi="Calibri" w:cs="Calibri"/>
+          </w:rPr>
+          <w:t>https://www.mewburn.com/news-insights/5g-and-autonomous-vehicles-accelerating-data-communication-speed</w:t>
+        </w:r>
+      </w:hyperlink>
+      <w:r>
+        <w:rPr>
+          <w:rFonts w:ascii="Calibri" w:hAnsi="Calibri" w:cs="Calibri"/>
+        </w:rPr>
+        <w:t xml:space="preserve">. </w:t>
+      </w:r>
+      <w:r>
+        <w:rPr>
+          <w:rFonts w:ascii="Calibri" w:hAnsi="Calibri" w:cs="Calibri"/>
+        </w:rPr>
+        <w:t>(Accessed: 02-01-2025).</w:t>
       </w:r>
     </w:p>
     <w:p>
@@ -10728,7 +13825,9 @@
     <w:sectPr>
       <w:pgSz w:w="11906" w:h="16838"/>
       <w:pgMar w:top="1440" w:right="1440" w:bottom="1440" w:left="1440" w:header="708" w:footer="708" w:gutter="0"/>
+      <w:pgNumType w:start="0"/>
       <w:cols w:space="708"/>
+      <w:titlePg/>
       <w:docGrid w:linePitch="360"/>
     </w:sectPr>
   </w:body>
@@ -11301,7 +14400,7 @@
   <w:abstractNum w:abstractNumId="5" w15:restartNumberingAfterBreak="0">
     <w:nsid w:val="16252E37"/>
     <w:multiLevelType w:val="hybridMultilevel"/>
-    <w:tmpl w:val="DCBEDE1C"/>
+    <w:tmpl w:val="07549B46"/>
     <w:lvl w:ilvl="0" w:tplc="18090001">
       <w:start w:val="1"/>
       <w:numFmt w:val="bullet"/>
@@ -11314,7 +14413,7 @@
         <w:rFonts w:ascii="Symbol" w:hAnsi="Symbol" w:hint="default"/>
       </w:rPr>
     </w:lvl>
-    <w:lvl w:ilvl="1" w:tplc="18090003" w:tentative="1">
+    <w:lvl w:ilvl="1" w:tplc="18090003">
       <w:start w:val="1"/>
       <w:numFmt w:val="bullet"/>
       <w:lvlText w:val="o"/>
@@ -11864,6 +14963,119 @@
     </w:lvl>
   </w:abstractNum>
   <w:abstractNum w:abstractNumId="10" w15:restartNumberingAfterBreak="0">
+    <w:nsid w:val="20B20CB8"/>
+    <w:multiLevelType w:val="hybridMultilevel"/>
+    <w:tmpl w:val="375E8736"/>
+    <w:lvl w:ilvl="0" w:tplc="18090001">
+      <w:start w:val="1"/>
+      <w:numFmt w:val="bullet"/>
+      <w:lvlText w:val=""/>
+      <w:lvlJc w:val="left"/>
+      <w:pPr>
+        <w:ind w:left="720" w:hanging="360"/>
+      </w:pPr>
+      <w:rPr>
+        <w:rFonts w:ascii="Symbol" w:hAnsi="Symbol" w:hint="default"/>
+      </w:rPr>
+    </w:lvl>
+    <w:lvl w:ilvl="1" w:tplc="18090003">
+      <w:start w:val="1"/>
+      <w:numFmt w:val="bullet"/>
+      <w:lvlText w:val="o"/>
+      <w:lvlJc w:val="left"/>
+      <w:pPr>
+        <w:ind w:left="1440" w:hanging="360"/>
+      </w:pPr>
+      <w:rPr>
+        <w:rFonts w:ascii="Courier New" w:hAnsi="Courier New" w:cs="Courier New" w:hint="default"/>
+      </w:rPr>
+    </w:lvl>
+    <w:lvl w:ilvl="2" w:tplc="18090005" w:tentative="1">
+      <w:start w:val="1"/>
+      <w:numFmt w:val="bullet"/>
+      <w:lvlText w:val=""/>
+      <w:lvlJc w:val="left"/>
+      <w:pPr>
+        <w:ind w:left="2160" w:hanging="360"/>
+      </w:pPr>
+      <w:rPr>
+        <w:rFonts w:ascii="Wingdings" w:hAnsi="Wingdings" w:hint="default"/>
+      </w:rPr>
+    </w:lvl>
+    <w:lvl w:ilvl="3" w:tplc="18090001" w:tentative="1">
+      <w:start w:val="1"/>
+      <w:numFmt w:val="bullet"/>
+      <w:lvlText w:val=""/>
+      <w:lvlJc w:val="left"/>
+      <w:pPr>
+        <w:ind w:left="2880" w:hanging="360"/>
+      </w:pPr>
+      <w:rPr>
+        <w:rFonts w:ascii="Symbol" w:hAnsi="Symbol" w:hint="default"/>
+      </w:rPr>
+    </w:lvl>
+    <w:lvl w:ilvl="4" w:tplc="18090003" w:tentative="1">
+      <w:start w:val="1"/>
+      <w:numFmt w:val="bullet"/>
+      <w:lvlText w:val="o"/>
+      <w:lvlJc w:val="left"/>
+      <w:pPr>
+        <w:ind w:left="3600" w:hanging="360"/>
+      </w:pPr>
+      <w:rPr>
+        <w:rFonts w:ascii="Courier New" w:hAnsi="Courier New" w:cs="Courier New" w:hint="default"/>
+      </w:rPr>
+    </w:lvl>
+    <w:lvl w:ilvl="5" w:tplc="18090005" w:tentative="1">
+      <w:start w:val="1"/>
+      <w:numFmt w:val="bullet"/>
+      <w:lvlText w:val=""/>
+      <w:lvlJc w:val="left"/>
+      <w:pPr>
+        <w:ind w:left="4320" w:hanging="360"/>
+      </w:pPr>
+      <w:rPr>
+        <w:rFonts w:ascii="Wingdings" w:hAnsi="Wingdings" w:hint="default"/>
+      </w:rPr>
+    </w:lvl>
+    <w:lvl w:ilvl="6" w:tplc="18090001" w:tentative="1">
+      <w:start w:val="1"/>
+      <w:numFmt w:val="bullet"/>
+      <w:lvlText w:val=""/>
+      <w:lvlJc w:val="left"/>
+      <w:pPr>
+        <w:ind w:left="5040" w:hanging="360"/>
+      </w:pPr>
+      <w:rPr>
+        <w:rFonts w:ascii="Symbol" w:hAnsi="Symbol" w:hint="default"/>
+      </w:rPr>
+    </w:lvl>
+    <w:lvl w:ilvl="7" w:tplc="18090003" w:tentative="1">
+      <w:start w:val="1"/>
+      <w:numFmt w:val="bullet"/>
+      <w:lvlText w:val="o"/>
+      <w:lvlJc w:val="left"/>
+      <w:pPr>
+        <w:ind w:left="5760" w:hanging="360"/>
+      </w:pPr>
+      <w:rPr>
+        <w:rFonts w:ascii="Courier New" w:hAnsi="Courier New" w:cs="Courier New" w:hint="default"/>
+      </w:rPr>
+    </w:lvl>
+    <w:lvl w:ilvl="8" w:tplc="18090005" w:tentative="1">
+      <w:start w:val="1"/>
+      <w:numFmt w:val="bullet"/>
+      <w:lvlText w:val=""/>
+      <w:lvlJc w:val="left"/>
+      <w:pPr>
+        <w:ind w:left="6480" w:hanging="360"/>
+      </w:pPr>
+      <w:rPr>
+        <w:rFonts w:ascii="Wingdings" w:hAnsi="Wingdings" w:hint="default"/>
+      </w:rPr>
+    </w:lvl>
+  </w:abstractNum>
+  <w:abstractNum w:abstractNumId="11" w15:restartNumberingAfterBreak="0">
     <w:nsid w:val="22316427"/>
     <w:multiLevelType w:val="hybridMultilevel"/>
     <w:tmpl w:val="EFBE10F4"/>
@@ -11976,7 +15188,7 @@
       </w:rPr>
     </w:lvl>
   </w:abstractNum>
-  <w:abstractNum w:abstractNumId="11" w15:restartNumberingAfterBreak="0">
+  <w:abstractNum w:abstractNumId="12" w15:restartNumberingAfterBreak="0">
     <w:nsid w:val="226E7C9B"/>
     <w:multiLevelType w:val="multilevel"/>
     <w:tmpl w:val="1809001F"/>
@@ -12062,7 +15274,7 @@
       </w:pPr>
     </w:lvl>
   </w:abstractNum>
-  <w:abstractNum w:abstractNumId="12" w15:restartNumberingAfterBreak="0">
+  <w:abstractNum w:abstractNumId="13" w15:restartNumberingAfterBreak="0">
     <w:nsid w:val="233F611B"/>
     <w:multiLevelType w:val="hybridMultilevel"/>
     <w:tmpl w:val="C4C669A0"/>
@@ -12175,7 +15387,7 @@
       </w:rPr>
     </w:lvl>
   </w:abstractNum>
-  <w:abstractNum w:abstractNumId="13" w15:restartNumberingAfterBreak="0">
+  <w:abstractNum w:abstractNumId="14" w15:restartNumberingAfterBreak="0">
     <w:nsid w:val="27702F68"/>
     <w:multiLevelType w:val="hybridMultilevel"/>
     <w:tmpl w:val="07C0AF4A"/>
@@ -12264,7 +15476,7 @@
       </w:pPr>
     </w:lvl>
   </w:abstractNum>
-  <w:abstractNum w:abstractNumId="14" w15:restartNumberingAfterBreak="0">
+  <w:abstractNum w:abstractNumId="15" w15:restartNumberingAfterBreak="0">
     <w:nsid w:val="28237F16"/>
     <w:multiLevelType w:val="multilevel"/>
     <w:tmpl w:val="AA422BC4"/>
@@ -12377,7 +15589,346 @@
       </w:pPr>
     </w:lvl>
   </w:abstractNum>
-  <w:abstractNum w:abstractNumId="15" w15:restartNumberingAfterBreak="0">
+  <w:abstractNum w:abstractNumId="16" w15:restartNumberingAfterBreak="0">
+    <w:nsid w:val="29A26C31"/>
+    <w:multiLevelType w:val="hybridMultilevel"/>
+    <w:tmpl w:val="9FA60B82"/>
+    <w:lvl w:ilvl="0" w:tplc="18090001">
+      <w:start w:val="1"/>
+      <w:numFmt w:val="bullet"/>
+      <w:lvlText w:val=""/>
+      <w:lvlJc w:val="left"/>
+      <w:pPr>
+        <w:ind w:left="720" w:hanging="360"/>
+      </w:pPr>
+      <w:rPr>
+        <w:rFonts w:ascii="Symbol" w:hAnsi="Symbol" w:hint="default"/>
+      </w:rPr>
+    </w:lvl>
+    <w:lvl w:ilvl="1" w:tplc="18090003" w:tentative="1">
+      <w:start w:val="1"/>
+      <w:numFmt w:val="bullet"/>
+      <w:lvlText w:val="o"/>
+      <w:lvlJc w:val="left"/>
+      <w:pPr>
+        <w:ind w:left="1440" w:hanging="360"/>
+      </w:pPr>
+      <w:rPr>
+        <w:rFonts w:ascii="Courier New" w:hAnsi="Courier New" w:cs="Courier New" w:hint="default"/>
+      </w:rPr>
+    </w:lvl>
+    <w:lvl w:ilvl="2" w:tplc="18090005" w:tentative="1">
+      <w:start w:val="1"/>
+      <w:numFmt w:val="bullet"/>
+      <w:lvlText w:val=""/>
+      <w:lvlJc w:val="left"/>
+      <w:pPr>
+        <w:ind w:left="2160" w:hanging="360"/>
+      </w:pPr>
+      <w:rPr>
+        <w:rFonts w:ascii="Wingdings" w:hAnsi="Wingdings" w:hint="default"/>
+      </w:rPr>
+    </w:lvl>
+    <w:lvl w:ilvl="3" w:tplc="18090001" w:tentative="1">
+      <w:start w:val="1"/>
+      <w:numFmt w:val="bullet"/>
+      <w:lvlText w:val=""/>
+      <w:lvlJc w:val="left"/>
+      <w:pPr>
+        <w:ind w:left="2880" w:hanging="360"/>
+      </w:pPr>
+      <w:rPr>
+        <w:rFonts w:ascii="Symbol" w:hAnsi="Symbol" w:hint="default"/>
+      </w:rPr>
+    </w:lvl>
+    <w:lvl w:ilvl="4" w:tplc="18090003" w:tentative="1">
+      <w:start w:val="1"/>
+      <w:numFmt w:val="bullet"/>
+      <w:lvlText w:val="o"/>
+      <w:lvlJc w:val="left"/>
+      <w:pPr>
+        <w:ind w:left="3600" w:hanging="360"/>
+      </w:pPr>
+      <w:rPr>
+        <w:rFonts w:ascii="Courier New" w:hAnsi="Courier New" w:cs="Courier New" w:hint="default"/>
+      </w:rPr>
+    </w:lvl>
+    <w:lvl w:ilvl="5" w:tplc="18090005" w:tentative="1">
+      <w:start w:val="1"/>
+      <w:numFmt w:val="bullet"/>
+      <w:lvlText w:val=""/>
+      <w:lvlJc w:val="left"/>
+      <w:pPr>
+        <w:ind w:left="4320" w:hanging="360"/>
+      </w:pPr>
+      <w:rPr>
+        <w:rFonts w:ascii="Wingdings" w:hAnsi="Wingdings" w:hint="default"/>
+      </w:rPr>
+    </w:lvl>
+    <w:lvl w:ilvl="6" w:tplc="18090001" w:tentative="1">
+      <w:start w:val="1"/>
+      <w:numFmt w:val="bullet"/>
+      <w:lvlText w:val=""/>
+      <w:lvlJc w:val="left"/>
+      <w:pPr>
+        <w:ind w:left="5040" w:hanging="360"/>
+      </w:pPr>
+      <w:rPr>
+        <w:rFonts w:ascii="Symbol" w:hAnsi="Symbol" w:hint="default"/>
+      </w:rPr>
+    </w:lvl>
+    <w:lvl w:ilvl="7" w:tplc="18090003" w:tentative="1">
+      <w:start w:val="1"/>
+      <w:numFmt w:val="bullet"/>
+      <w:lvlText w:val="o"/>
+      <w:lvlJc w:val="left"/>
+      <w:pPr>
+        <w:ind w:left="5760" w:hanging="360"/>
+      </w:pPr>
+      <w:rPr>
+        <w:rFonts w:ascii="Courier New" w:hAnsi="Courier New" w:cs="Courier New" w:hint="default"/>
+      </w:rPr>
+    </w:lvl>
+    <w:lvl w:ilvl="8" w:tplc="18090005" w:tentative="1">
+      <w:start w:val="1"/>
+      <w:numFmt w:val="bullet"/>
+      <w:lvlText w:val=""/>
+      <w:lvlJc w:val="left"/>
+      <w:pPr>
+        <w:ind w:left="6480" w:hanging="360"/>
+      </w:pPr>
+      <w:rPr>
+        <w:rFonts w:ascii="Wingdings" w:hAnsi="Wingdings" w:hint="default"/>
+      </w:rPr>
+    </w:lvl>
+  </w:abstractNum>
+  <w:abstractNum w:abstractNumId="17" w15:restartNumberingAfterBreak="0">
+    <w:nsid w:val="2A996A04"/>
+    <w:multiLevelType w:val="hybridMultilevel"/>
+    <w:tmpl w:val="CEFC56DA"/>
+    <w:lvl w:ilvl="0" w:tplc="18090001">
+      <w:start w:val="1"/>
+      <w:numFmt w:val="bullet"/>
+      <w:lvlText w:val=""/>
+      <w:lvlJc w:val="left"/>
+      <w:pPr>
+        <w:ind w:left="720" w:hanging="360"/>
+      </w:pPr>
+      <w:rPr>
+        <w:rFonts w:ascii="Symbol" w:hAnsi="Symbol" w:hint="default"/>
+      </w:rPr>
+    </w:lvl>
+    <w:lvl w:ilvl="1" w:tplc="18090003">
+      <w:start w:val="1"/>
+      <w:numFmt w:val="bullet"/>
+      <w:lvlText w:val="o"/>
+      <w:lvlJc w:val="left"/>
+      <w:pPr>
+        <w:ind w:left="1440" w:hanging="360"/>
+      </w:pPr>
+      <w:rPr>
+        <w:rFonts w:ascii="Courier New" w:hAnsi="Courier New" w:cs="Courier New" w:hint="default"/>
+      </w:rPr>
+    </w:lvl>
+    <w:lvl w:ilvl="2" w:tplc="18090005" w:tentative="1">
+      <w:start w:val="1"/>
+      <w:numFmt w:val="bullet"/>
+      <w:lvlText w:val=""/>
+      <w:lvlJc w:val="left"/>
+      <w:pPr>
+        <w:ind w:left="2160" w:hanging="360"/>
+      </w:pPr>
+      <w:rPr>
+        <w:rFonts w:ascii="Wingdings" w:hAnsi="Wingdings" w:hint="default"/>
+      </w:rPr>
+    </w:lvl>
+    <w:lvl w:ilvl="3" w:tplc="18090001" w:tentative="1">
+      <w:start w:val="1"/>
+      <w:numFmt w:val="bullet"/>
+      <w:lvlText w:val=""/>
+      <w:lvlJc w:val="left"/>
+      <w:pPr>
+        <w:ind w:left="2880" w:hanging="360"/>
+      </w:pPr>
+      <w:rPr>
+        <w:rFonts w:ascii="Symbol" w:hAnsi="Symbol" w:hint="default"/>
+      </w:rPr>
+    </w:lvl>
+    <w:lvl w:ilvl="4" w:tplc="18090003" w:tentative="1">
+      <w:start w:val="1"/>
+      <w:numFmt w:val="bullet"/>
+      <w:lvlText w:val="o"/>
+      <w:lvlJc w:val="left"/>
+      <w:pPr>
+        <w:ind w:left="3600" w:hanging="360"/>
+      </w:pPr>
+      <w:rPr>
+        <w:rFonts w:ascii="Courier New" w:hAnsi="Courier New" w:cs="Courier New" w:hint="default"/>
+      </w:rPr>
+    </w:lvl>
+    <w:lvl w:ilvl="5" w:tplc="18090005" w:tentative="1">
+      <w:start w:val="1"/>
+      <w:numFmt w:val="bullet"/>
+      <w:lvlText w:val=""/>
+      <w:lvlJc w:val="left"/>
+      <w:pPr>
+        <w:ind w:left="4320" w:hanging="360"/>
+      </w:pPr>
+      <w:rPr>
+        <w:rFonts w:ascii="Wingdings" w:hAnsi="Wingdings" w:hint="default"/>
+      </w:rPr>
+    </w:lvl>
+    <w:lvl w:ilvl="6" w:tplc="18090001" w:tentative="1">
+      <w:start w:val="1"/>
+      <w:numFmt w:val="bullet"/>
+      <w:lvlText w:val=""/>
+      <w:lvlJc w:val="left"/>
+      <w:pPr>
+        <w:ind w:left="5040" w:hanging="360"/>
+      </w:pPr>
+      <w:rPr>
+        <w:rFonts w:ascii="Symbol" w:hAnsi="Symbol" w:hint="default"/>
+      </w:rPr>
+    </w:lvl>
+    <w:lvl w:ilvl="7" w:tplc="18090003" w:tentative="1">
+      <w:start w:val="1"/>
+      <w:numFmt w:val="bullet"/>
+      <w:lvlText w:val="o"/>
+      <w:lvlJc w:val="left"/>
+      <w:pPr>
+        <w:ind w:left="5760" w:hanging="360"/>
+      </w:pPr>
+      <w:rPr>
+        <w:rFonts w:ascii="Courier New" w:hAnsi="Courier New" w:cs="Courier New" w:hint="default"/>
+      </w:rPr>
+    </w:lvl>
+    <w:lvl w:ilvl="8" w:tplc="18090005" w:tentative="1">
+      <w:start w:val="1"/>
+      <w:numFmt w:val="bullet"/>
+      <w:lvlText w:val=""/>
+      <w:lvlJc w:val="left"/>
+      <w:pPr>
+        <w:ind w:left="6480" w:hanging="360"/>
+      </w:pPr>
+      <w:rPr>
+        <w:rFonts w:ascii="Wingdings" w:hAnsi="Wingdings" w:hint="default"/>
+      </w:rPr>
+    </w:lvl>
+  </w:abstractNum>
+  <w:abstractNum w:abstractNumId="18" w15:restartNumberingAfterBreak="0">
+    <w:nsid w:val="2D112D75"/>
+    <w:multiLevelType w:val="hybridMultilevel"/>
+    <w:tmpl w:val="36DE42DA"/>
+    <w:lvl w:ilvl="0" w:tplc="18090001">
+      <w:start w:val="1"/>
+      <w:numFmt w:val="bullet"/>
+      <w:lvlText w:val=""/>
+      <w:lvlJc w:val="left"/>
+      <w:pPr>
+        <w:ind w:left="720" w:hanging="360"/>
+      </w:pPr>
+      <w:rPr>
+        <w:rFonts w:ascii="Symbol" w:hAnsi="Symbol" w:hint="default"/>
+      </w:rPr>
+    </w:lvl>
+    <w:lvl w:ilvl="1" w:tplc="18090003">
+      <w:start w:val="1"/>
+      <w:numFmt w:val="bullet"/>
+      <w:lvlText w:val="o"/>
+      <w:lvlJc w:val="left"/>
+      <w:pPr>
+        <w:ind w:left="1440" w:hanging="360"/>
+      </w:pPr>
+      <w:rPr>
+        <w:rFonts w:ascii="Courier New" w:hAnsi="Courier New" w:cs="Courier New" w:hint="default"/>
+      </w:rPr>
+    </w:lvl>
+    <w:lvl w:ilvl="2" w:tplc="18090005" w:tentative="1">
+      <w:start w:val="1"/>
+      <w:numFmt w:val="bullet"/>
+      <w:lvlText w:val=""/>
+      <w:lvlJc w:val="left"/>
+      <w:pPr>
+        <w:ind w:left="2160" w:hanging="360"/>
+      </w:pPr>
+      <w:rPr>
+        <w:rFonts w:ascii="Wingdings" w:hAnsi="Wingdings" w:hint="default"/>
+      </w:rPr>
+    </w:lvl>
+    <w:lvl w:ilvl="3" w:tplc="18090001" w:tentative="1">
+      <w:start w:val="1"/>
+      <w:numFmt w:val="bullet"/>
+      <w:lvlText w:val=""/>
+      <w:lvlJc w:val="left"/>
+      <w:pPr>
+        <w:ind w:left="2880" w:hanging="360"/>
+      </w:pPr>
+      <w:rPr>
+        <w:rFonts w:ascii="Symbol" w:hAnsi="Symbol" w:hint="default"/>
+      </w:rPr>
+    </w:lvl>
+    <w:lvl w:ilvl="4" w:tplc="18090003" w:tentative="1">
+      <w:start w:val="1"/>
+      <w:numFmt w:val="bullet"/>
+      <w:lvlText w:val="o"/>
+      <w:lvlJc w:val="left"/>
+      <w:pPr>
+        <w:ind w:left="3600" w:hanging="360"/>
+      </w:pPr>
+      <w:rPr>
+        <w:rFonts w:ascii="Courier New" w:hAnsi="Courier New" w:cs="Courier New" w:hint="default"/>
+      </w:rPr>
+    </w:lvl>
+    <w:lvl w:ilvl="5" w:tplc="18090005" w:tentative="1">
+      <w:start w:val="1"/>
+      <w:numFmt w:val="bullet"/>
+      <w:lvlText w:val=""/>
+      <w:lvlJc w:val="left"/>
+      <w:pPr>
+        <w:ind w:left="4320" w:hanging="360"/>
+      </w:pPr>
+      <w:rPr>
+        <w:rFonts w:ascii="Wingdings" w:hAnsi="Wingdings" w:hint="default"/>
+      </w:rPr>
+    </w:lvl>
+    <w:lvl w:ilvl="6" w:tplc="18090001" w:tentative="1">
+      <w:start w:val="1"/>
+      <w:numFmt w:val="bullet"/>
+      <w:lvlText w:val=""/>
+      <w:lvlJc w:val="left"/>
+      <w:pPr>
+        <w:ind w:left="5040" w:hanging="360"/>
+      </w:pPr>
+      <w:rPr>
+        <w:rFonts w:ascii="Symbol" w:hAnsi="Symbol" w:hint="default"/>
+      </w:rPr>
+    </w:lvl>
+    <w:lvl w:ilvl="7" w:tplc="18090003" w:tentative="1">
+      <w:start w:val="1"/>
+      <w:numFmt w:val="bullet"/>
+      <w:lvlText w:val="o"/>
+      <w:lvlJc w:val="left"/>
+      <w:pPr>
+        <w:ind w:left="5760" w:hanging="360"/>
+      </w:pPr>
+      <w:rPr>
+        <w:rFonts w:ascii="Courier New" w:hAnsi="Courier New" w:cs="Courier New" w:hint="default"/>
+      </w:rPr>
+    </w:lvl>
+    <w:lvl w:ilvl="8" w:tplc="18090005" w:tentative="1">
+      <w:start w:val="1"/>
+      <w:numFmt w:val="bullet"/>
+      <w:lvlText w:val=""/>
+      <w:lvlJc w:val="left"/>
+      <w:pPr>
+        <w:ind w:left="6480" w:hanging="360"/>
+      </w:pPr>
+      <w:rPr>
+        <w:rFonts w:ascii="Wingdings" w:hAnsi="Wingdings" w:hint="default"/>
+      </w:rPr>
+    </w:lvl>
+  </w:abstractNum>
+  <w:abstractNum w:abstractNumId="19" w15:restartNumberingAfterBreak="0">
     <w:nsid w:val="31652025"/>
     <w:multiLevelType w:val="hybridMultilevel"/>
     <w:tmpl w:val="10026A94"/>
@@ -12475,7 +16026,7 @@
       </w:pPr>
     </w:lvl>
   </w:abstractNum>
-  <w:abstractNum w:abstractNumId="16" w15:restartNumberingAfterBreak="0">
+  <w:abstractNum w:abstractNumId="20" w15:restartNumberingAfterBreak="0">
     <w:nsid w:val="32FC35A4"/>
     <w:multiLevelType w:val="hybridMultilevel"/>
     <w:tmpl w:val="E32EF9B2"/>
@@ -12569,7 +16120,7 @@
       </w:pPr>
     </w:lvl>
   </w:abstractNum>
-  <w:abstractNum w:abstractNumId="17" w15:restartNumberingAfterBreak="0">
+  <w:abstractNum w:abstractNumId="21" w15:restartNumberingAfterBreak="0">
     <w:nsid w:val="3A644AB7"/>
     <w:multiLevelType w:val="hybridMultilevel"/>
     <w:tmpl w:val="3340786E"/>
@@ -12655,7 +16206,7 @@
       </w:pPr>
     </w:lvl>
   </w:abstractNum>
-  <w:abstractNum w:abstractNumId="18" w15:restartNumberingAfterBreak="0">
+  <w:abstractNum w:abstractNumId="22" w15:restartNumberingAfterBreak="0">
     <w:nsid w:val="3D867ABF"/>
     <w:multiLevelType w:val="hybridMultilevel"/>
     <w:tmpl w:val="6DD27FC0"/>
@@ -12768,7 +16319,7 @@
       </w:rPr>
     </w:lvl>
   </w:abstractNum>
-  <w:abstractNum w:abstractNumId="19" w15:restartNumberingAfterBreak="0">
+  <w:abstractNum w:abstractNumId="23" w15:restartNumberingAfterBreak="0">
     <w:nsid w:val="3F0723ED"/>
     <w:multiLevelType w:val="hybridMultilevel"/>
     <w:tmpl w:val="E80EF264"/>
@@ -12881,7 +16432,7 @@
       </w:rPr>
     </w:lvl>
   </w:abstractNum>
-  <w:abstractNum w:abstractNumId="20" w15:restartNumberingAfterBreak="0">
+  <w:abstractNum w:abstractNumId="24" w15:restartNumberingAfterBreak="0">
     <w:nsid w:val="412A1EB7"/>
     <w:multiLevelType w:val="hybridMultilevel"/>
     <w:tmpl w:val="C45A3702"/>
@@ -12994,7 +16545,7 @@
       </w:rPr>
     </w:lvl>
   </w:abstractNum>
-  <w:abstractNum w:abstractNumId="21" w15:restartNumberingAfterBreak="0">
+  <w:abstractNum w:abstractNumId="25" w15:restartNumberingAfterBreak="0">
     <w:nsid w:val="43C06246"/>
     <w:multiLevelType w:val="multilevel"/>
     <w:tmpl w:val="1809001F"/>
@@ -13080,7 +16631,7 @@
       </w:pPr>
     </w:lvl>
   </w:abstractNum>
-  <w:abstractNum w:abstractNumId="22" w15:restartNumberingAfterBreak="0">
+  <w:abstractNum w:abstractNumId="26" w15:restartNumberingAfterBreak="0">
     <w:nsid w:val="453A0003"/>
     <w:multiLevelType w:val="hybridMultilevel"/>
     <w:tmpl w:val="0E46F060"/>
@@ -13166,7 +16717,7 @@
       </w:pPr>
     </w:lvl>
   </w:abstractNum>
-  <w:abstractNum w:abstractNumId="23" w15:restartNumberingAfterBreak="0">
+  <w:abstractNum w:abstractNumId="27" w15:restartNumberingAfterBreak="0">
     <w:nsid w:val="45FF7AD5"/>
     <w:multiLevelType w:val="hybridMultilevel"/>
     <w:tmpl w:val="25963D36"/>
@@ -13255,7 +16806,7 @@
       </w:pPr>
     </w:lvl>
   </w:abstractNum>
-  <w:abstractNum w:abstractNumId="24" w15:restartNumberingAfterBreak="0">
+  <w:abstractNum w:abstractNumId="28" w15:restartNumberingAfterBreak="0">
     <w:nsid w:val="46BE2206"/>
     <w:multiLevelType w:val="hybridMultilevel"/>
     <w:tmpl w:val="0A860DDA"/>
@@ -13368,7 +16919,120 @@
       </w:rPr>
     </w:lvl>
   </w:abstractNum>
-  <w:abstractNum w:abstractNumId="25" w15:restartNumberingAfterBreak="0">
+  <w:abstractNum w:abstractNumId="29" w15:restartNumberingAfterBreak="0">
+    <w:nsid w:val="4715393B"/>
+    <w:multiLevelType w:val="hybridMultilevel"/>
+    <w:tmpl w:val="7B62D0B6"/>
+    <w:lvl w:ilvl="0" w:tplc="18090001">
+      <w:start w:val="1"/>
+      <w:numFmt w:val="bullet"/>
+      <w:lvlText w:val=""/>
+      <w:lvlJc w:val="left"/>
+      <w:pPr>
+        <w:ind w:left="720" w:hanging="360"/>
+      </w:pPr>
+      <w:rPr>
+        <w:rFonts w:ascii="Symbol" w:hAnsi="Symbol" w:hint="default"/>
+      </w:rPr>
+    </w:lvl>
+    <w:lvl w:ilvl="1" w:tplc="18090003" w:tentative="1">
+      <w:start w:val="1"/>
+      <w:numFmt w:val="bullet"/>
+      <w:lvlText w:val="o"/>
+      <w:lvlJc w:val="left"/>
+      <w:pPr>
+        <w:ind w:left="1440" w:hanging="360"/>
+      </w:pPr>
+      <w:rPr>
+        <w:rFonts w:ascii="Courier New" w:hAnsi="Courier New" w:cs="Courier New" w:hint="default"/>
+      </w:rPr>
+    </w:lvl>
+    <w:lvl w:ilvl="2" w:tplc="18090005" w:tentative="1">
+      <w:start w:val="1"/>
+      <w:numFmt w:val="bullet"/>
+      <w:lvlText w:val=""/>
+      <w:lvlJc w:val="left"/>
+      <w:pPr>
+        <w:ind w:left="2160" w:hanging="360"/>
+      </w:pPr>
+      <w:rPr>
+        <w:rFonts w:ascii="Wingdings" w:hAnsi="Wingdings" w:hint="default"/>
+      </w:rPr>
+    </w:lvl>
+    <w:lvl w:ilvl="3" w:tplc="18090001" w:tentative="1">
+      <w:start w:val="1"/>
+      <w:numFmt w:val="bullet"/>
+      <w:lvlText w:val=""/>
+      <w:lvlJc w:val="left"/>
+      <w:pPr>
+        <w:ind w:left="2880" w:hanging="360"/>
+      </w:pPr>
+      <w:rPr>
+        <w:rFonts w:ascii="Symbol" w:hAnsi="Symbol" w:hint="default"/>
+      </w:rPr>
+    </w:lvl>
+    <w:lvl w:ilvl="4" w:tplc="18090003" w:tentative="1">
+      <w:start w:val="1"/>
+      <w:numFmt w:val="bullet"/>
+      <w:lvlText w:val="o"/>
+      <w:lvlJc w:val="left"/>
+      <w:pPr>
+        <w:ind w:left="3600" w:hanging="360"/>
+      </w:pPr>
+      <w:rPr>
+        <w:rFonts w:ascii="Courier New" w:hAnsi="Courier New" w:cs="Courier New" w:hint="default"/>
+      </w:rPr>
+    </w:lvl>
+    <w:lvl w:ilvl="5" w:tplc="18090005" w:tentative="1">
+      <w:start w:val="1"/>
+      <w:numFmt w:val="bullet"/>
+      <w:lvlText w:val=""/>
+      <w:lvlJc w:val="left"/>
+      <w:pPr>
+        <w:ind w:left="4320" w:hanging="360"/>
+      </w:pPr>
+      <w:rPr>
+        <w:rFonts w:ascii="Wingdings" w:hAnsi="Wingdings" w:hint="default"/>
+      </w:rPr>
+    </w:lvl>
+    <w:lvl w:ilvl="6" w:tplc="18090001" w:tentative="1">
+      <w:start w:val="1"/>
+      <w:numFmt w:val="bullet"/>
+      <w:lvlText w:val=""/>
+      <w:lvlJc w:val="left"/>
+      <w:pPr>
+        <w:ind w:left="5040" w:hanging="360"/>
+      </w:pPr>
+      <w:rPr>
+        <w:rFonts w:ascii="Symbol" w:hAnsi="Symbol" w:hint="default"/>
+      </w:rPr>
+    </w:lvl>
+    <w:lvl w:ilvl="7" w:tplc="18090003" w:tentative="1">
+      <w:start w:val="1"/>
+      <w:numFmt w:val="bullet"/>
+      <w:lvlText w:val="o"/>
+      <w:lvlJc w:val="left"/>
+      <w:pPr>
+        <w:ind w:left="5760" w:hanging="360"/>
+      </w:pPr>
+      <w:rPr>
+        <w:rFonts w:ascii="Courier New" w:hAnsi="Courier New" w:cs="Courier New" w:hint="default"/>
+      </w:rPr>
+    </w:lvl>
+    <w:lvl w:ilvl="8" w:tplc="18090005" w:tentative="1">
+      <w:start w:val="1"/>
+      <w:numFmt w:val="bullet"/>
+      <w:lvlText w:val=""/>
+      <w:lvlJc w:val="left"/>
+      <w:pPr>
+        <w:ind w:left="6480" w:hanging="360"/>
+      </w:pPr>
+      <w:rPr>
+        <w:rFonts w:ascii="Wingdings" w:hAnsi="Wingdings" w:hint="default"/>
+      </w:rPr>
+    </w:lvl>
+  </w:abstractNum>
+  <w:abstractNum w:abstractNumId="30" w15:restartNumberingAfterBreak="0">
     <w:nsid w:val="516B303D"/>
     <w:multiLevelType w:val="hybridMultilevel"/>
     <w:tmpl w:val="B9AA6328"/>
@@ -13481,7 +17145,7 @@
       </w:rPr>
     </w:lvl>
   </w:abstractNum>
-  <w:abstractNum w:abstractNumId="26" w15:restartNumberingAfterBreak="0">
+  <w:abstractNum w:abstractNumId="31" w15:restartNumberingAfterBreak="0">
     <w:nsid w:val="5772704F"/>
     <w:multiLevelType w:val="hybridMultilevel"/>
     <w:tmpl w:val="9116747E"/>
@@ -13594,7 +17258,7 @@
       </w:rPr>
     </w:lvl>
   </w:abstractNum>
-  <w:abstractNum w:abstractNumId="27" w15:restartNumberingAfterBreak="0">
+  <w:abstractNum w:abstractNumId="32" w15:restartNumberingAfterBreak="0">
     <w:nsid w:val="59E032F2"/>
     <w:multiLevelType w:val="hybridMultilevel"/>
     <w:tmpl w:val="4E965488"/>
@@ -13689,7 +17353,7 @@
       </w:pPr>
     </w:lvl>
   </w:abstractNum>
-  <w:abstractNum w:abstractNumId="28" w15:restartNumberingAfterBreak="0">
+  <w:abstractNum w:abstractNumId="33" w15:restartNumberingAfterBreak="0">
     <w:nsid w:val="5B9C49E6"/>
     <w:multiLevelType w:val="hybridMultilevel"/>
     <w:tmpl w:val="2B56FBAA"/>
@@ -13775,7 +17439,7 @@
       </w:pPr>
     </w:lvl>
   </w:abstractNum>
-  <w:abstractNum w:abstractNumId="29" w15:restartNumberingAfterBreak="0">
+  <w:abstractNum w:abstractNumId="34" w15:restartNumberingAfterBreak="0">
     <w:nsid w:val="5F6F6E9D"/>
     <w:multiLevelType w:val="hybridMultilevel"/>
     <w:tmpl w:val="95A09682"/>
@@ -13888,7 +17552,7 @@
       </w:rPr>
     </w:lvl>
   </w:abstractNum>
-  <w:abstractNum w:abstractNumId="30" w15:restartNumberingAfterBreak="0">
+  <w:abstractNum w:abstractNumId="35" w15:restartNumberingAfterBreak="0">
     <w:nsid w:val="622A315D"/>
     <w:multiLevelType w:val="multilevel"/>
     <w:tmpl w:val="1809001F"/>
@@ -13974,7 +17638,7 @@
       </w:pPr>
     </w:lvl>
   </w:abstractNum>
-  <w:abstractNum w:abstractNumId="31" w15:restartNumberingAfterBreak="0">
+  <w:abstractNum w:abstractNumId="36" w15:restartNumberingAfterBreak="0">
     <w:nsid w:val="62B86F60"/>
     <w:multiLevelType w:val="hybridMultilevel"/>
     <w:tmpl w:val="8A5ECB82"/>
@@ -14087,7 +17751,7 @@
       </w:rPr>
     </w:lvl>
   </w:abstractNum>
-  <w:abstractNum w:abstractNumId="32" w15:restartNumberingAfterBreak="0">
+  <w:abstractNum w:abstractNumId="37" w15:restartNumberingAfterBreak="0">
     <w:nsid w:val="6404397B"/>
     <w:multiLevelType w:val="multilevel"/>
     <w:tmpl w:val="E3B2B2AA"/>
@@ -14200,7 +17864,7 @@
       </w:pPr>
     </w:lvl>
   </w:abstractNum>
-  <w:abstractNum w:abstractNumId="33" w15:restartNumberingAfterBreak="0">
+  <w:abstractNum w:abstractNumId="38" w15:restartNumberingAfterBreak="0">
     <w:nsid w:val="6D7570B0"/>
     <w:multiLevelType w:val="hybridMultilevel"/>
     <w:tmpl w:val="B16056A4"/>
@@ -14313,7 +17977,7 @@
       </w:rPr>
     </w:lvl>
   </w:abstractNum>
-  <w:abstractNum w:abstractNumId="34" w15:restartNumberingAfterBreak="0">
+  <w:abstractNum w:abstractNumId="39" w15:restartNumberingAfterBreak="0">
     <w:nsid w:val="78994EE5"/>
     <w:multiLevelType w:val="hybridMultilevel"/>
     <w:tmpl w:val="E9086EEE"/>
@@ -14426,7 +18090,7 @@
       </w:rPr>
     </w:lvl>
   </w:abstractNum>
-  <w:abstractNum w:abstractNumId="35" w15:restartNumberingAfterBreak="0">
+  <w:abstractNum w:abstractNumId="40" w15:restartNumberingAfterBreak="0">
     <w:nsid w:val="7B8275A8"/>
     <w:multiLevelType w:val="hybridMultilevel"/>
     <w:tmpl w:val="1E8C3D90"/>
@@ -14512,7 +18176,7 @@
       </w:pPr>
     </w:lvl>
   </w:abstractNum>
-  <w:abstractNum w:abstractNumId="36" w15:restartNumberingAfterBreak="0">
+  <w:abstractNum w:abstractNumId="41" w15:restartNumberingAfterBreak="0">
     <w:nsid w:val="7C540139"/>
     <w:multiLevelType w:val="hybridMultilevel"/>
     <w:tmpl w:val="569E5BB8"/>
@@ -14628,13 +18292,13 @@
     </w:lvl>
   </w:abstractNum>
   <w:num w:numId="1" w16cid:durableId="1074929906">
-    <w:abstractNumId w:val="14"/>
+    <w:abstractNumId w:val="15"/>
   </w:num>
   <w:num w:numId="2" w16cid:durableId="1696075617">
-    <w:abstractNumId w:val="32"/>
+    <w:abstractNumId w:val="37"/>
   </w:num>
   <w:num w:numId="3" w16cid:durableId="29426906">
-    <w:abstractNumId w:val="25"/>
+    <w:abstractNumId w:val="30"/>
   </w:num>
   <w:num w:numId="4" w16cid:durableId="822312828">
     <w:abstractNumId w:val="6"/>
@@ -14643,99 +18307,114 @@
     <w:abstractNumId w:val="7"/>
   </w:num>
   <w:num w:numId="6" w16cid:durableId="701442240">
-    <w:abstractNumId w:val="36"/>
+    <w:abstractNumId w:val="41"/>
   </w:num>
   <w:num w:numId="7" w16cid:durableId="879588783">
     <w:abstractNumId w:val="8"/>
   </w:num>
   <w:num w:numId="8" w16cid:durableId="2031105459">
-    <w:abstractNumId w:val="24"/>
+    <w:abstractNumId w:val="28"/>
   </w:num>
   <w:num w:numId="9" w16cid:durableId="1364750701">
-    <w:abstractNumId w:val="18"/>
+    <w:abstractNumId w:val="22"/>
   </w:num>
   <w:num w:numId="10" w16cid:durableId="341736331">
-    <w:abstractNumId w:val="31"/>
+    <w:abstractNumId w:val="36"/>
   </w:num>
   <w:num w:numId="11" w16cid:durableId="1047070487">
-    <w:abstractNumId w:val="13"/>
+    <w:abstractNumId w:val="14"/>
   </w:num>
   <w:num w:numId="12" w16cid:durableId="556624753">
-    <w:abstractNumId w:val="10"/>
+    <w:abstractNumId w:val="11"/>
   </w:num>
   <w:num w:numId="13" w16cid:durableId="891692621">
     <w:abstractNumId w:val="4"/>
   </w:num>
   <w:num w:numId="14" w16cid:durableId="1626276746">
-    <w:abstractNumId w:val="34"/>
+    <w:abstractNumId w:val="39"/>
   </w:num>
   <w:num w:numId="15" w16cid:durableId="1507867662">
-    <w:abstractNumId w:val="15"/>
+    <w:abstractNumId w:val="19"/>
   </w:num>
   <w:num w:numId="16" w16cid:durableId="1358509608">
-    <w:abstractNumId w:val="26"/>
+    <w:abstractNumId w:val="31"/>
   </w:num>
   <w:num w:numId="17" w16cid:durableId="98107751">
-    <w:abstractNumId w:val="33"/>
+    <w:abstractNumId w:val="38"/>
   </w:num>
   <w:num w:numId="18" w16cid:durableId="856503199">
     <w:abstractNumId w:val="9"/>
   </w:num>
   <w:num w:numId="19" w16cid:durableId="1949777964">
-    <w:abstractNumId w:val="12"/>
+    <w:abstractNumId w:val="13"/>
   </w:num>
   <w:num w:numId="20" w16cid:durableId="284242394">
-    <w:abstractNumId w:val="16"/>
+    <w:abstractNumId w:val="20"/>
   </w:num>
   <w:num w:numId="21" w16cid:durableId="606275966">
-    <w:abstractNumId w:val="27"/>
+    <w:abstractNumId w:val="32"/>
   </w:num>
   <w:num w:numId="22" w16cid:durableId="810371491">
-    <w:abstractNumId w:val="23"/>
+    <w:abstractNumId w:val="27"/>
   </w:num>
   <w:num w:numId="23" w16cid:durableId="501316629">
     <w:abstractNumId w:val="0"/>
   </w:num>
   <w:num w:numId="24" w16cid:durableId="1690989179">
-    <w:abstractNumId w:val="11"/>
+    <w:abstractNumId w:val="12"/>
   </w:num>
   <w:num w:numId="25" w16cid:durableId="1105072645">
     <w:abstractNumId w:val="1"/>
   </w:num>
   <w:num w:numId="26" w16cid:durableId="1429428358">
-    <w:abstractNumId w:val="30"/>
+    <w:abstractNumId w:val="35"/>
   </w:num>
   <w:num w:numId="27" w16cid:durableId="1326514515">
     <w:abstractNumId w:val="3"/>
   </w:num>
   <w:num w:numId="28" w16cid:durableId="593637160">
-    <w:abstractNumId w:val="29"/>
+    <w:abstractNumId w:val="34"/>
   </w:num>
   <w:num w:numId="29" w16cid:durableId="1217470656">
     <w:abstractNumId w:val="5"/>
   </w:num>
   <w:num w:numId="30" w16cid:durableId="2074112859">
-    <w:abstractNumId w:val="20"/>
+    <w:abstractNumId w:val="24"/>
   </w:num>
   <w:num w:numId="31" w16cid:durableId="1274248848">
-    <w:abstractNumId w:val="19"/>
+    <w:abstractNumId w:val="23"/>
   </w:num>
   <w:num w:numId="32" w16cid:durableId="1024094905">
-    <w:abstractNumId w:val="35"/>
+    <w:abstractNumId w:val="40"/>
   </w:num>
   <w:num w:numId="33" w16cid:durableId="1457141778">
-    <w:abstractNumId w:val="22"/>
+    <w:abstractNumId w:val="26"/>
   </w:num>
   <w:num w:numId="34" w16cid:durableId="1413552783">
     <w:abstractNumId w:val="2"/>
   </w:num>
   <w:num w:numId="35" w16cid:durableId="477964985">
+    <w:abstractNumId w:val="25"/>
+  </w:num>
+  <w:num w:numId="36" w16cid:durableId="1886863873">
+    <w:abstractNumId w:val="33"/>
+  </w:num>
+  <w:num w:numId="37" w16cid:durableId="212499038">
     <w:abstractNumId w:val="21"/>
   </w:num>
-  <w:num w:numId="36" w16cid:durableId="1886863873">
-    <w:abstractNumId w:val="28"/>
+  <w:num w:numId="38" w16cid:durableId="1363819795">
+    <w:abstractNumId w:val="29"/>
   </w:num>
-  <w:num w:numId="37" w16cid:durableId="212499038">
+  <w:num w:numId="39" w16cid:durableId="1862819640">
+    <w:abstractNumId w:val="18"/>
+  </w:num>
+  <w:num w:numId="40" w16cid:durableId="1875536309">
+    <w:abstractNumId w:val="10"/>
+  </w:num>
+  <w:num w:numId="41" w16cid:durableId="1973896887">
+    <w:abstractNumId w:val="16"/>
+  </w:num>
+  <w:num w:numId="42" w16cid:durableId="1330644492">
     <w:abstractNumId w:val="17"/>
   </w:num>
 </w:numbering>
@@ -15342,7 +19021,6 @@
   <w:style w:type="character" w:default="1" w:styleId="DefaultParagraphFont">
     <w:name w:val="Default Paragraph Font"/>
     <w:uiPriority w:val="1"/>
-    <w:semiHidden/>
     <w:unhideWhenUsed/>
   </w:style>
   <w:style w:type="table" w:default="1" w:styleId="TableNormal">
@@ -15818,6 +19496,39 @@
       <w:spacing w:after="0" w:line="240" w:lineRule="auto"/>
     </w:pPr>
   </w:style>
+  <w:style w:type="paragraph" w:styleId="NoSpacing">
+    <w:name w:val="No Spacing"/>
+    <w:link w:val="NoSpacingChar"/>
+    <w:uiPriority w:val="1"/>
+    <w:qFormat/>
+    <w:rsid w:val="002573F6"/>
+    <w:pPr>
+      <w:spacing w:after="0" w:line="240" w:lineRule="auto"/>
+    </w:pPr>
+    <w:rPr>
+      <w:rFonts w:eastAsiaTheme="minorEastAsia"/>
+      <w:kern w:val="0"/>
+      <w:sz w:val="22"/>
+      <w:szCs w:val="22"/>
+      <w:lang w:val="en-US"/>
+      <w14:ligatures w14:val="none"/>
+    </w:rPr>
+  </w:style>
+  <w:style w:type="character" w:customStyle="1" w:styleId="NoSpacingChar">
+    <w:name w:val="No Spacing Char"/>
+    <w:basedOn w:val="DefaultParagraphFont"/>
+    <w:link w:val="NoSpacing"/>
+    <w:uiPriority w:val="1"/>
+    <w:rsid w:val="002573F6"/>
+    <w:rPr>
+      <w:rFonts w:eastAsiaTheme="minorEastAsia"/>
+      <w:kern w:val="0"/>
+      <w:sz w:val="22"/>
+      <w:szCs w:val="22"/>
+      <w:lang w:val="en-US"/>
+      <w14:ligatures w14:val="none"/>
+    </w:rPr>
+  </w:style>
 </w:styles>
 </file>
 
@@ -16117,10 +19828,29 @@
 </file>
 
 <file path=customXml/item1.xml><?xml version="1.0" encoding="utf-8"?>
+<CoverPageProperties xmlns="http://schemas.microsoft.com/office/2006/coverPageProps">
+  <PublishDate/>
+  <Abstract>A system developed to help prevent Mileage Fraud in modern vehicles. </Abstract>
+  <CompanyAddress/>
+  <CompanyPhone/>
+  <CompanyFax/>
+  <CompanyEmail/>
+</CoverPageProperties>
+</file>
+
+<file path=customXml/item2.xml><?xml version="1.0" encoding="utf-8"?>
 <b:Sources xmlns:b="http://schemas.openxmlformats.org/officeDocument/2006/bibliography" xmlns="http://schemas.openxmlformats.org/officeDocument/2006/bibliography" SelectedStyle="\APASixthEditionOfficeOnline.xsl" StyleName="APA" Version="6"/>
 </file>
 
 <file path=customXml/itemProps1.xml><?xml version="1.0" encoding="utf-8"?>
+<ds:datastoreItem xmlns:ds="http://schemas.openxmlformats.org/officeDocument/2006/customXml" ds:itemID="{55AF091B-3C7A-41E3-B477-F2FDAA23CFDA}">
+  <ds:schemaRefs>
+    <ds:schemaRef ds:uri="http://schemas.microsoft.com/office/2006/coverPageProps"/>
+  </ds:schemaRefs>
+</ds:datastoreItem>
+</file>
+
+<file path=customXml/itemProps2.xml><?xml version="1.0" encoding="utf-8"?>
 <ds:datastoreItem xmlns:ds="http://schemas.openxmlformats.org/officeDocument/2006/customXml" ds:itemID="{A70F8362-BB18-484E-8C91-555FF43AAD0A}">
   <ds:schemaRefs>
     <ds:schemaRef ds:uri="http://schemas.openxmlformats.org/officeDocument/2006/bibliography"/>
